--- a/Supplementary_Table_S14.docx
+++ b/Supplementary_Table_S14.docx
@@ -306,31 +306,31 @@
                 <w:rFonts w:ascii="Calibri" w:hAnsi="Calibri"/>
                 <w:sz w:val="20"/>
               </w:rPr>
-              <w:t xml:space="default">M_hav</w:t>
-            </w:r>
-          </w:p>
-        </w:tc>
-        <w:tc>
-          <w:tcPr>
-            <w:tcBorders>
-              <w:top w:val="single" w:space="0" w:color="D3D3D3"/>
-              <w:bottom w:val="single" w:space="0" w:color="D3D3D3"/>
-              <w:start w:val="single" w:space="0" w:color="D3D3D3"/>
-              <w:end w:val="single" w:space="0" w:color="D3D3D3"/>
-            </w:tcBorders>
-          </w:tcPr>
-          <w:p>
-            <w:pPr>
-              <w:spacing w:before="0" w:after="60"/>
-              <w:keepNext/>
-              <w:jc w:val="start"/>
-            </w:pPr>
-            <w:r>
-              <w:rPr>
-                <w:rFonts w:ascii="Calibri" w:hAnsi="Calibri"/>
-                <w:sz w:val="20"/>
-              </w:rPr>
-              <w:t xml:space="default">s(Hur100_av)</w:t>
+              <w:t xml:space="default">M_the</w:t>
+            </w:r>
+          </w:p>
+        </w:tc>
+        <w:tc>
+          <w:tcPr>
+            <w:tcBorders>
+              <w:top w:val="single" w:space="0" w:color="D3D3D3"/>
+              <w:bottom w:val="single" w:space="0" w:color="D3D3D3"/>
+              <w:start w:val="single" w:space="0" w:color="D3D3D3"/>
+              <w:end w:val="single" w:space="0" w:color="D3D3D3"/>
+            </w:tcBorders>
+          </w:tcPr>
+          <w:p>
+            <w:pPr>
+              <w:spacing w:before="0" w:after="60"/>
+              <w:keepNext/>
+              <w:jc w:val="start"/>
+            </w:pPr>
+            <w:r>
+              <w:rPr>
+                <w:rFonts w:ascii="Calibri" w:hAnsi="Calibri"/>
+                <w:sz w:val="20"/>
+              </w:rPr>
+              <w:t xml:space="default">Thermal</w:t>
             </w:r>
           </w:p>
         </w:tc>
@@ -378,7 +378,7 @@
                 <w:rFonts w:ascii="Calibri" w:hAnsi="Calibri"/>
                 <w:sz w:val="20"/>
               </w:rPr>
-              <w:t xml:space="default">0.015</w:t>
+              <w:t xml:space="default">0.66</w:t>
             </w:r>
           </w:p>
         </w:tc>
@@ -426,7 +426,7 @@
                 <w:rFonts w:ascii="Calibri" w:hAnsi="Calibri"/>
                 <w:sz w:val="20"/>
               </w:rPr>
-              <w:t xml:space="default">100</w:t>
+              <w:t xml:space="default">97</w:t>
             </w:r>
           </w:p>
         </w:tc>
@@ -479,127 +479,127 @@
                 <w:rFonts w:ascii="Calibri" w:hAnsi="Calibri"/>
                 <w:sz w:val="20"/>
               </w:rPr>
-              <w:t xml:space="default">M4_av</w:t>
-            </w:r>
-          </w:p>
-        </w:tc>
-        <w:tc>
-          <w:tcPr>
-            <w:tcBorders>
-              <w:top w:val="single" w:space="0" w:color="D3D3D3"/>
-              <w:bottom w:val="single" w:space="0" w:color="D3D3D3"/>
-              <w:start w:val="single" w:space="0" w:color="D3D3D3"/>
-              <w:end w:val="single" w:space="0" w:color="D3D3D3"/>
-            </w:tcBorders>
-          </w:tcPr>
-          <w:p>
-            <w:pPr>
-              <w:spacing w:before="0" w:after="60"/>
-              <w:keepNext/>
-              <w:jc w:val="start"/>
-            </w:pPr>
-            <w:r>
-              <w:rPr>
-                <w:rFonts w:ascii="Calibri" w:hAnsi="Calibri"/>
-                <w:sz w:val="20"/>
-              </w:rPr>
-              <w:t xml:space="default">s(GMHT_CPS0_30N)</w:t>
-            </w:r>
-          </w:p>
-        </w:tc>
-        <w:tc>
-          <w:tcPr>
-            <w:tcBorders>
-              <w:top w:val="single" w:space="0" w:color="D3D3D3"/>
-              <w:bottom w:val="single" w:space="0" w:color="D3D3D3"/>
-              <w:start w:val="single" w:space="0" w:color="D3D3D3"/>
-              <w:end w:val="single" w:space="0" w:color="D3D3D3"/>
-            </w:tcBorders>
-          </w:tcPr>
-          <w:p>
-            <w:pPr>
-              <w:spacing w:before="0" w:after="60"/>
-              <w:keepNext/>
-              <w:jc w:val="start"/>
-            </w:pPr>
-            <w:r>
-              <w:rPr>
-                <w:rFonts w:ascii="Calibri" w:hAnsi="Calibri"/>
-                <w:sz w:val="20"/>
-              </w:rPr>
-              <w:t xml:space="default">0.71</w:t>
-            </w:r>
-          </w:p>
-        </w:tc>
-        <w:tc>
-          <w:tcPr>
-            <w:tcBorders>
-              <w:top w:val="single" w:space="0" w:color="D3D3D3"/>
-              <w:bottom w:val="single" w:space="0" w:color="D3D3D3"/>
-              <w:start w:val="single" w:space="0" w:color="D3D3D3"/>
-              <w:end w:val="single" w:space="0" w:color="D3D3D3"/>
-            </w:tcBorders>
-          </w:tcPr>
-          <w:p>
-            <w:pPr>
-              <w:spacing w:before="0" w:after="60"/>
-              <w:keepNext/>
-              <w:jc w:val="end"/>
-            </w:pPr>
-            <w:r>
-              <w:rPr>
-                <w:rFonts w:ascii="Calibri" w:hAnsi="Calibri"/>
-                <w:sz w:val="20"/>
-              </w:rPr>
-              <w:t xml:space="default">0.83</w:t>
-            </w:r>
-          </w:p>
-        </w:tc>
-        <w:tc>
-          <w:tcPr>
-            <w:tcBorders>
-              <w:top w:val="single" w:space="0" w:color="D3D3D3"/>
-              <w:bottom w:val="single" w:space="0" w:color="D3D3D3"/>
-              <w:start w:val="single" w:space="0" w:color="D3D3D3"/>
-              <w:end w:val="single" w:space="0" w:color="D3D3D3"/>
-            </w:tcBorders>
-          </w:tcPr>
-          <w:p>
-            <w:pPr>
-              <w:spacing w:before="0" w:after="60"/>
-              <w:keepNext/>
-              <w:jc w:val="end"/>
-            </w:pPr>
-            <w:r>
-              <w:rPr>
-                <w:rFonts w:ascii="Calibri" w:hAnsi="Calibri"/>
-                <w:sz w:val="20"/>
-              </w:rPr>
-              <w:t xml:space="default">5.5</w:t>
-            </w:r>
-          </w:p>
-        </w:tc>
-        <w:tc>
-          <w:tcPr>
-            <w:tcBorders>
-              <w:top w:val="single" w:space="0" w:color="D3D3D3"/>
-              <w:bottom w:val="single" w:space="0" w:color="D3D3D3"/>
-              <w:start w:val="single" w:space="0" w:color="D3D3D3"/>
-              <w:end w:val="single" w:space="0" w:color="D3D3D3"/>
-            </w:tcBorders>
-          </w:tcPr>
-          <w:p>
-            <w:pPr>
-              <w:spacing w:before="0" w:after="60"/>
-              <w:keepNext/>
-              <w:jc w:val="end"/>
-            </w:pPr>
-            <w:r>
-              <w:rPr>
-                <w:rFonts w:ascii="Calibri" w:hAnsi="Calibri"/>
-                <w:sz w:val="20"/>
-              </w:rPr>
-              <w:t xml:space="default">0</w:t>
+              <w:t xml:space="default">M6_av</w:t>
+            </w:r>
+          </w:p>
+        </w:tc>
+        <w:tc>
+          <w:tcPr>
+            <w:tcBorders>
+              <w:top w:val="single" w:space="0" w:color="D3D3D3"/>
+              <w:bottom w:val="single" w:space="0" w:color="D3D3D3"/>
+              <w:start w:val="single" w:space="0" w:color="D3D3D3"/>
+              <w:end w:val="single" w:space="0" w:color="D3D3D3"/>
+            </w:tcBorders>
+          </w:tcPr>
+          <w:p>
+            <w:pPr>
+              <w:spacing w:before="0" w:after="60"/>
+              <w:keepNext/>
+              <w:jc w:val="start"/>
+            </w:pPr>
+            <w:r>
+              <w:rPr>
+                <w:rFonts w:ascii="Calibri" w:hAnsi="Calibri"/>
+                <w:sz w:val="20"/>
+              </w:rPr>
+              <w:t xml:space="default">Thermal</w:t>
+            </w:r>
+          </w:p>
+        </w:tc>
+        <w:tc>
+          <w:tcPr>
+            <w:tcBorders>
+              <w:top w:val="single" w:space="0" w:color="D3D3D3"/>
+              <w:bottom w:val="single" w:space="0" w:color="D3D3D3"/>
+              <w:start w:val="single" w:space="0" w:color="D3D3D3"/>
+              <w:end w:val="single" w:space="0" w:color="D3D3D3"/>
+            </w:tcBorders>
+          </w:tcPr>
+          <w:p>
+            <w:pPr>
+              <w:spacing w:before="0" w:after="60"/>
+              <w:keepNext/>
+              <w:jc w:val="start"/>
+            </w:pPr>
+            <w:r>
+              <w:rPr>
+                <w:rFonts w:ascii="Calibri" w:hAnsi="Calibri"/>
+                <w:sz w:val="20"/>
+              </w:rPr>
+              <w:t xml:space="default">&lt;1e-04</w:t>
+            </w:r>
+          </w:p>
+        </w:tc>
+        <w:tc>
+          <w:tcPr>
+            <w:tcBorders>
+              <w:top w:val="single" w:space="0" w:color="D3D3D3"/>
+              <w:bottom w:val="single" w:space="0" w:color="D3D3D3"/>
+              <w:start w:val="single" w:space="0" w:color="D3D3D3"/>
+              <w:end w:val="single" w:space="0" w:color="D3D3D3"/>
+            </w:tcBorders>
+          </w:tcPr>
+          <w:p>
+            <w:pPr>
+              <w:spacing w:before="0" w:after="60"/>
+              <w:keepNext/>
+              <w:jc w:val="end"/>
+            </w:pPr>
+            <w:r>
+              <w:rPr>
+                <w:rFonts w:ascii="Calibri" w:hAnsi="Calibri"/>
+                <w:sz w:val="20"/>
+              </w:rPr>
+              <w:t xml:space="default">0.44</w:t>
+            </w:r>
+          </w:p>
+        </w:tc>
+        <w:tc>
+          <w:tcPr>
+            <w:tcBorders>
+              <w:top w:val="single" w:space="0" w:color="D3D3D3"/>
+              <w:bottom w:val="single" w:space="0" w:color="D3D3D3"/>
+              <w:start w:val="single" w:space="0" w:color="D3D3D3"/>
+              <w:end w:val="single" w:space="0" w:color="D3D3D3"/>
+            </w:tcBorders>
+          </w:tcPr>
+          <w:p>
+            <w:pPr>
+              <w:spacing w:before="0" w:after="60"/>
+              <w:keepNext/>
+              <w:jc w:val="end"/>
+            </w:pPr>
+            <w:r>
+              <w:rPr>
+                <w:rFonts w:ascii="Calibri" w:hAnsi="Calibri"/>
+                <w:sz w:val="20"/>
+              </w:rPr>
+              <w:t xml:space="default">0.1</w:t>
+            </w:r>
+          </w:p>
+        </w:tc>
+        <w:tc>
+          <w:tcPr>
+            <w:tcBorders>
+              <w:top w:val="single" w:space="0" w:color="D3D3D3"/>
+              <w:bottom w:val="single" w:space="0" w:color="D3D3D3"/>
+              <w:start w:val="single" w:space="0" w:color="D3D3D3"/>
+              <w:end w:val="single" w:space="0" w:color="D3D3D3"/>
+            </w:tcBorders>
+          </w:tcPr>
+          <w:p>
+            <w:pPr>
+              <w:spacing w:before="0" w:after="60"/>
+              <w:keepNext/>
+              <w:jc w:val="end"/>
+            </w:pPr>
+            <w:r>
+              <w:rPr>
+                <w:rFonts w:ascii="Calibri" w:hAnsi="Calibri"/>
+                <w:sz w:val="20"/>
+              </w:rPr>
+              <w:t xml:space="default">97</w:t>
             </w:r>
           </w:p>
         </w:tc>
@@ -652,127 +652,127 @@
                 <w:rFonts w:ascii="Calibri" w:hAnsi="Calibri"/>
                 <w:sz w:val="20"/>
               </w:rPr>
-              <w:t xml:space="default">M4_av</w:t>
-            </w:r>
-          </w:p>
-        </w:tc>
-        <w:tc>
-          <w:tcPr>
-            <w:tcBorders>
-              <w:top w:val="single" w:space="0" w:color="D3D3D3"/>
-              <w:bottom w:val="single" w:space="0" w:color="D3D3D3"/>
-              <w:start w:val="single" w:space="0" w:color="D3D3D3"/>
-              <w:end w:val="single" w:space="0" w:color="D3D3D3"/>
-            </w:tcBorders>
-          </w:tcPr>
-          <w:p>
-            <w:pPr>
-              <w:spacing w:before="0" w:after="60"/>
-              <w:keepNext/>
-              <w:jc w:val="start"/>
-            </w:pPr>
-            <w:r>
-              <w:rPr>
-                <w:rFonts w:ascii="Calibri" w:hAnsi="Calibri"/>
-                <w:sz w:val="20"/>
-              </w:rPr>
-              <w:t xml:space="default">s(dT_raw)</w:t>
-            </w:r>
-          </w:p>
-        </w:tc>
-        <w:tc>
-          <w:tcPr>
-            <w:tcBorders>
-              <w:top w:val="single" w:space="0" w:color="D3D3D3"/>
-              <w:bottom w:val="single" w:space="0" w:color="D3D3D3"/>
-              <w:start w:val="single" w:space="0" w:color="D3D3D3"/>
-              <w:end w:val="single" w:space="0" w:color="D3D3D3"/>
-            </w:tcBorders>
-          </w:tcPr>
-          <w:p>
-            <w:pPr>
-              <w:spacing w:before="0" w:after="60"/>
-              <w:keepNext/>
-              <w:jc w:val="start"/>
-            </w:pPr>
-            <w:r>
-              <w:rPr>
-                <w:rFonts w:ascii="Calibri" w:hAnsi="Calibri"/>
-                <w:sz w:val="20"/>
-              </w:rPr>
-              <w:t xml:space="default">0.93</w:t>
-            </w:r>
-          </w:p>
-        </w:tc>
-        <w:tc>
-          <w:tcPr>
-            <w:tcBorders>
-              <w:top w:val="single" w:space="0" w:color="D3D3D3"/>
-              <w:bottom w:val="single" w:space="0" w:color="D3D3D3"/>
-              <w:start w:val="single" w:space="0" w:color="D3D3D3"/>
-              <w:end w:val="single" w:space="0" w:color="D3D3D3"/>
-            </w:tcBorders>
-          </w:tcPr>
-          <w:p>
-            <w:pPr>
-              <w:spacing w:before="0" w:after="60"/>
-              <w:keepNext/>
-              <w:jc w:val="end"/>
-            </w:pPr>
-            <w:r>
-              <w:rPr>
-                <w:rFonts w:ascii="Calibri" w:hAnsi="Calibri"/>
-                <w:sz w:val="20"/>
-              </w:rPr>
-              <w:t xml:space="default">0.96</w:t>
-            </w:r>
-          </w:p>
-        </w:tc>
-        <w:tc>
-          <w:tcPr>
-            <w:tcBorders>
-              <w:top w:val="single" w:space="0" w:color="D3D3D3"/>
-              <w:bottom w:val="single" w:space="0" w:color="D3D3D3"/>
-              <w:start w:val="single" w:space="0" w:color="D3D3D3"/>
-              <w:end w:val="single" w:space="0" w:color="D3D3D3"/>
-            </w:tcBorders>
-          </w:tcPr>
-          <w:p>
-            <w:pPr>
-              <w:spacing w:before="0" w:after="60"/>
-              <w:keepNext/>
-              <w:jc w:val="end"/>
-            </w:pPr>
-            <w:r>
-              <w:rPr>
-                <w:rFonts w:ascii="Calibri" w:hAnsi="Calibri"/>
-                <w:sz w:val="20"/>
-              </w:rPr>
-              <w:t xml:space="default">3.8</w:t>
-            </w:r>
-          </w:p>
-        </w:tc>
-        <w:tc>
-          <w:tcPr>
-            <w:tcBorders>
-              <w:top w:val="single" w:space="0" w:color="D3D3D3"/>
-              <w:bottom w:val="single" w:space="0" w:color="D3D3D3"/>
-              <w:start w:val="single" w:space="0" w:color="D3D3D3"/>
-              <w:end w:val="single" w:space="0" w:color="D3D3D3"/>
-            </w:tcBorders>
-          </w:tcPr>
-          <w:p>
-            <w:pPr>
-              <w:spacing w:before="0" w:after="60"/>
-              <w:keepNext/>
-              <w:jc w:val="end"/>
-            </w:pPr>
-            <w:r>
-              <w:rPr>
-                <w:rFonts w:ascii="Calibri" w:hAnsi="Calibri"/>
-                <w:sz w:val="20"/>
-              </w:rPr>
-              <w:t xml:space="default">0</w:t>
+              <w:t xml:space="default">M6_av</w:t>
+            </w:r>
+          </w:p>
+        </w:tc>
+        <w:tc>
+          <w:tcPr>
+            <w:tcBorders>
+              <w:top w:val="single" w:space="0" w:color="D3D3D3"/>
+              <w:bottom w:val="single" w:space="0" w:color="D3D3D3"/>
+              <w:start w:val="single" w:space="0" w:color="D3D3D3"/>
+              <w:end w:val="single" w:space="0" w:color="D3D3D3"/>
+            </w:tcBorders>
+          </w:tcPr>
+          <w:p>
+            <w:pPr>
+              <w:spacing w:before="0" w:after="60"/>
+              <w:keepNext/>
+              <w:jc w:val="start"/>
+            </w:pPr>
+            <w:r>
+              <w:rPr>
+                <w:rFonts w:ascii="Calibri" w:hAnsi="Calibri"/>
+                <w:sz w:val="20"/>
+              </w:rPr>
+              <w:t xml:space="default">s(GMHT_CPS0_30N)</w:t>
+            </w:r>
+          </w:p>
+        </w:tc>
+        <w:tc>
+          <w:tcPr>
+            <w:tcBorders>
+              <w:top w:val="single" w:space="0" w:color="D3D3D3"/>
+              <w:bottom w:val="single" w:space="0" w:color="D3D3D3"/>
+              <w:start w:val="single" w:space="0" w:color="D3D3D3"/>
+              <w:end w:val="single" w:space="0" w:color="D3D3D3"/>
+            </w:tcBorders>
+          </w:tcPr>
+          <w:p>
+            <w:pPr>
+              <w:spacing w:before="0" w:after="60"/>
+              <w:keepNext/>
+              <w:jc w:val="start"/>
+            </w:pPr>
+            <w:r>
+              <w:rPr>
+                <w:rFonts w:ascii="Calibri" w:hAnsi="Calibri"/>
+                <w:sz w:val="20"/>
+              </w:rPr>
+              <w:t xml:space="default">0.19</w:t>
+            </w:r>
+          </w:p>
+        </w:tc>
+        <w:tc>
+          <w:tcPr>
+            <w:tcBorders>
+              <w:top w:val="single" w:space="0" w:color="D3D3D3"/>
+              <w:bottom w:val="single" w:space="0" w:color="D3D3D3"/>
+              <w:start w:val="single" w:space="0" w:color="D3D3D3"/>
+              <w:end w:val="single" w:space="0" w:color="D3D3D3"/>
+            </w:tcBorders>
+          </w:tcPr>
+          <w:p>
+            <w:pPr>
+              <w:spacing w:before="0" w:after="60"/>
+              <w:keepNext/>
+              <w:jc w:val="end"/>
+            </w:pPr>
+            <w:r>
+              <w:rPr>
+                <w:rFonts w:ascii="Calibri" w:hAnsi="Calibri"/>
+                <w:sz w:val="20"/>
+              </w:rPr>
+              <w:t xml:space="default">0.63</w:t>
+            </w:r>
+          </w:p>
+        </w:tc>
+        <w:tc>
+          <w:tcPr>
+            <w:tcBorders>
+              <w:top w:val="single" w:space="0" w:color="D3D3D3"/>
+              <w:bottom w:val="single" w:space="0" w:color="D3D3D3"/>
+              <w:start w:val="single" w:space="0" w:color="D3D3D3"/>
+              <w:end w:val="single" w:space="0" w:color="D3D3D3"/>
+            </w:tcBorders>
+          </w:tcPr>
+          <w:p>
+            <w:pPr>
+              <w:spacing w:before="0" w:after="60"/>
+              <w:keepNext/>
+              <w:jc w:val="end"/>
+            </w:pPr>
+            <w:r>
+              <w:rPr>
+                <w:rFonts w:ascii="Calibri" w:hAnsi="Calibri"/>
+                <w:sz w:val="20"/>
+              </w:rPr>
+              <w:t xml:space="default">3.9</w:t>
+            </w:r>
+          </w:p>
+        </w:tc>
+        <w:tc>
+          <w:tcPr>
+            <w:tcBorders>
+              <w:top w:val="single" w:space="0" w:color="D3D3D3"/>
+              <w:bottom w:val="single" w:space="0" w:color="D3D3D3"/>
+              <w:start w:val="single" w:space="0" w:color="D3D3D3"/>
+              <w:end w:val="single" w:space="0" w:color="D3D3D3"/>
+            </w:tcBorders>
+          </w:tcPr>
+          <w:p>
+            <w:pPr>
+              <w:spacing w:before="0" w:after="60"/>
+              <w:keepNext/>
+              <w:jc w:val="end"/>
+            </w:pPr>
+            <w:r>
+              <w:rPr>
+                <w:rFonts w:ascii="Calibri" w:hAnsi="Calibri"/>
+                <w:sz w:val="20"/>
+              </w:rPr>
+              <w:t xml:space="default">3</w:t>
             </w:r>
           </w:p>
         </w:tc>
@@ -825,79 +825,79 @@
                 <w:rFonts w:ascii="Calibri" w:hAnsi="Calibri"/>
                 <w:sz w:val="20"/>
               </w:rPr>
-              <w:t xml:space="default">M4_av</w:t>
-            </w:r>
-          </w:p>
-        </w:tc>
-        <w:tc>
-          <w:tcPr>
-            <w:tcBorders>
-              <w:top w:val="single" w:space="0" w:color="D3D3D3"/>
-              <w:bottom w:val="single" w:space="0" w:color="D3D3D3"/>
-              <w:start w:val="single" w:space="0" w:color="D3D3D3"/>
-              <w:end w:val="single" w:space="0" w:color="D3D3D3"/>
-            </w:tcBorders>
-          </w:tcPr>
-          <w:p>
-            <w:pPr>
-              <w:spacing w:before="0" w:after="60"/>
-              <w:keepNext/>
-              <w:jc w:val="start"/>
-            </w:pPr>
-            <w:r>
-              <w:rPr>
-                <w:rFonts w:ascii="Calibri" w:hAnsi="Calibri"/>
-                <w:sz w:val="20"/>
-              </w:rPr>
-              <w:t xml:space="default">s(Hur100_av)</w:t>
-            </w:r>
-          </w:p>
-        </w:tc>
-        <w:tc>
-          <w:tcPr>
-            <w:tcBorders>
-              <w:top w:val="single" w:space="0" w:color="D3D3D3"/>
-              <w:bottom w:val="single" w:space="0" w:color="D3D3D3"/>
-              <w:start w:val="single" w:space="0" w:color="D3D3D3"/>
-              <w:end w:val="single" w:space="0" w:color="D3D3D3"/>
-            </w:tcBorders>
-          </w:tcPr>
-          <w:p>
-            <w:pPr>
-              <w:spacing w:before="0" w:after="60"/>
-              <w:keepNext/>
-              <w:jc w:val="start"/>
-            </w:pPr>
-            <w:r>
-              <w:rPr>
-                <w:rFonts w:ascii="Calibri" w:hAnsi="Calibri"/>
-                <w:sz w:val="20"/>
-              </w:rPr>
-              <w:t xml:space="default">&lt;1e-04</w:t>
-            </w:r>
-          </w:p>
-        </w:tc>
-        <w:tc>
-          <w:tcPr>
-            <w:tcBorders>
-              <w:top w:val="single" w:space="0" w:color="D3D3D3"/>
-              <w:bottom w:val="single" w:space="0" w:color="D3D3D3"/>
-              <w:start w:val="single" w:space="0" w:color="D3D3D3"/>
-              <w:end w:val="single" w:space="0" w:color="D3D3D3"/>
-            </w:tcBorders>
-          </w:tcPr>
-          <w:p>
-            <w:pPr>
-              <w:spacing w:before="0" w:after="60"/>
-              <w:keepNext/>
-              <w:jc w:val="end"/>
-            </w:pPr>
-            <w:r>
-              <w:rPr>
-                <w:rFonts w:ascii="Calibri" w:hAnsi="Calibri"/>
-                <w:sz w:val="20"/>
-              </w:rPr>
-              <w:t xml:space="default">0.0029</w:t>
+              <w:t xml:space="default">M6_av</w:t>
+            </w:r>
+          </w:p>
+        </w:tc>
+        <w:tc>
+          <w:tcPr>
+            <w:tcBorders>
+              <w:top w:val="single" w:space="0" w:color="D3D3D3"/>
+              <w:bottom w:val="single" w:space="0" w:color="D3D3D3"/>
+              <w:start w:val="single" w:space="0" w:color="D3D3D3"/>
+              <w:end w:val="single" w:space="0" w:color="D3D3D3"/>
+            </w:tcBorders>
+          </w:tcPr>
+          <w:p>
+            <w:pPr>
+              <w:spacing w:before="0" w:after="60"/>
+              <w:keepNext/>
+              <w:jc w:val="start"/>
+            </w:pPr>
+            <w:r>
+              <w:rPr>
+                <w:rFonts w:ascii="Calibri" w:hAnsi="Calibri"/>
+                <w:sz w:val="20"/>
+              </w:rPr>
+              <w:t xml:space="default">s(dT_raw)</w:t>
+            </w:r>
+          </w:p>
+        </w:tc>
+        <w:tc>
+          <w:tcPr>
+            <w:tcBorders>
+              <w:top w:val="single" w:space="0" w:color="D3D3D3"/>
+              <w:bottom w:val="single" w:space="0" w:color="D3D3D3"/>
+              <w:start w:val="single" w:space="0" w:color="D3D3D3"/>
+              <w:end w:val="single" w:space="0" w:color="D3D3D3"/>
+            </w:tcBorders>
+          </w:tcPr>
+          <w:p>
+            <w:pPr>
+              <w:spacing w:before="0" w:after="60"/>
+              <w:keepNext/>
+              <w:jc w:val="start"/>
+            </w:pPr>
+            <w:r>
+              <w:rPr>
+                <w:rFonts w:ascii="Calibri" w:hAnsi="Calibri"/>
+                <w:sz w:val="20"/>
+              </w:rPr>
+              <w:t xml:space="default">0.61</w:t>
+            </w:r>
+          </w:p>
+        </w:tc>
+        <w:tc>
+          <w:tcPr>
+            <w:tcBorders>
+              <w:top w:val="single" w:space="0" w:color="D3D3D3"/>
+              <w:bottom w:val="single" w:space="0" w:color="D3D3D3"/>
+              <w:start w:val="single" w:space="0" w:color="D3D3D3"/>
+              <w:end w:val="single" w:space="0" w:color="D3D3D3"/>
+            </w:tcBorders>
+          </w:tcPr>
+          <w:p>
+            <w:pPr>
+              <w:spacing w:before="0" w:after="60"/>
+              <w:keepNext/>
+              <w:jc w:val="end"/>
+            </w:pPr>
+            <w:r>
+              <w:rPr>
+                <w:rFonts w:ascii="Calibri" w:hAnsi="Calibri"/>
+                <w:sz w:val="20"/>
+              </w:rPr>
+              <w:t xml:space="default">0.9</w:t>
             </w:r>
           </w:p>
         </w:tc>
@@ -945,7 +945,7 @@
                 <w:rFonts w:ascii="Calibri" w:hAnsi="Calibri"/>
                 <w:sz w:val="20"/>
               </w:rPr>
-              <w:t xml:space="default">100</w:t>
+              <w:t xml:space="default">0</w:t>
             </w:r>
           </w:p>
         </w:tc>
@@ -957,27 +957,168 @@
         <w:tc>
           <w:tcPr>
             <w:tcBorders>
-              <w:top w:val="single" w:sz="16" w:space="0" w:color="D3D3D3"/>
-              <w:bottom w:val="single" w:sz="16" w:space="0" w:color="D3D3D3"/>
-              <w:start w:val="single" w:space="0" w:color="D3D3D3"/>
-              <w:end w:val="single" w:space="0" w:color="D3D3D3"/>
-            </w:tcBorders>
-            <w:tcMar>
-              <w:top w:w="25" w:type="dxa"/>
-            </w:tcMar>
-            <w:gridSpan w:val="7"/>
-          </w:tcPr>
-          <w:p>
-            <w:pPr>
-              <w:spacing w:before="0" w:after="60"/>
-              <w:keepNext/>
-            </w:pPr>
-            <w:r>
-              <w:rPr>
-                <w:rFonts w:ascii="Calibri" w:hAnsi="Calibri"/>
-                <w:sz w:val="20"/>
-              </w:rPr>
-              <w:t xml:space="default">Florida</w:t>
+              <w:top w:val="single" w:space="0" w:color="D3D3D3"/>
+              <w:bottom w:val="single" w:space="0" w:color="D3D3D3"/>
+              <w:start w:val="single" w:space="0" w:color="D3D3D3"/>
+              <w:end w:val="single" w:space="0" w:color="D3D3D3"/>
+            </w:tcBorders>
+          </w:tcPr>
+          <w:p>
+            <w:pPr>
+              <w:spacing w:before="0" w:after="60"/>
+              <w:keepNext/>
+              <w:jc w:val="center"/>
+            </w:pPr>
+            <w:r>
+              <w:rPr>
+                <w:rFonts w:ascii="Calibri" w:hAnsi="Calibri"/>
+                <w:sz w:val="20"/>
+              </w:rPr>
+              <w:t xml:space="default">Combined</w:t>
+            </w:r>
+          </w:p>
+        </w:tc>
+        <w:tc>
+          <w:tcPr>
+            <w:tcBorders>
+              <w:top w:val="single" w:space="0" w:color="D3D3D3"/>
+              <w:bottom w:val="single" w:space="0" w:color="D3D3D3"/>
+              <w:start w:val="single" w:space="0" w:color="D3D3D3"/>
+              <w:end w:val="single" w:space="0" w:color="D3D3D3"/>
+            </w:tcBorders>
+          </w:tcPr>
+          <w:p>
+            <w:pPr>
+              <w:spacing w:before="0" w:after="60"/>
+              <w:keepNext/>
+              <w:jc w:val="start"/>
+            </w:pPr>
+            <w:r>
+              <w:rPr>
+                <w:rFonts w:ascii="Calibri" w:hAnsi="Calibri"/>
+                <w:sz w:val="20"/>
+              </w:rPr>
+              <w:t xml:space="default">M6_av</w:t>
+            </w:r>
+          </w:p>
+        </w:tc>
+        <w:tc>
+          <w:tcPr>
+            <w:tcBorders>
+              <w:top w:val="single" w:space="0" w:color="D3D3D3"/>
+              <w:bottom w:val="single" w:space="0" w:color="D3D3D3"/>
+              <w:start w:val="single" w:space="0" w:color="D3D3D3"/>
+              <w:end w:val="single" w:space="0" w:color="D3D3D3"/>
+            </w:tcBorders>
+          </w:tcPr>
+          <w:p>
+            <w:pPr>
+              <w:spacing w:before="0" w:after="60"/>
+              <w:keepNext/>
+              <w:jc w:val="start"/>
+            </w:pPr>
+            <w:r>
+              <w:rPr>
+                <w:rFonts w:ascii="Calibri" w:hAnsi="Calibri"/>
+                <w:sz w:val="20"/>
+              </w:rPr>
+              <w:t xml:space="default">s(Hur100_av)</w:t>
+            </w:r>
+          </w:p>
+        </w:tc>
+        <w:tc>
+          <w:tcPr>
+            <w:tcBorders>
+              <w:top w:val="single" w:space="0" w:color="D3D3D3"/>
+              <w:bottom w:val="single" w:space="0" w:color="D3D3D3"/>
+              <w:start w:val="single" w:space="0" w:color="D3D3D3"/>
+              <w:end w:val="single" w:space="0" w:color="D3D3D3"/>
+            </w:tcBorders>
+          </w:tcPr>
+          <w:p>
+            <w:pPr>
+              <w:spacing w:before="0" w:after="60"/>
+              <w:keepNext/>
+              <w:jc w:val="start"/>
+            </w:pPr>
+            <w:r>
+              <w:rPr>
+                <w:rFonts w:ascii="Calibri" w:hAnsi="Calibri"/>
+                <w:sz w:val="20"/>
+              </w:rPr>
+              <w:t xml:space="default">0.12</w:t>
+            </w:r>
+          </w:p>
+        </w:tc>
+        <w:tc>
+          <w:tcPr>
+            <w:tcBorders>
+              <w:top w:val="single" w:space="0" w:color="D3D3D3"/>
+              <w:bottom w:val="single" w:space="0" w:color="D3D3D3"/>
+              <w:start w:val="single" w:space="0" w:color="D3D3D3"/>
+              <w:end w:val="single" w:space="0" w:color="D3D3D3"/>
+            </w:tcBorders>
+          </w:tcPr>
+          <w:p>
+            <w:pPr>
+              <w:spacing w:before="0" w:after="60"/>
+              <w:keepNext/>
+              <w:jc w:val="end"/>
+            </w:pPr>
+            <w:r>
+              <w:rPr>
+                <w:rFonts w:ascii="Calibri" w:hAnsi="Calibri"/>
+                <w:sz w:val="20"/>
+              </w:rPr>
+              <w:t xml:space="default">0.63</w:t>
+            </w:r>
+          </w:p>
+        </w:tc>
+        <w:tc>
+          <w:tcPr>
+            <w:tcBorders>
+              <w:top w:val="single" w:space="0" w:color="D3D3D3"/>
+              <w:bottom w:val="single" w:space="0" w:color="D3D3D3"/>
+              <w:start w:val="single" w:space="0" w:color="D3D3D3"/>
+              <w:end w:val="single" w:space="0" w:color="D3D3D3"/>
+            </w:tcBorders>
+          </w:tcPr>
+          <w:p>
+            <w:pPr>
+              <w:spacing w:before="0" w:after="60"/>
+              <w:keepNext/>
+              <w:jc w:val="end"/>
+            </w:pPr>
+            <w:r>
+              <w:rPr>
+                <w:rFonts w:ascii="Calibri" w:hAnsi="Calibri"/>
+                <w:sz w:val="20"/>
+              </w:rPr>
+              <w:t xml:space="default">0.1</w:t>
+            </w:r>
+          </w:p>
+        </w:tc>
+        <w:tc>
+          <w:tcPr>
+            <w:tcBorders>
+              <w:top w:val="single" w:space="0" w:color="D3D3D3"/>
+              <w:bottom w:val="single" w:space="0" w:color="D3D3D3"/>
+              <w:start w:val="single" w:space="0" w:color="D3D3D3"/>
+              <w:end w:val="single" w:space="0" w:color="D3D3D3"/>
+            </w:tcBorders>
+          </w:tcPr>
+          <w:p>
+            <w:pPr>
+              <w:spacing w:before="0" w:after="60"/>
+              <w:keepNext/>
+              <w:jc w:val="end"/>
+            </w:pPr>
+            <w:r>
+              <w:rPr>
+                <w:rFonts w:ascii="Calibri" w:hAnsi="Calibri"/>
+                <w:sz w:val="20"/>
+              </w:rPr>
+              <w:t xml:space="default">10</w:t>
             </w:r>
           </w:p>
         </w:tc>
@@ -989,168 +1130,27 @@
         <w:tc>
           <w:tcPr>
             <w:tcBorders>
-              <w:top w:val="single" w:space="0" w:color="D3D3D3"/>
-              <w:bottom w:val="single" w:space="0" w:color="D3D3D3"/>
-              <w:start w:val="single" w:space="0" w:color="D3D3D3"/>
-              <w:end w:val="single" w:space="0" w:color="D3D3D3"/>
-            </w:tcBorders>
-          </w:tcPr>
-          <w:p>
-            <w:pPr>
-              <w:spacing w:before="0" w:after="60"/>
-              <w:keepNext/>
-              <w:jc w:val="center"/>
-            </w:pPr>
-            <w:r>
-              <w:rPr>
-                <w:rFonts w:ascii="Calibri" w:hAnsi="Calibri"/>
-                <w:sz w:val="20"/>
-              </w:rPr>
-              <w:t xml:space="default">Marginal</w:t>
-            </w:r>
-          </w:p>
-        </w:tc>
-        <w:tc>
-          <w:tcPr>
-            <w:tcBorders>
-              <w:top w:val="single" w:space="0" w:color="D3D3D3"/>
-              <w:bottom w:val="single" w:space="0" w:color="D3D3D3"/>
-              <w:start w:val="single" w:space="0" w:color="D3D3D3"/>
-              <w:end w:val="single" w:space="0" w:color="D3D3D3"/>
-            </w:tcBorders>
-          </w:tcPr>
-          <w:p>
-            <w:pPr>
-              <w:spacing w:before="0" w:after="60"/>
-              <w:keepNext/>
-              <w:jc w:val="start"/>
-            </w:pPr>
-            <w:r>
-              <w:rPr>
-                <w:rFonts w:ascii="Calibri" w:hAnsi="Calibri"/>
-                <w:sz w:val="20"/>
-              </w:rPr>
-              <w:t xml:space="default">M_hyd</w:t>
-            </w:r>
-          </w:p>
-        </w:tc>
-        <w:tc>
-          <w:tcPr>
-            <w:tcBorders>
-              <w:top w:val="single" w:space="0" w:color="D3D3D3"/>
-              <w:bottom w:val="single" w:space="0" w:color="D3D3D3"/>
-              <w:start w:val="single" w:space="0" w:color="D3D3D3"/>
-              <w:end w:val="single" w:space="0" w:color="D3D3D3"/>
-            </w:tcBorders>
-          </w:tcPr>
-          <w:p>
-            <w:pPr>
-              <w:spacing w:before="0" w:after="60"/>
-              <w:keepNext/>
-              <w:jc w:val="start"/>
-            </w:pPr>
-            <w:r>
-              <w:rPr>
-                <w:rFonts w:ascii="Calibri" w:hAnsi="Calibri"/>
-                <w:sz w:val="20"/>
-              </w:rPr>
-              <w:t xml:space="default">Hydro</w:t>
-            </w:r>
-          </w:p>
-        </w:tc>
-        <w:tc>
-          <w:tcPr>
-            <w:tcBorders>
-              <w:top w:val="single" w:space="0" w:color="D3D3D3"/>
-              <w:bottom w:val="single" w:space="0" w:color="D3D3D3"/>
-              <w:start w:val="single" w:space="0" w:color="D3D3D3"/>
-              <w:end w:val="single" w:space="0" w:color="D3D3D3"/>
-            </w:tcBorders>
-          </w:tcPr>
-          <w:p>
-            <w:pPr>
-              <w:spacing w:before="0" w:after="60"/>
-              <w:keepNext/>
-              <w:jc w:val="start"/>
-            </w:pPr>
-            <w:r>
-              <w:rPr>
-                <w:rFonts w:ascii="Calibri" w:hAnsi="Calibri"/>
-                <w:sz w:val="20"/>
-              </w:rPr>
-              <w:t xml:space="default">0.66</w:t>
-            </w:r>
-          </w:p>
-        </w:tc>
-        <w:tc>
-          <w:tcPr>
-            <w:tcBorders>
-              <w:top w:val="single" w:space="0" w:color="D3D3D3"/>
-              <w:bottom w:val="single" w:space="0" w:color="D3D3D3"/>
-              <w:start w:val="single" w:space="0" w:color="D3D3D3"/>
-              <w:end w:val="single" w:space="0" w:color="D3D3D3"/>
-            </w:tcBorders>
-          </w:tcPr>
-          <w:p>
-            <w:pPr>
-              <w:spacing w:before="0" w:after="60"/>
-              <w:keepNext/>
-              <w:jc w:val="end"/>
-            </w:pPr>
-            <w:r>
-              <w:rPr>
-                <w:rFonts w:ascii="Calibri" w:hAnsi="Calibri"/>
-                <w:sz w:val="20"/>
-              </w:rPr>
-              <w:t xml:space="default">0.89</w:t>
-            </w:r>
-          </w:p>
-        </w:tc>
-        <w:tc>
-          <w:tcPr>
-            <w:tcBorders>
-              <w:top w:val="single" w:space="0" w:color="D3D3D3"/>
-              <w:bottom w:val="single" w:space="0" w:color="D3D3D3"/>
-              <w:start w:val="single" w:space="0" w:color="D3D3D3"/>
-              <w:end w:val="single" w:space="0" w:color="D3D3D3"/>
-            </w:tcBorders>
-          </w:tcPr>
-          <w:p>
-            <w:pPr>
-              <w:spacing w:before="0" w:after="60"/>
-              <w:keepNext/>
-              <w:jc w:val="end"/>
-            </w:pPr>
-            <w:r>
-              <w:rPr>
-                <w:rFonts w:ascii="Calibri" w:hAnsi="Calibri"/>
-                <w:sz w:val="20"/>
-              </w:rPr>
-              <w:t xml:space="default">2.6</w:t>
-            </w:r>
-          </w:p>
-        </w:tc>
-        <w:tc>
-          <w:tcPr>
-            <w:tcBorders>
-              <w:top w:val="single" w:space="0" w:color="D3D3D3"/>
-              <w:bottom w:val="single" w:space="0" w:color="D3D3D3"/>
-              <w:start w:val="single" w:space="0" w:color="D3D3D3"/>
-              <w:end w:val="single" w:space="0" w:color="D3D3D3"/>
-            </w:tcBorders>
-          </w:tcPr>
-          <w:p>
-            <w:pPr>
-              <w:spacing w:before="0" w:after="60"/>
-              <w:keepNext/>
-              <w:jc w:val="end"/>
-            </w:pPr>
-            <w:r>
-              <w:rPr>
-                <w:rFonts w:ascii="Calibri" w:hAnsi="Calibri"/>
-                <w:sz w:val="20"/>
-              </w:rPr>
-              <w:t xml:space="default">0</w:t>
+              <w:top w:val="single" w:sz="16" w:space="0" w:color="D3D3D3"/>
+              <w:bottom w:val="single" w:sz="16" w:space="0" w:color="D3D3D3"/>
+              <w:start w:val="single" w:space="0" w:color="D3D3D3"/>
+              <w:end w:val="single" w:space="0" w:color="D3D3D3"/>
+            </w:tcBorders>
+            <w:tcMar>
+              <w:top w:w="25" w:type="dxa"/>
+            </w:tcMar>
+            <w:gridSpan w:val="7"/>
+          </w:tcPr>
+          <w:p>
+            <w:pPr>
+              <w:spacing w:before="0" w:after="60"/>
+              <w:keepNext/>
+            </w:pPr>
+            <w:r>
+              <w:rPr>
+                <w:rFonts w:ascii="Calibri" w:hAnsi="Calibri"/>
+                <w:sz w:val="20"/>
+              </w:rPr>
+              <w:t xml:space="default">Florida</w:t>
             </w:r>
           </w:p>
         </w:tc>
@@ -1179,72 +1179,96 @@
                 <w:rFonts w:ascii="Calibri" w:hAnsi="Calibri"/>
                 <w:sz w:val="20"/>
               </w:rPr>
-              <w:t xml:space="default">Combined</w:t>
-            </w:r>
-          </w:p>
-        </w:tc>
-        <w:tc>
-          <w:tcPr>
-            <w:tcBorders>
-              <w:top w:val="single" w:space="0" w:color="D3D3D3"/>
-              <w:bottom w:val="single" w:space="0" w:color="D3D3D3"/>
-              <w:start w:val="single" w:space="0" w:color="D3D3D3"/>
-              <w:end w:val="single" w:space="0" w:color="D3D3D3"/>
-            </w:tcBorders>
-          </w:tcPr>
-          <w:p>
-            <w:pPr>
-              <w:spacing w:before="0" w:after="60"/>
-              <w:keepNext/>
-              <w:jc w:val="start"/>
-            </w:pPr>
-            <w:r>
-              <w:rPr>
-                <w:rFonts w:ascii="Calibri" w:hAnsi="Calibri"/>
-                <w:sz w:val="20"/>
-              </w:rPr>
-              <w:t xml:space="default">M4_fqcy</w:t>
-            </w:r>
-          </w:p>
-        </w:tc>
-        <w:tc>
-          <w:tcPr>
-            <w:tcBorders>
-              <w:top w:val="single" w:space="0" w:color="D3D3D3"/>
-              <w:bottom w:val="single" w:space="0" w:color="D3D3D3"/>
-              <w:start w:val="single" w:space="0" w:color="D3D3D3"/>
-              <w:end w:val="single" w:space="0" w:color="D3D3D3"/>
-            </w:tcBorders>
-          </w:tcPr>
-          <w:p>
-            <w:pPr>
-              <w:spacing w:before="0" w:after="60"/>
-              <w:keepNext/>
-              <w:jc w:val="start"/>
-            </w:pPr>
-            <w:r>
-              <w:rPr>
-                <w:rFonts w:ascii="Calibri" w:hAnsi="Calibri"/>
-                <w:sz w:val="20"/>
-              </w:rPr>
-              <w:t xml:space="default">s(GMHT_CPS0_30N)</w:t>
-            </w:r>
-          </w:p>
-        </w:tc>
-        <w:tc>
-          <w:tcPr>
-            <w:tcBorders>
-              <w:top w:val="single" w:space="0" w:color="D3D3D3"/>
-              <w:bottom w:val="single" w:space="0" w:color="D3D3D3"/>
-              <w:start w:val="single" w:space="0" w:color="D3D3D3"/>
-              <w:end w:val="single" w:space="0" w:color="D3D3D3"/>
-            </w:tcBorders>
-          </w:tcPr>
-          <w:p>
-            <w:pPr>
-              <w:spacing w:before="0" w:after="60"/>
-              <w:keepNext/>
-              <w:jc w:val="start"/>
+              <w:t xml:space="default">Marginal</w:t>
+            </w:r>
+          </w:p>
+        </w:tc>
+        <w:tc>
+          <w:tcPr>
+            <w:tcBorders>
+              <w:top w:val="single" w:space="0" w:color="D3D3D3"/>
+              <w:bottom w:val="single" w:space="0" w:color="D3D3D3"/>
+              <w:start w:val="single" w:space="0" w:color="D3D3D3"/>
+              <w:end w:val="single" w:space="0" w:color="D3D3D3"/>
+            </w:tcBorders>
+          </w:tcPr>
+          <w:p>
+            <w:pPr>
+              <w:spacing w:before="0" w:after="60"/>
+              <w:keepNext/>
+              <w:jc w:val="start"/>
+            </w:pPr>
+            <w:r>
+              <w:rPr>
+                <w:rFonts w:ascii="Calibri" w:hAnsi="Calibri"/>
+                <w:sz w:val="20"/>
+              </w:rPr>
+              <w:t xml:space="default">M_hf</w:t>
+            </w:r>
+          </w:p>
+        </w:tc>
+        <w:tc>
+          <w:tcPr>
+            <w:tcBorders>
+              <w:top w:val="single" w:space="0" w:color="D3D3D3"/>
+              <w:bottom w:val="single" w:space="0" w:color="D3D3D3"/>
+              <w:start w:val="single" w:space="0" w:color="D3D3D3"/>
+              <w:end w:val="single" w:space="0" w:color="D3D3D3"/>
+            </w:tcBorders>
+          </w:tcPr>
+          <w:p>
+            <w:pPr>
+              <w:spacing w:before="0" w:after="60"/>
+              <w:keepNext/>
+              <w:jc w:val="start"/>
+            </w:pPr>
+            <w:r>
+              <w:rPr>
+                <w:rFonts w:ascii="Calibri" w:hAnsi="Calibri"/>
+                <w:sz w:val="20"/>
+              </w:rPr>
+              <w:t xml:space="default">s(Hur100_fqcy)</w:t>
+            </w:r>
+          </w:p>
+        </w:tc>
+        <w:tc>
+          <w:tcPr>
+            <w:tcBorders>
+              <w:top w:val="single" w:space="0" w:color="D3D3D3"/>
+              <w:bottom w:val="single" w:space="0" w:color="D3D3D3"/>
+              <w:start w:val="single" w:space="0" w:color="D3D3D3"/>
+              <w:end w:val="single" w:space="0" w:color="D3D3D3"/>
+            </w:tcBorders>
+          </w:tcPr>
+          <w:p>
+            <w:pPr>
+              <w:spacing w:before="0" w:after="60"/>
+              <w:keepNext/>
+              <w:jc w:val="start"/>
+            </w:pPr>
+            <w:r>
+              <w:rPr>
+                <w:rFonts w:ascii="Calibri" w:hAnsi="Calibri"/>
+                <w:sz w:val="20"/>
+              </w:rPr>
+              <w:t xml:space="default">0.056</w:t>
+            </w:r>
+          </w:p>
+        </w:tc>
+        <w:tc>
+          <w:tcPr>
+            <w:tcBorders>
+              <w:top w:val="single" w:space="0" w:color="D3D3D3"/>
+              <w:bottom w:val="single" w:space="0" w:color="D3D3D3"/>
+              <w:start w:val="single" w:space="0" w:color="D3D3D3"/>
+              <w:end w:val="single" w:space="0" w:color="D3D3D3"/>
+            </w:tcBorders>
+          </w:tcPr>
+          <w:p>
+            <w:pPr>
+              <w:spacing w:before="0" w:after="60"/>
+              <w:keepNext/>
+              <w:jc w:val="end"/>
             </w:pPr>
             <w:r>
               <w:rPr>
@@ -1275,55 +1299,31 @@
                 <w:rFonts w:ascii="Calibri" w:hAnsi="Calibri"/>
                 <w:sz w:val="20"/>
               </w:rPr>
-              <w:t xml:space="default">0.39</w:t>
-            </w:r>
-          </w:p>
-        </w:tc>
-        <w:tc>
-          <w:tcPr>
-            <w:tcBorders>
-              <w:top w:val="single" w:space="0" w:color="D3D3D3"/>
-              <w:bottom w:val="single" w:space="0" w:color="D3D3D3"/>
-              <w:start w:val="single" w:space="0" w:color="D3D3D3"/>
-              <w:end w:val="single" w:space="0" w:color="D3D3D3"/>
-            </w:tcBorders>
-          </w:tcPr>
-          <w:p>
-            <w:pPr>
-              <w:spacing w:before="0" w:after="60"/>
-              <w:keepNext/>
-              <w:jc w:val="end"/>
-            </w:pPr>
-            <w:r>
-              <w:rPr>
-                <w:rFonts w:ascii="Calibri" w:hAnsi="Calibri"/>
-                <w:sz w:val="20"/>
-              </w:rPr>
-              <w:t xml:space="default">3.9</w:t>
-            </w:r>
-          </w:p>
-        </w:tc>
-        <w:tc>
-          <w:tcPr>
-            <w:tcBorders>
-              <w:top w:val="single" w:space="0" w:color="D3D3D3"/>
-              <w:bottom w:val="single" w:space="0" w:color="D3D3D3"/>
-              <w:start w:val="single" w:space="0" w:color="D3D3D3"/>
-              <w:end w:val="single" w:space="0" w:color="D3D3D3"/>
-            </w:tcBorders>
-          </w:tcPr>
-          <w:p>
-            <w:pPr>
-              <w:spacing w:before="0" w:after="60"/>
-              <w:keepNext/>
-              <w:jc w:val="end"/>
-            </w:pPr>
-            <w:r>
-              <w:rPr>
-                <w:rFonts w:ascii="Calibri" w:hAnsi="Calibri"/>
-                <w:sz w:val="20"/>
-              </w:rPr>
-              <w:t xml:space="default">0</w:t>
+              <w:t xml:space="default">5.9</w:t>
+            </w:r>
+          </w:p>
+        </w:tc>
+        <w:tc>
+          <w:tcPr>
+            <w:tcBorders>
+              <w:top w:val="single" w:space="0" w:color="D3D3D3"/>
+              <w:bottom w:val="single" w:space="0" w:color="D3D3D3"/>
+              <w:start w:val="single" w:space="0" w:color="D3D3D3"/>
+              <w:end w:val="single" w:space="0" w:color="D3D3D3"/>
+            </w:tcBorders>
+          </w:tcPr>
+          <w:p>
+            <w:pPr>
+              <w:spacing w:before="0" w:after="60"/>
+              <w:keepNext/>
+              <w:jc w:val="end"/>
+            </w:pPr>
+            <w:r>
+              <w:rPr>
+                <w:rFonts w:ascii="Calibri" w:hAnsi="Calibri"/>
+                <w:sz w:val="20"/>
+              </w:rPr>
+              <w:t xml:space="default">25</w:t>
             </w:r>
           </w:p>
         </w:tc>
@@ -1376,103 +1376,103 @@
                 <w:rFonts w:ascii="Calibri" w:hAnsi="Calibri"/>
                 <w:sz w:val="20"/>
               </w:rPr>
-              <w:t xml:space="default">M4_fqcy</w:t>
-            </w:r>
-          </w:p>
-        </w:tc>
-        <w:tc>
-          <w:tcPr>
-            <w:tcBorders>
-              <w:top w:val="single" w:space="0" w:color="D3D3D3"/>
-              <w:bottom w:val="single" w:space="0" w:color="D3D3D3"/>
-              <w:start w:val="single" w:space="0" w:color="D3D3D3"/>
-              <w:end w:val="single" w:space="0" w:color="D3D3D3"/>
-            </w:tcBorders>
-          </w:tcPr>
-          <w:p>
-            <w:pPr>
-              <w:spacing w:before="0" w:after="60"/>
-              <w:keepNext/>
-              <w:jc w:val="start"/>
-            </w:pPr>
-            <w:r>
-              <w:rPr>
-                <w:rFonts w:ascii="Calibri" w:hAnsi="Calibri"/>
-                <w:sz w:val="20"/>
-              </w:rPr>
-              <w:t xml:space="default">s(dT_raw)</w:t>
-            </w:r>
-          </w:p>
-        </w:tc>
-        <w:tc>
-          <w:tcPr>
-            <w:tcBorders>
-              <w:top w:val="single" w:space="0" w:color="D3D3D3"/>
-              <w:bottom w:val="single" w:space="0" w:color="D3D3D3"/>
-              <w:start w:val="single" w:space="0" w:color="D3D3D3"/>
-              <w:end w:val="single" w:space="0" w:color="D3D3D3"/>
-            </w:tcBorders>
-          </w:tcPr>
-          <w:p>
-            <w:pPr>
-              <w:spacing w:before="0" w:after="60"/>
-              <w:keepNext/>
-              <w:jc w:val="start"/>
-            </w:pPr>
-            <w:r>
-              <w:rPr>
-                <w:rFonts w:ascii="Calibri" w:hAnsi="Calibri"/>
-                <w:sz w:val="20"/>
-              </w:rPr>
-              <w:t xml:space="default">0.47</w:t>
-            </w:r>
-          </w:p>
-        </w:tc>
-        <w:tc>
-          <w:tcPr>
-            <w:tcBorders>
-              <w:top w:val="single" w:space="0" w:color="D3D3D3"/>
-              <w:bottom w:val="single" w:space="0" w:color="D3D3D3"/>
-              <w:start w:val="single" w:space="0" w:color="D3D3D3"/>
-              <w:end w:val="single" w:space="0" w:color="D3D3D3"/>
-            </w:tcBorders>
-          </w:tcPr>
-          <w:p>
-            <w:pPr>
-              <w:spacing w:before="0" w:after="60"/>
-              <w:keepNext/>
-              <w:jc w:val="end"/>
-            </w:pPr>
-            <w:r>
-              <w:rPr>
-                <w:rFonts w:ascii="Calibri" w:hAnsi="Calibri"/>
-                <w:sz w:val="20"/>
-              </w:rPr>
-              <w:t xml:space="default">0.81</w:t>
-            </w:r>
-          </w:p>
-        </w:tc>
-        <w:tc>
-          <w:tcPr>
-            <w:tcBorders>
-              <w:top w:val="single" w:space="0" w:color="D3D3D3"/>
-              <w:bottom w:val="single" w:space="0" w:color="D3D3D3"/>
-              <w:start w:val="single" w:space="0" w:color="D3D3D3"/>
-              <w:end w:val="single" w:space="0" w:color="D3D3D3"/>
-            </w:tcBorders>
-          </w:tcPr>
-          <w:p>
-            <w:pPr>
-              <w:spacing w:before="0" w:after="60"/>
-              <w:keepNext/>
-              <w:jc w:val="end"/>
-            </w:pPr>
-            <w:r>
-              <w:rPr>
-                <w:rFonts w:ascii="Calibri" w:hAnsi="Calibri"/>
-                <w:sz w:val="20"/>
-              </w:rPr>
-              <w:t xml:space="default">1.7</w:t>
+              <w:t xml:space="default">M6_fqcy</w:t>
+            </w:r>
+          </w:p>
+        </w:tc>
+        <w:tc>
+          <w:tcPr>
+            <w:tcBorders>
+              <w:top w:val="single" w:space="0" w:color="D3D3D3"/>
+              <w:bottom w:val="single" w:space="0" w:color="D3D3D3"/>
+              <w:start w:val="single" w:space="0" w:color="D3D3D3"/>
+              <w:end w:val="single" w:space="0" w:color="D3D3D3"/>
+            </w:tcBorders>
+          </w:tcPr>
+          <w:p>
+            <w:pPr>
+              <w:spacing w:before="0" w:after="60"/>
+              <w:keepNext/>
+              <w:jc w:val="start"/>
+            </w:pPr>
+            <w:r>
+              <w:rPr>
+                <w:rFonts w:ascii="Calibri" w:hAnsi="Calibri"/>
+                <w:sz w:val="20"/>
+              </w:rPr>
+              <w:t xml:space="default">Hydro</w:t>
+            </w:r>
+          </w:p>
+        </w:tc>
+        <w:tc>
+          <w:tcPr>
+            <w:tcBorders>
+              <w:top w:val="single" w:space="0" w:color="D3D3D3"/>
+              <w:bottom w:val="single" w:space="0" w:color="D3D3D3"/>
+              <w:start w:val="single" w:space="0" w:color="D3D3D3"/>
+              <w:end w:val="single" w:space="0" w:color="D3D3D3"/>
+            </w:tcBorders>
+          </w:tcPr>
+          <w:p>
+            <w:pPr>
+              <w:spacing w:before="0" w:after="60"/>
+              <w:keepNext/>
+              <w:jc w:val="start"/>
+            </w:pPr>
+            <w:r>
+              <w:rPr>
+                <w:rFonts w:ascii="Calibri" w:hAnsi="Calibri"/>
+                <w:sz w:val="20"/>
+              </w:rPr>
+              <w:t xml:space="default">0.62</w:t>
+            </w:r>
+          </w:p>
+        </w:tc>
+        <w:tc>
+          <w:tcPr>
+            <w:tcBorders>
+              <w:top w:val="single" w:space="0" w:color="D3D3D3"/>
+              <w:bottom w:val="single" w:space="0" w:color="D3D3D3"/>
+              <w:start w:val="single" w:space="0" w:color="D3D3D3"/>
+              <w:end w:val="single" w:space="0" w:color="D3D3D3"/>
+            </w:tcBorders>
+          </w:tcPr>
+          <w:p>
+            <w:pPr>
+              <w:spacing w:before="0" w:after="60"/>
+              <w:keepNext/>
+              <w:jc w:val="end"/>
+            </w:pPr>
+            <w:r>
+              <w:rPr>
+                <w:rFonts w:ascii="Calibri" w:hAnsi="Calibri"/>
+                <w:sz w:val="20"/>
+              </w:rPr>
+              <w:t xml:space="default">0.95</w:t>
+            </w:r>
+          </w:p>
+        </w:tc>
+        <w:tc>
+          <w:tcPr>
+            <w:tcBorders>
+              <w:top w:val="single" w:space="0" w:color="D3D3D3"/>
+              <w:bottom w:val="single" w:space="0" w:color="D3D3D3"/>
+              <w:start w:val="single" w:space="0" w:color="D3D3D3"/>
+              <w:end w:val="single" w:space="0" w:color="D3D3D3"/>
+            </w:tcBorders>
+          </w:tcPr>
+          <w:p>
+            <w:pPr>
+              <w:spacing w:before="0" w:after="60"/>
+              <w:keepNext/>
+              <w:jc w:val="end"/>
+            </w:pPr>
+            <w:r>
+              <w:rPr>
+                <w:rFonts w:ascii="Calibri" w:hAnsi="Calibri"/>
+                <w:sz w:val="20"/>
+              </w:rPr>
+              <w:t xml:space="default">2.4</w:t>
             </w:r>
           </w:p>
         </w:tc>
@@ -1549,79 +1549,79 @@
                 <w:rFonts w:ascii="Calibri" w:hAnsi="Calibri"/>
                 <w:sz w:val="20"/>
               </w:rPr>
-              <w:t xml:space="default">M4_fqcy</w:t>
-            </w:r>
-          </w:p>
-        </w:tc>
-        <w:tc>
-          <w:tcPr>
-            <w:tcBorders>
-              <w:top w:val="single" w:space="0" w:color="D3D3D3"/>
-              <w:bottom w:val="single" w:space="0" w:color="D3D3D3"/>
-              <w:start w:val="single" w:space="0" w:color="D3D3D3"/>
-              <w:end w:val="single" w:space="0" w:color="D3D3D3"/>
-            </w:tcBorders>
-          </w:tcPr>
-          <w:p>
-            <w:pPr>
-              <w:spacing w:before="0" w:after="60"/>
-              <w:keepNext/>
-              <w:jc w:val="start"/>
-            </w:pPr>
-            <w:r>
-              <w:rPr>
-                <w:rFonts w:ascii="Calibri" w:hAnsi="Calibri"/>
-                <w:sz w:val="20"/>
-              </w:rPr>
-              <w:t xml:space="default">s(Hur100_fqcy)</w:t>
-            </w:r>
-          </w:p>
-        </w:tc>
-        <w:tc>
-          <w:tcPr>
-            <w:tcBorders>
-              <w:top w:val="single" w:space="0" w:color="D3D3D3"/>
-              <w:bottom w:val="single" w:space="0" w:color="D3D3D3"/>
-              <w:start w:val="single" w:space="0" w:color="D3D3D3"/>
-              <w:end w:val="single" w:space="0" w:color="D3D3D3"/>
-            </w:tcBorders>
-          </w:tcPr>
-          <w:p>
-            <w:pPr>
-              <w:spacing w:before="0" w:after="60"/>
-              <w:keepNext/>
-              <w:jc w:val="start"/>
-            </w:pPr>
-            <w:r>
-              <w:rPr>
-                <w:rFonts w:ascii="Calibri" w:hAnsi="Calibri"/>
-                <w:sz w:val="20"/>
-              </w:rPr>
-              <w:t xml:space="default">0.081</w:t>
-            </w:r>
-          </w:p>
-        </w:tc>
-        <w:tc>
-          <w:tcPr>
-            <w:tcBorders>
-              <w:top w:val="single" w:space="0" w:color="D3D3D3"/>
-              <w:bottom w:val="single" w:space="0" w:color="D3D3D3"/>
-              <w:start w:val="single" w:space="0" w:color="D3D3D3"/>
-              <w:end w:val="single" w:space="0" w:color="D3D3D3"/>
-            </w:tcBorders>
-          </w:tcPr>
-          <w:p>
-            <w:pPr>
-              <w:spacing w:before="0" w:after="60"/>
-              <w:keepNext/>
-              <w:jc w:val="end"/>
-            </w:pPr>
-            <w:r>
-              <w:rPr>
-                <w:rFonts w:ascii="Calibri" w:hAnsi="Calibri"/>
-                <w:sz w:val="20"/>
-              </w:rPr>
-              <w:t xml:space="default">0.87</w:t>
+              <w:t xml:space="default">M6_fqcy</w:t>
+            </w:r>
+          </w:p>
+        </w:tc>
+        <w:tc>
+          <w:tcPr>
+            <w:tcBorders>
+              <w:top w:val="single" w:space="0" w:color="D3D3D3"/>
+              <w:bottom w:val="single" w:space="0" w:color="D3D3D3"/>
+              <w:start w:val="single" w:space="0" w:color="D3D3D3"/>
+              <w:end w:val="single" w:space="0" w:color="D3D3D3"/>
+            </w:tcBorders>
+          </w:tcPr>
+          <w:p>
+            <w:pPr>
+              <w:spacing w:before="0" w:after="60"/>
+              <w:keepNext/>
+              <w:jc w:val="start"/>
+            </w:pPr>
+            <w:r>
+              <w:rPr>
+                <w:rFonts w:ascii="Calibri" w:hAnsi="Calibri"/>
+                <w:sz w:val="20"/>
+              </w:rPr>
+              <w:t xml:space="default">Thermal</w:t>
+            </w:r>
+          </w:p>
+        </w:tc>
+        <w:tc>
+          <w:tcPr>
+            <w:tcBorders>
+              <w:top w:val="single" w:space="0" w:color="D3D3D3"/>
+              <w:bottom w:val="single" w:space="0" w:color="D3D3D3"/>
+              <w:start w:val="single" w:space="0" w:color="D3D3D3"/>
+              <w:end w:val="single" w:space="0" w:color="D3D3D3"/>
+            </w:tcBorders>
+          </w:tcPr>
+          <w:p>
+            <w:pPr>
+              <w:spacing w:before="0" w:after="60"/>
+              <w:keepNext/>
+              <w:jc w:val="start"/>
+            </w:pPr>
+            <w:r>
+              <w:rPr>
+                <w:rFonts w:ascii="Calibri" w:hAnsi="Calibri"/>
+                <w:sz w:val="20"/>
+              </w:rPr>
+              <w:t xml:space="default">0.084</w:t>
+            </w:r>
+          </w:p>
+        </w:tc>
+        <w:tc>
+          <w:tcPr>
+            <w:tcBorders>
+              <w:top w:val="single" w:space="0" w:color="D3D3D3"/>
+              <w:bottom w:val="single" w:space="0" w:color="D3D3D3"/>
+              <w:start w:val="single" w:space="0" w:color="D3D3D3"/>
+              <w:end w:val="single" w:space="0" w:color="D3D3D3"/>
+            </w:tcBorders>
+          </w:tcPr>
+          <w:p>
+            <w:pPr>
+              <w:spacing w:before="0" w:after="60"/>
+              <w:keepNext/>
+              <w:jc w:val="end"/>
+            </w:pPr>
+            <w:r>
+              <w:rPr>
+                <w:rFonts w:ascii="Calibri" w:hAnsi="Calibri"/>
+                <w:sz w:val="20"/>
+              </w:rPr>
+              <w:t xml:space="default">0.29</w:t>
             </w:r>
           </w:p>
         </w:tc>
@@ -1669,7 +1669,7 @@
                 <w:rFonts w:ascii="Calibri" w:hAnsi="Calibri"/>
                 <w:sz w:val="20"/>
               </w:rPr>
-              <w:t xml:space="default">2</w:t>
+              <w:t xml:space="default">14</w:t>
             </w:r>
           </w:p>
         </w:tc>
@@ -1681,27 +1681,168 @@
         <w:tc>
           <w:tcPr>
             <w:tcBorders>
-              <w:top w:val="single" w:sz="16" w:space="0" w:color="D3D3D3"/>
-              <w:bottom w:val="single" w:sz="16" w:space="0" w:color="D3D3D3"/>
-              <w:start w:val="single" w:space="0" w:color="D3D3D3"/>
-              <w:end w:val="single" w:space="0" w:color="D3D3D3"/>
-            </w:tcBorders>
-            <w:tcMar>
-              <w:top w:w="25" w:type="dxa"/>
-            </w:tcMar>
-            <w:gridSpan w:val="7"/>
-          </w:tcPr>
-          <w:p>
-            <w:pPr>
-              <w:spacing w:before="0" w:after="60"/>
-              <w:keepNext/>
-            </w:pPr>
-            <w:r>
-              <w:rPr>
-                <w:rFonts w:ascii="Calibri" w:hAnsi="Calibri"/>
-                <w:sz w:val="20"/>
-              </w:rPr>
-              <w:t xml:space="default">Belize</w:t>
+              <w:top w:val="single" w:space="0" w:color="D3D3D3"/>
+              <w:bottom w:val="single" w:space="0" w:color="D3D3D3"/>
+              <w:start w:val="single" w:space="0" w:color="D3D3D3"/>
+              <w:end w:val="single" w:space="0" w:color="D3D3D3"/>
+            </w:tcBorders>
+          </w:tcPr>
+          <w:p>
+            <w:pPr>
+              <w:spacing w:before="0" w:after="60"/>
+              <w:keepNext/>
+              <w:jc w:val="center"/>
+            </w:pPr>
+            <w:r>
+              <w:rPr>
+                <w:rFonts w:ascii="Calibri" w:hAnsi="Calibri"/>
+                <w:sz w:val="20"/>
+              </w:rPr>
+              <w:t xml:space="default">Combined</w:t>
+            </w:r>
+          </w:p>
+        </w:tc>
+        <w:tc>
+          <w:tcPr>
+            <w:tcBorders>
+              <w:top w:val="single" w:space="0" w:color="D3D3D3"/>
+              <w:bottom w:val="single" w:space="0" w:color="D3D3D3"/>
+              <w:start w:val="single" w:space="0" w:color="D3D3D3"/>
+              <w:end w:val="single" w:space="0" w:color="D3D3D3"/>
+            </w:tcBorders>
+          </w:tcPr>
+          <w:p>
+            <w:pPr>
+              <w:spacing w:before="0" w:after="60"/>
+              <w:keepNext/>
+              <w:jc w:val="start"/>
+            </w:pPr>
+            <w:r>
+              <w:rPr>
+                <w:rFonts w:ascii="Calibri" w:hAnsi="Calibri"/>
+                <w:sz w:val="20"/>
+              </w:rPr>
+              <w:t xml:space="default">M6_fqcy</w:t>
+            </w:r>
+          </w:p>
+        </w:tc>
+        <w:tc>
+          <w:tcPr>
+            <w:tcBorders>
+              <w:top w:val="single" w:space="0" w:color="D3D3D3"/>
+              <w:bottom w:val="single" w:space="0" w:color="D3D3D3"/>
+              <w:start w:val="single" w:space="0" w:color="D3D3D3"/>
+              <w:end w:val="single" w:space="0" w:color="D3D3D3"/>
+            </w:tcBorders>
+          </w:tcPr>
+          <w:p>
+            <w:pPr>
+              <w:spacing w:before="0" w:after="60"/>
+              <w:keepNext/>
+              <w:jc w:val="start"/>
+            </w:pPr>
+            <w:r>
+              <w:rPr>
+                <w:rFonts w:ascii="Calibri" w:hAnsi="Calibri"/>
+                <w:sz w:val="20"/>
+              </w:rPr>
+              <w:t xml:space="default">s(GMHT_CPS0_30N)</w:t>
+            </w:r>
+          </w:p>
+        </w:tc>
+        <w:tc>
+          <w:tcPr>
+            <w:tcBorders>
+              <w:top w:val="single" w:space="0" w:color="D3D3D3"/>
+              <w:bottom w:val="single" w:space="0" w:color="D3D3D3"/>
+              <w:start w:val="single" w:space="0" w:color="D3D3D3"/>
+              <w:end w:val="single" w:space="0" w:color="D3D3D3"/>
+            </w:tcBorders>
+          </w:tcPr>
+          <w:p>
+            <w:pPr>
+              <w:spacing w:before="0" w:after="60"/>
+              <w:keepNext/>
+              <w:jc w:val="start"/>
+            </w:pPr>
+            <w:r>
+              <w:rPr>
+                <w:rFonts w:ascii="Calibri" w:hAnsi="Calibri"/>
+                <w:sz w:val="20"/>
+              </w:rPr>
+              <w:t xml:space="default">0.47</w:t>
+            </w:r>
+          </w:p>
+        </w:tc>
+        <w:tc>
+          <w:tcPr>
+            <w:tcBorders>
+              <w:top w:val="single" w:space="0" w:color="D3D3D3"/>
+              <w:bottom w:val="single" w:space="0" w:color="D3D3D3"/>
+              <w:start w:val="single" w:space="0" w:color="D3D3D3"/>
+              <w:end w:val="single" w:space="0" w:color="D3D3D3"/>
+            </w:tcBorders>
+          </w:tcPr>
+          <w:p>
+            <w:pPr>
+              <w:spacing w:before="0" w:after="60"/>
+              <w:keepNext/>
+              <w:jc w:val="end"/>
+            </w:pPr>
+            <w:r>
+              <w:rPr>
+                <w:rFonts w:ascii="Calibri" w:hAnsi="Calibri"/>
+                <w:sz w:val="20"/>
+              </w:rPr>
+              <w:t xml:space="default">0.74</w:t>
+            </w:r>
+          </w:p>
+        </w:tc>
+        <w:tc>
+          <w:tcPr>
+            <w:tcBorders>
+              <w:top w:val="single" w:space="0" w:color="D3D3D3"/>
+              <w:bottom w:val="single" w:space="0" w:color="D3D3D3"/>
+              <w:start w:val="single" w:space="0" w:color="D3D3D3"/>
+              <w:end w:val="single" w:space="0" w:color="D3D3D3"/>
+            </w:tcBorders>
+          </w:tcPr>
+          <w:p>
+            <w:pPr>
+              <w:spacing w:before="0" w:after="60"/>
+              <w:keepNext/>
+              <w:jc w:val="end"/>
+            </w:pPr>
+            <w:r>
+              <w:rPr>
+                <w:rFonts w:ascii="Calibri" w:hAnsi="Calibri"/>
+                <w:sz w:val="20"/>
+              </w:rPr>
+              <w:t xml:space="default">3.9</w:t>
+            </w:r>
+          </w:p>
+        </w:tc>
+        <w:tc>
+          <w:tcPr>
+            <w:tcBorders>
+              <w:top w:val="single" w:space="0" w:color="D3D3D3"/>
+              <w:bottom w:val="single" w:space="0" w:color="D3D3D3"/>
+              <w:start w:val="single" w:space="0" w:color="D3D3D3"/>
+              <w:end w:val="single" w:space="0" w:color="D3D3D3"/>
+            </w:tcBorders>
+          </w:tcPr>
+          <w:p>
+            <w:pPr>
+              <w:spacing w:before="0" w:after="60"/>
+              <w:keepNext/>
+              <w:jc w:val="end"/>
+            </w:pPr>
+            <w:r>
+              <w:rPr>
+                <w:rFonts w:ascii="Calibri" w:hAnsi="Calibri"/>
+                <w:sz w:val="20"/>
+              </w:rPr>
+              <w:t xml:space="default">0</w:t>
             </w:r>
           </w:p>
         </w:tc>
@@ -1730,151 +1871,151 @@
                 <w:rFonts w:ascii="Calibri" w:hAnsi="Calibri"/>
                 <w:sz w:val="20"/>
               </w:rPr>
-              <w:t xml:space="default">Marginal</w:t>
-            </w:r>
-          </w:p>
-        </w:tc>
-        <w:tc>
-          <w:tcPr>
-            <w:tcBorders>
-              <w:top w:val="single" w:space="0" w:color="D3D3D3"/>
-              <w:bottom w:val="single" w:space="0" w:color="D3D3D3"/>
-              <w:start w:val="single" w:space="0" w:color="D3D3D3"/>
-              <w:end w:val="single" w:space="0" w:color="D3D3D3"/>
-            </w:tcBorders>
-          </w:tcPr>
-          <w:p>
-            <w:pPr>
-              <w:spacing w:before="0" w:after="60"/>
-              <w:keepNext/>
-              <w:jc w:val="start"/>
-            </w:pPr>
-            <w:r>
-              <w:rPr>
-                <w:rFonts w:ascii="Calibri" w:hAnsi="Calibri"/>
-                <w:sz w:val="20"/>
-              </w:rPr>
-              <w:t xml:space="default">M_temp</w:t>
-            </w:r>
-          </w:p>
-        </w:tc>
-        <w:tc>
-          <w:tcPr>
-            <w:tcBorders>
-              <w:top w:val="single" w:space="0" w:color="D3D3D3"/>
-              <w:bottom w:val="single" w:space="0" w:color="D3D3D3"/>
-              <w:start w:val="single" w:space="0" w:color="D3D3D3"/>
-              <w:end w:val="single" w:space="0" w:color="D3D3D3"/>
-            </w:tcBorders>
-          </w:tcPr>
-          <w:p>
-            <w:pPr>
-              <w:spacing w:before="0" w:after="60"/>
-              <w:keepNext/>
-              <w:jc w:val="start"/>
-            </w:pPr>
-            <w:r>
-              <w:rPr>
-                <w:rFonts w:ascii="Calibri" w:hAnsi="Calibri"/>
-                <w:sz w:val="20"/>
-              </w:rPr>
-              <w:t xml:space="default">s(GMHT_CPS0_30N)</w:t>
-            </w:r>
-          </w:p>
-        </w:tc>
-        <w:tc>
-          <w:tcPr>
-            <w:tcBorders>
-              <w:top w:val="single" w:space="0" w:color="D3D3D3"/>
-              <w:bottom w:val="single" w:space="0" w:color="D3D3D3"/>
-              <w:start w:val="single" w:space="0" w:color="D3D3D3"/>
-              <w:end w:val="single" w:space="0" w:color="D3D3D3"/>
-            </w:tcBorders>
-          </w:tcPr>
-          <w:p>
-            <w:pPr>
-              <w:spacing w:before="0" w:after="60"/>
-              <w:keepNext/>
-              <w:jc w:val="start"/>
-            </w:pPr>
-            <w:r>
-              <w:rPr>
-                <w:rFonts w:ascii="Calibri" w:hAnsi="Calibri"/>
-                <w:sz w:val="20"/>
-              </w:rPr>
-              <w:t xml:space="default">0.0097</w:t>
-            </w:r>
-          </w:p>
-        </w:tc>
-        <w:tc>
-          <w:tcPr>
-            <w:tcBorders>
-              <w:top w:val="single" w:space="0" w:color="D3D3D3"/>
-              <w:bottom w:val="single" w:space="0" w:color="D3D3D3"/>
-              <w:start w:val="single" w:space="0" w:color="D3D3D3"/>
-              <w:end w:val="single" w:space="0" w:color="D3D3D3"/>
-            </w:tcBorders>
-          </w:tcPr>
-          <w:p>
-            <w:pPr>
-              <w:spacing w:before="0" w:after="60"/>
-              <w:keepNext/>
-              <w:jc w:val="end"/>
-            </w:pPr>
-            <w:r>
-              <w:rPr>
-                <w:rFonts w:ascii="Calibri" w:hAnsi="Calibri"/>
-                <w:sz w:val="20"/>
-              </w:rPr>
-              <w:t xml:space="default">0.096</w:t>
-            </w:r>
-          </w:p>
-        </w:tc>
-        <w:tc>
-          <w:tcPr>
-            <w:tcBorders>
-              <w:top w:val="single" w:space="0" w:color="D3D3D3"/>
-              <w:bottom w:val="single" w:space="0" w:color="D3D3D3"/>
-              <w:start w:val="single" w:space="0" w:color="D3D3D3"/>
-              <w:end w:val="single" w:space="0" w:color="D3D3D3"/>
-            </w:tcBorders>
-          </w:tcPr>
-          <w:p>
-            <w:pPr>
-              <w:spacing w:before="0" w:after="60"/>
-              <w:keepNext/>
-              <w:jc w:val="end"/>
-            </w:pPr>
-            <w:r>
-              <w:rPr>
-                <w:rFonts w:ascii="Calibri" w:hAnsi="Calibri"/>
-                <w:sz w:val="20"/>
-              </w:rPr>
-              <w:t xml:space="default">0.2</w:t>
-            </w:r>
-          </w:p>
-        </w:tc>
-        <w:tc>
-          <w:tcPr>
-            <w:tcBorders>
-              <w:top w:val="single" w:space="0" w:color="D3D3D3"/>
-              <w:bottom w:val="single" w:space="0" w:color="D3D3D3"/>
-              <w:start w:val="single" w:space="0" w:color="D3D3D3"/>
-              <w:end w:val="single" w:space="0" w:color="D3D3D3"/>
-            </w:tcBorders>
-          </w:tcPr>
-          <w:p>
-            <w:pPr>
-              <w:spacing w:before="0" w:after="60"/>
-              <w:keepNext/>
-              <w:jc w:val="end"/>
-            </w:pPr>
-            <w:r>
-              <w:rPr>
-                <w:rFonts w:ascii="Calibri" w:hAnsi="Calibri"/>
-                <w:sz w:val="20"/>
-              </w:rPr>
-              <w:t xml:space="default">96</w:t>
+              <w:t xml:space="default">Combined</w:t>
+            </w:r>
+          </w:p>
+        </w:tc>
+        <w:tc>
+          <w:tcPr>
+            <w:tcBorders>
+              <w:top w:val="single" w:space="0" w:color="D3D3D3"/>
+              <w:bottom w:val="single" w:space="0" w:color="D3D3D3"/>
+              <w:start w:val="single" w:space="0" w:color="D3D3D3"/>
+              <w:end w:val="single" w:space="0" w:color="D3D3D3"/>
+            </w:tcBorders>
+          </w:tcPr>
+          <w:p>
+            <w:pPr>
+              <w:spacing w:before="0" w:after="60"/>
+              <w:keepNext/>
+              <w:jc w:val="start"/>
+            </w:pPr>
+            <w:r>
+              <w:rPr>
+                <w:rFonts w:ascii="Calibri" w:hAnsi="Calibri"/>
+                <w:sz w:val="20"/>
+              </w:rPr>
+              <w:t xml:space="default">M6_fqcy</w:t>
+            </w:r>
+          </w:p>
+        </w:tc>
+        <w:tc>
+          <w:tcPr>
+            <w:tcBorders>
+              <w:top w:val="single" w:space="0" w:color="D3D3D3"/>
+              <w:bottom w:val="single" w:space="0" w:color="D3D3D3"/>
+              <w:start w:val="single" w:space="0" w:color="D3D3D3"/>
+              <w:end w:val="single" w:space="0" w:color="D3D3D3"/>
+            </w:tcBorders>
+          </w:tcPr>
+          <w:p>
+            <w:pPr>
+              <w:spacing w:before="0" w:after="60"/>
+              <w:keepNext/>
+              <w:jc w:val="start"/>
+            </w:pPr>
+            <w:r>
+              <w:rPr>
+                <w:rFonts w:ascii="Calibri" w:hAnsi="Calibri"/>
+                <w:sz w:val="20"/>
+              </w:rPr>
+              <w:t xml:space="default">s(dT_raw)</w:t>
+            </w:r>
+          </w:p>
+        </w:tc>
+        <w:tc>
+          <w:tcPr>
+            <w:tcBorders>
+              <w:top w:val="single" w:space="0" w:color="D3D3D3"/>
+              <w:bottom w:val="single" w:space="0" w:color="D3D3D3"/>
+              <w:start w:val="single" w:space="0" w:color="D3D3D3"/>
+              <w:end w:val="single" w:space="0" w:color="D3D3D3"/>
+            </w:tcBorders>
+          </w:tcPr>
+          <w:p>
+            <w:pPr>
+              <w:spacing w:before="0" w:after="60"/>
+              <w:keepNext/>
+              <w:jc w:val="start"/>
+            </w:pPr>
+            <w:r>
+              <w:rPr>
+                <w:rFonts w:ascii="Calibri" w:hAnsi="Calibri"/>
+                <w:sz w:val="20"/>
+              </w:rPr>
+              <w:t xml:space="default">0.32</w:t>
+            </w:r>
+          </w:p>
+        </w:tc>
+        <w:tc>
+          <w:tcPr>
+            <w:tcBorders>
+              <w:top w:val="single" w:space="0" w:color="D3D3D3"/>
+              <w:bottom w:val="single" w:space="0" w:color="D3D3D3"/>
+              <w:start w:val="single" w:space="0" w:color="D3D3D3"/>
+              <w:end w:val="single" w:space="0" w:color="D3D3D3"/>
+            </w:tcBorders>
+          </w:tcPr>
+          <w:p>
+            <w:pPr>
+              <w:spacing w:before="0" w:after="60"/>
+              <w:keepNext/>
+              <w:jc w:val="end"/>
+            </w:pPr>
+            <w:r>
+              <w:rPr>
+                <w:rFonts w:ascii="Calibri" w:hAnsi="Calibri"/>
+                <w:sz w:val="20"/>
+              </w:rPr>
+              <w:t xml:space="default">0.6</w:t>
+            </w:r>
+          </w:p>
+        </w:tc>
+        <w:tc>
+          <w:tcPr>
+            <w:tcBorders>
+              <w:top w:val="single" w:space="0" w:color="D3D3D3"/>
+              <w:bottom w:val="single" w:space="0" w:color="D3D3D3"/>
+              <w:start w:val="single" w:space="0" w:color="D3D3D3"/>
+              <w:end w:val="single" w:space="0" w:color="D3D3D3"/>
+            </w:tcBorders>
+          </w:tcPr>
+          <w:p>
+            <w:pPr>
+              <w:spacing w:before="0" w:after="60"/>
+              <w:keepNext/>
+              <w:jc w:val="end"/>
+            </w:pPr>
+            <w:r>
+              <w:rPr>
+                <w:rFonts w:ascii="Calibri" w:hAnsi="Calibri"/>
+                <w:sz w:val="20"/>
+              </w:rPr>
+              <w:t xml:space="default">1.7</w:t>
+            </w:r>
+          </w:p>
+        </w:tc>
+        <w:tc>
+          <w:tcPr>
+            <w:tcBorders>
+              <w:top w:val="single" w:space="0" w:color="D3D3D3"/>
+              <w:bottom w:val="single" w:space="0" w:color="D3D3D3"/>
+              <w:start w:val="single" w:space="0" w:color="D3D3D3"/>
+              <w:end w:val="single" w:space="0" w:color="D3D3D3"/>
+            </w:tcBorders>
+          </w:tcPr>
+          <w:p>
+            <w:pPr>
+              <w:spacing w:before="0" w:after="60"/>
+              <w:keepNext/>
+              <w:jc w:val="end"/>
+            </w:pPr>
+            <w:r>
+              <w:rPr>
+                <w:rFonts w:ascii="Calibri" w:hAnsi="Calibri"/>
+                <w:sz w:val="20"/>
+              </w:rPr>
+              <w:t xml:space="default">0</w:t>
             </w:r>
           </w:p>
         </w:tc>
@@ -1927,103 +2068,103 @@
                 <w:rFonts w:ascii="Calibri" w:hAnsi="Calibri"/>
                 <w:sz w:val="20"/>
               </w:rPr>
-              <w:t xml:space="default">M4_av</w:t>
-            </w:r>
-          </w:p>
-        </w:tc>
-        <w:tc>
-          <w:tcPr>
-            <w:tcBorders>
-              <w:top w:val="single" w:space="0" w:color="D3D3D3"/>
-              <w:bottom w:val="single" w:space="0" w:color="D3D3D3"/>
-              <w:start w:val="single" w:space="0" w:color="D3D3D3"/>
-              <w:end w:val="single" w:space="0" w:color="D3D3D3"/>
-            </w:tcBorders>
-          </w:tcPr>
-          <w:p>
-            <w:pPr>
-              <w:spacing w:before="0" w:after="60"/>
-              <w:keepNext/>
-              <w:jc w:val="start"/>
-            </w:pPr>
-            <w:r>
-              <w:rPr>
-                <w:rFonts w:ascii="Calibri" w:hAnsi="Calibri"/>
-                <w:sz w:val="20"/>
-              </w:rPr>
-              <w:t xml:space="default">s(GMHT_CPS0_30N)</w:t>
-            </w:r>
-          </w:p>
-        </w:tc>
-        <w:tc>
-          <w:tcPr>
-            <w:tcBorders>
-              <w:top w:val="single" w:space="0" w:color="D3D3D3"/>
-              <w:bottom w:val="single" w:space="0" w:color="D3D3D3"/>
-              <w:start w:val="single" w:space="0" w:color="D3D3D3"/>
-              <w:end w:val="single" w:space="0" w:color="D3D3D3"/>
-            </w:tcBorders>
-          </w:tcPr>
-          <w:p>
-            <w:pPr>
-              <w:spacing w:before="0" w:after="60"/>
-              <w:keepNext/>
-              <w:jc w:val="start"/>
-            </w:pPr>
-            <w:r>
-              <w:rPr>
-                <w:rFonts w:ascii="Calibri" w:hAnsi="Calibri"/>
-                <w:sz w:val="20"/>
-              </w:rPr>
-              <w:t xml:space="default">&lt;1e-04</w:t>
-            </w:r>
-          </w:p>
-        </w:tc>
-        <w:tc>
-          <w:tcPr>
-            <w:tcBorders>
-              <w:top w:val="single" w:space="0" w:color="D3D3D3"/>
-              <w:bottom w:val="single" w:space="0" w:color="D3D3D3"/>
-              <w:start w:val="single" w:space="0" w:color="D3D3D3"/>
-              <w:end w:val="single" w:space="0" w:color="D3D3D3"/>
-            </w:tcBorders>
-          </w:tcPr>
-          <w:p>
-            <w:pPr>
-              <w:spacing w:before="0" w:after="60"/>
-              <w:keepNext/>
-              <w:jc w:val="end"/>
-            </w:pPr>
-            <w:r>
-              <w:rPr>
-                <w:rFonts w:ascii="Calibri" w:hAnsi="Calibri"/>
-                <w:sz w:val="20"/>
-              </w:rPr>
-              <w:t xml:space="default">0.00082</w:t>
-            </w:r>
-          </w:p>
-        </w:tc>
-        <w:tc>
-          <w:tcPr>
-            <w:tcBorders>
-              <w:top w:val="single" w:space="0" w:color="D3D3D3"/>
-              <w:bottom w:val="single" w:space="0" w:color="D3D3D3"/>
-              <w:start w:val="single" w:space="0" w:color="D3D3D3"/>
-              <w:end w:val="single" w:space="0" w:color="D3D3D3"/>
-            </w:tcBorders>
-          </w:tcPr>
-          <w:p>
-            <w:pPr>
-              <w:spacing w:before="0" w:after="60"/>
-              <w:keepNext/>
-              <w:jc w:val="end"/>
-            </w:pPr>
-            <w:r>
-              <w:rPr>
-                <w:rFonts w:ascii="Calibri" w:hAnsi="Calibri"/>
-                <w:sz w:val="20"/>
-              </w:rPr>
-              <w:t xml:space="default">5.5</w:t>
+              <w:t xml:space="default">M6_fqcy</w:t>
+            </w:r>
+          </w:p>
+        </w:tc>
+        <w:tc>
+          <w:tcPr>
+            <w:tcBorders>
+              <w:top w:val="single" w:space="0" w:color="D3D3D3"/>
+              <w:bottom w:val="single" w:space="0" w:color="D3D3D3"/>
+              <w:start w:val="single" w:space="0" w:color="D3D3D3"/>
+              <w:end w:val="single" w:space="0" w:color="D3D3D3"/>
+            </w:tcBorders>
+          </w:tcPr>
+          <w:p>
+            <w:pPr>
+              <w:spacing w:before="0" w:after="60"/>
+              <w:keepNext/>
+              <w:jc w:val="start"/>
+            </w:pPr>
+            <w:r>
+              <w:rPr>
+                <w:rFonts w:ascii="Calibri" w:hAnsi="Calibri"/>
+                <w:sz w:val="20"/>
+              </w:rPr>
+              <w:t xml:space="default">s(Hur100_fqcy)</w:t>
+            </w:r>
+          </w:p>
+        </w:tc>
+        <w:tc>
+          <w:tcPr>
+            <w:tcBorders>
+              <w:top w:val="single" w:space="0" w:color="D3D3D3"/>
+              <w:bottom w:val="single" w:space="0" w:color="D3D3D3"/>
+              <w:start w:val="single" w:space="0" w:color="D3D3D3"/>
+              <w:end w:val="single" w:space="0" w:color="D3D3D3"/>
+            </w:tcBorders>
+          </w:tcPr>
+          <w:p>
+            <w:pPr>
+              <w:spacing w:before="0" w:after="60"/>
+              <w:keepNext/>
+              <w:jc w:val="start"/>
+            </w:pPr>
+            <w:r>
+              <w:rPr>
+                <w:rFonts w:ascii="Calibri" w:hAnsi="Calibri"/>
+                <w:sz w:val="20"/>
+              </w:rPr>
+              <w:t xml:space="default">0.0023</w:t>
+            </w:r>
+          </w:p>
+        </w:tc>
+        <w:tc>
+          <w:tcPr>
+            <w:tcBorders>
+              <w:top w:val="single" w:space="0" w:color="D3D3D3"/>
+              <w:bottom w:val="single" w:space="0" w:color="D3D3D3"/>
+              <w:start w:val="single" w:space="0" w:color="D3D3D3"/>
+              <w:end w:val="single" w:space="0" w:color="D3D3D3"/>
+            </w:tcBorders>
+          </w:tcPr>
+          <w:p>
+            <w:pPr>
+              <w:spacing w:before="0" w:after="60"/>
+              <w:keepNext/>
+              <w:jc w:val="end"/>
+            </w:pPr>
+            <w:r>
+              <w:rPr>
+                <w:rFonts w:ascii="Calibri" w:hAnsi="Calibri"/>
+                <w:sz w:val="20"/>
+              </w:rPr>
+              <w:t xml:space="default">0.009</w:t>
+            </w:r>
+          </w:p>
+        </w:tc>
+        <w:tc>
+          <w:tcPr>
+            <w:tcBorders>
+              <w:top w:val="single" w:space="0" w:color="D3D3D3"/>
+              <w:bottom w:val="single" w:space="0" w:color="D3D3D3"/>
+              <w:start w:val="single" w:space="0" w:color="D3D3D3"/>
+              <w:end w:val="single" w:space="0" w:color="D3D3D3"/>
+            </w:tcBorders>
+          </w:tcPr>
+          <w:p>
+            <w:pPr>
+              <w:spacing w:before="0" w:after="60"/>
+              <w:keepNext/>
+              <w:jc w:val="end"/>
+            </w:pPr>
+            <w:r>
+              <w:rPr>
+                <w:rFonts w:ascii="Calibri" w:hAnsi="Calibri"/>
+                <w:sz w:val="20"/>
+              </w:rPr>
+              <w:t xml:space="default">5.9</w:t>
             </w:r>
           </w:p>
         </w:tc>
@@ -2059,168 +2200,27 @@
         <w:tc>
           <w:tcPr>
             <w:tcBorders>
-              <w:top w:val="single" w:space="0" w:color="D3D3D3"/>
-              <w:bottom w:val="single" w:space="0" w:color="D3D3D3"/>
-              <w:start w:val="single" w:space="0" w:color="D3D3D3"/>
-              <w:end w:val="single" w:space="0" w:color="D3D3D3"/>
-            </w:tcBorders>
-          </w:tcPr>
-          <w:p>
-            <w:pPr>
-              <w:spacing w:before="0" w:after="60"/>
-              <w:keepNext/>
-              <w:jc w:val="center"/>
-            </w:pPr>
-            <w:r>
-              <w:rPr>
-                <w:rFonts w:ascii="Calibri" w:hAnsi="Calibri"/>
-                <w:sz w:val="20"/>
-              </w:rPr>
-              <w:t xml:space="default">Combined</w:t>
-            </w:r>
-          </w:p>
-        </w:tc>
-        <w:tc>
-          <w:tcPr>
-            <w:tcBorders>
-              <w:top w:val="single" w:space="0" w:color="D3D3D3"/>
-              <w:bottom w:val="single" w:space="0" w:color="D3D3D3"/>
-              <w:start w:val="single" w:space="0" w:color="D3D3D3"/>
-              <w:end w:val="single" w:space="0" w:color="D3D3D3"/>
-            </w:tcBorders>
-          </w:tcPr>
-          <w:p>
-            <w:pPr>
-              <w:spacing w:before="0" w:after="60"/>
-              <w:keepNext/>
-              <w:jc w:val="start"/>
-            </w:pPr>
-            <w:r>
-              <w:rPr>
-                <w:rFonts w:ascii="Calibri" w:hAnsi="Calibri"/>
-                <w:sz w:val="20"/>
-              </w:rPr>
-              <w:t xml:space="default">M4_av</w:t>
-            </w:r>
-          </w:p>
-        </w:tc>
-        <w:tc>
-          <w:tcPr>
-            <w:tcBorders>
-              <w:top w:val="single" w:space="0" w:color="D3D3D3"/>
-              <w:bottom w:val="single" w:space="0" w:color="D3D3D3"/>
-              <w:start w:val="single" w:space="0" w:color="D3D3D3"/>
-              <w:end w:val="single" w:space="0" w:color="D3D3D3"/>
-            </w:tcBorders>
-          </w:tcPr>
-          <w:p>
-            <w:pPr>
-              <w:spacing w:before="0" w:after="60"/>
-              <w:keepNext/>
-              <w:jc w:val="start"/>
-            </w:pPr>
-            <w:r>
-              <w:rPr>
-                <w:rFonts w:ascii="Calibri" w:hAnsi="Calibri"/>
-                <w:sz w:val="20"/>
-              </w:rPr>
-              <w:t xml:space="default">s(dT_raw)</w:t>
-            </w:r>
-          </w:p>
-        </w:tc>
-        <w:tc>
-          <w:tcPr>
-            <w:tcBorders>
-              <w:top w:val="single" w:space="0" w:color="D3D3D3"/>
-              <w:bottom w:val="single" w:space="0" w:color="D3D3D3"/>
-              <w:start w:val="single" w:space="0" w:color="D3D3D3"/>
-              <w:end w:val="single" w:space="0" w:color="D3D3D3"/>
-            </w:tcBorders>
-          </w:tcPr>
-          <w:p>
-            <w:pPr>
-              <w:spacing w:before="0" w:after="60"/>
-              <w:keepNext/>
-              <w:jc w:val="start"/>
-            </w:pPr>
-            <w:r>
-              <w:rPr>
-                <w:rFonts w:ascii="Calibri" w:hAnsi="Calibri"/>
-                <w:sz w:val="20"/>
-              </w:rPr>
-              <w:t xml:space="default">0.006</w:t>
-            </w:r>
-          </w:p>
-        </w:tc>
-        <w:tc>
-          <w:tcPr>
-            <w:tcBorders>
-              <w:top w:val="single" w:space="0" w:color="D3D3D3"/>
-              <w:bottom w:val="single" w:space="0" w:color="D3D3D3"/>
-              <w:start w:val="single" w:space="0" w:color="D3D3D3"/>
-              <w:end w:val="single" w:space="0" w:color="D3D3D3"/>
-            </w:tcBorders>
-          </w:tcPr>
-          <w:p>
-            <w:pPr>
-              <w:spacing w:before="0" w:after="60"/>
-              <w:keepNext/>
-              <w:jc w:val="end"/>
-            </w:pPr>
-            <w:r>
-              <w:rPr>
-                <w:rFonts w:ascii="Calibri" w:hAnsi="Calibri"/>
-                <w:sz w:val="20"/>
-              </w:rPr>
-              <w:t xml:space="default">0.38</w:t>
-            </w:r>
-          </w:p>
-        </w:tc>
-        <w:tc>
-          <w:tcPr>
-            <w:tcBorders>
-              <w:top w:val="single" w:space="0" w:color="D3D3D3"/>
-              <w:bottom w:val="single" w:space="0" w:color="D3D3D3"/>
-              <w:start w:val="single" w:space="0" w:color="D3D3D3"/>
-              <w:end w:val="single" w:space="0" w:color="D3D3D3"/>
-            </w:tcBorders>
-          </w:tcPr>
-          <w:p>
-            <w:pPr>
-              <w:spacing w:before="0" w:after="60"/>
-              <w:keepNext/>
-              <w:jc w:val="end"/>
-            </w:pPr>
-            <w:r>
-              <w:rPr>
-                <w:rFonts w:ascii="Calibri" w:hAnsi="Calibri"/>
-                <w:sz w:val="20"/>
-              </w:rPr>
-              <w:t xml:space="default">5.2</w:t>
-            </w:r>
-          </w:p>
-        </w:tc>
-        <w:tc>
-          <w:tcPr>
-            <w:tcBorders>
-              <w:top w:val="single" w:space="0" w:color="D3D3D3"/>
-              <w:bottom w:val="single" w:space="0" w:color="D3D3D3"/>
-              <w:start w:val="single" w:space="0" w:color="D3D3D3"/>
-              <w:end w:val="single" w:space="0" w:color="D3D3D3"/>
-            </w:tcBorders>
-          </w:tcPr>
-          <w:p>
-            <w:pPr>
-              <w:spacing w:before="0" w:after="60"/>
-              <w:keepNext/>
-              <w:jc w:val="end"/>
-            </w:pPr>
-            <w:r>
-              <w:rPr>
-                <w:rFonts w:ascii="Calibri" w:hAnsi="Calibri"/>
-                <w:sz w:val="20"/>
-              </w:rPr>
-              <w:t xml:space="default">96</w:t>
+              <w:top w:val="single" w:sz="16" w:space="0" w:color="D3D3D3"/>
+              <w:bottom w:val="single" w:sz="16" w:space="0" w:color="D3D3D3"/>
+              <w:start w:val="single" w:space="0" w:color="D3D3D3"/>
+              <w:end w:val="single" w:space="0" w:color="D3D3D3"/>
+            </w:tcBorders>
+            <w:tcMar>
+              <w:top w:w="25" w:type="dxa"/>
+            </w:tcMar>
+            <w:gridSpan w:val="7"/>
+          </w:tcPr>
+          <w:p>
+            <w:pPr>
+              <w:spacing w:before="0" w:after="60"/>
+              <w:keepNext/>
+            </w:pPr>
+            <w:r>
+              <w:rPr>
+                <w:rFonts w:ascii="Calibri" w:hAnsi="Calibri"/>
+                <w:sz w:val="20"/>
+              </w:rPr>
+              <w:t xml:space="default">Belize</w:t>
             </w:r>
           </w:p>
         </w:tc>
@@ -2249,103 +2249,103 @@
                 <w:rFonts w:ascii="Calibri" w:hAnsi="Calibri"/>
                 <w:sz w:val="20"/>
               </w:rPr>
-              <w:t xml:space="default">Combined</w:t>
-            </w:r>
-          </w:p>
-        </w:tc>
-        <w:tc>
-          <w:tcPr>
-            <w:tcBorders>
-              <w:top w:val="single" w:space="0" w:color="D3D3D3"/>
-              <w:bottom w:val="single" w:space="0" w:color="D3D3D3"/>
-              <w:start w:val="single" w:space="0" w:color="D3D3D3"/>
-              <w:end w:val="single" w:space="0" w:color="D3D3D3"/>
-            </w:tcBorders>
-          </w:tcPr>
-          <w:p>
-            <w:pPr>
-              <w:spacing w:before="0" w:after="60"/>
-              <w:keepNext/>
-              <w:jc w:val="start"/>
-            </w:pPr>
-            <w:r>
-              <w:rPr>
-                <w:rFonts w:ascii="Calibri" w:hAnsi="Calibri"/>
-                <w:sz w:val="20"/>
-              </w:rPr>
-              <w:t xml:space="default">M4_av</w:t>
-            </w:r>
-          </w:p>
-        </w:tc>
-        <w:tc>
-          <w:tcPr>
-            <w:tcBorders>
-              <w:top w:val="single" w:space="0" w:color="D3D3D3"/>
-              <w:bottom w:val="single" w:space="0" w:color="D3D3D3"/>
-              <w:start w:val="single" w:space="0" w:color="D3D3D3"/>
-              <w:end w:val="single" w:space="0" w:color="D3D3D3"/>
-            </w:tcBorders>
-          </w:tcPr>
-          <w:p>
-            <w:pPr>
-              <w:spacing w:before="0" w:after="60"/>
-              <w:keepNext/>
-              <w:jc w:val="start"/>
-            </w:pPr>
-            <w:r>
-              <w:rPr>
-                <w:rFonts w:ascii="Calibri" w:hAnsi="Calibri"/>
-                <w:sz w:val="20"/>
-              </w:rPr>
-              <w:t xml:space="default">s(Hur100_av)</w:t>
-            </w:r>
-          </w:p>
-        </w:tc>
-        <w:tc>
-          <w:tcPr>
-            <w:tcBorders>
-              <w:top w:val="single" w:space="0" w:color="D3D3D3"/>
-              <w:bottom w:val="single" w:space="0" w:color="D3D3D3"/>
-              <w:start w:val="single" w:space="0" w:color="D3D3D3"/>
-              <w:end w:val="single" w:space="0" w:color="D3D3D3"/>
-            </w:tcBorders>
-          </w:tcPr>
-          <w:p>
-            <w:pPr>
-              <w:spacing w:before="0" w:after="60"/>
-              <w:keepNext/>
-              <w:jc w:val="start"/>
-            </w:pPr>
-            <w:r>
-              <w:rPr>
-                <w:rFonts w:ascii="Calibri" w:hAnsi="Calibri"/>
-                <w:sz w:val="20"/>
-              </w:rPr>
-              <w:t xml:space="default">0.00063</w:t>
-            </w:r>
-          </w:p>
-        </w:tc>
-        <w:tc>
-          <w:tcPr>
-            <w:tcBorders>
-              <w:top w:val="single" w:space="0" w:color="D3D3D3"/>
-              <w:bottom w:val="single" w:space="0" w:color="D3D3D3"/>
-              <w:start w:val="single" w:space="0" w:color="D3D3D3"/>
-              <w:end w:val="single" w:space="0" w:color="D3D3D3"/>
-            </w:tcBorders>
-          </w:tcPr>
-          <w:p>
-            <w:pPr>
-              <w:spacing w:before="0" w:after="60"/>
-              <w:keepNext/>
-              <w:jc w:val="end"/>
-            </w:pPr>
-            <w:r>
-              <w:rPr>
-                <w:rFonts w:ascii="Calibri" w:hAnsi="Calibri"/>
-                <w:sz w:val="20"/>
-              </w:rPr>
-              <w:t xml:space="default">0.064</w:t>
+              <w:t xml:space="default">Marginal</w:t>
+            </w:r>
+          </w:p>
+        </w:tc>
+        <w:tc>
+          <w:tcPr>
+            <w:tcBorders>
+              <w:top w:val="single" w:space="0" w:color="D3D3D3"/>
+              <w:bottom w:val="single" w:space="0" w:color="D3D3D3"/>
+              <w:start w:val="single" w:space="0" w:color="D3D3D3"/>
+              <w:end w:val="single" w:space="0" w:color="D3D3D3"/>
+            </w:tcBorders>
+          </w:tcPr>
+          <w:p>
+            <w:pPr>
+              <w:spacing w:before="0" w:after="60"/>
+              <w:keepNext/>
+              <w:jc w:val="start"/>
+            </w:pPr>
+            <w:r>
+              <w:rPr>
+                <w:rFonts w:ascii="Calibri" w:hAnsi="Calibri"/>
+                <w:sz w:val="20"/>
+              </w:rPr>
+              <w:t xml:space="default">M_temp</w:t>
+            </w:r>
+          </w:p>
+        </w:tc>
+        <w:tc>
+          <w:tcPr>
+            <w:tcBorders>
+              <w:top w:val="single" w:space="0" w:color="D3D3D3"/>
+              <w:bottom w:val="single" w:space="0" w:color="D3D3D3"/>
+              <w:start w:val="single" w:space="0" w:color="D3D3D3"/>
+              <w:end w:val="single" w:space="0" w:color="D3D3D3"/>
+            </w:tcBorders>
+          </w:tcPr>
+          <w:p>
+            <w:pPr>
+              <w:spacing w:before="0" w:after="60"/>
+              <w:keepNext/>
+              <w:jc w:val="start"/>
+            </w:pPr>
+            <w:r>
+              <w:rPr>
+                <w:rFonts w:ascii="Calibri" w:hAnsi="Calibri"/>
+                <w:sz w:val="20"/>
+              </w:rPr>
+              <w:t xml:space="default">s(GMHT_CPS0_30N)</w:t>
+            </w:r>
+          </w:p>
+        </w:tc>
+        <w:tc>
+          <w:tcPr>
+            <w:tcBorders>
+              <w:top w:val="single" w:space="0" w:color="D3D3D3"/>
+              <w:bottom w:val="single" w:space="0" w:color="D3D3D3"/>
+              <w:start w:val="single" w:space="0" w:color="D3D3D3"/>
+              <w:end w:val="single" w:space="0" w:color="D3D3D3"/>
+            </w:tcBorders>
+          </w:tcPr>
+          <w:p>
+            <w:pPr>
+              <w:spacing w:before="0" w:after="60"/>
+              <w:keepNext/>
+              <w:jc w:val="start"/>
+            </w:pPr>
+            <w:r>
+              <w:rPr>
+                <w:rFonts w:ascii="Calibri" w:hAnsi="Calibri"/>
+                <w:sz w:val="20"/>
+              </w:rPr>
+              <w:t xml:space="default">0.0097</w:t>
+            </w:r>
+          </w:p>
+        </w:tc>
+        <w:tc>
+          <w:tcPr>
+            <w:tcBorders>
+              <w:top w:val="single" w:space="0" w:color="D3D3D3"/>
+              <w:bottom w:val="single" w:space="0" w:color="D3D3D3"/>
+              <w:start w:val="single" w:space="0" w:color="D3D3D3"/>
+              <w:end w:val="single" w:space="0" w:color="D3D3D3"/>
+            </w:tcBorders>
+          </w:tcPr>
+          <w:p>
+            <w:pPr>
+              <w:spacing w:before="0" w:after="60"/>
+              <w:keepNext/>
+              <w:jc w:val="end"/>
+            </w:pPr>
+            <w:r>
+              <w:rPr>
+                <w:rFonts w:ascii="Calibri" w:hAnsi="Calibri"/>
+                <w:sz w:val="20"/>
+              </w:rPr>
+              <w:t xml:space="default">0.096</w:t>
             </w:r>
           </w:p>
         </w:tc>
@@ -2405,27 +2405,168 @@
         <w:tc>
           <w:tcPr>
             <w:tcBorders>
-              <w:top w:val="single" w:sz="16" w:space="0" w:color="D3D3D3"/>
-              <w:bottom w:val="single" w:sz="16" w:space="0" w:color="D3D3D3"/>
-              <w:start w:val="single" w:space="0" w:color="D3D3D3"/>
-              <w:end w:val="single" w:space="0" w:color="D3D3D3"/>
-            </w:tcBorders>
-            <w:tcMar>
-              <w:top w:w="25" w:type="dxa"/>
-            </w:tcMar>
-            <w:gridSpan w:val="7"/>
-          </w:tcPr>
-          <w:p>
-            <w:pPr>
-              <w:spacing w:before="0" w:after="60"/>
-              <w:keepNext/>
-            </w:pPr>
-            <w:r>
-              <w:rPr>
-                <w:rFonts w:ascii="Calibri" w:hAnsi="Calibri"/>
-                <w:sz w:val="20"/>
-              </w:rPr>
-              <w:t xml:space="default">Saint Croix</w:t>
+              <w:top w:val="single" w:space="0" w:color="D3D3D3"/>
+              <w:bottom w:val="single" w:space="0" w:color="D3D3D3"/>
+              <w:start w:val="single" w:space="0" w:color="D3D3D3"/>
+              <w:end w:val="single" w:space="0" w:color="D3D3D3"/>
+            </w:tcBorders>
+          </w:tcPr>
+          <w:p>
+            <w:pPr>
+              <w:spacing w:before="0" w:after="60"/>
+              <w:keepNext/>
+              <w:jc w:val="center"/>
+            </w:pPr>
+            <w:r>
+              <w:rPr>
+                <w:rFonts w:ascii="Calibri" w:hAnsi="Calibri"/>
+                <w:sz w:val="20"/>
+              </w:rPr>
+              <w:t xml:space="default">Combined</w:t>
+            </w:r>
+          </w:p>
+        </w:tc>
+        <w:tc>
+          <w:tcPr>
+            <w:tcBorders>
+              <w:top w:val="single" w:space="0" w:color="D3D3D3"/>
+              <w:bottom w:val="single" w:space="0" w:color="D3D3D3"/>
+              <w:start w:val="single" w:space="0" w:color="D3D3D3"/>
+              <w:end w:val="single" w:space="0" w:color="D3D3D3"/>
+            </w:tcBorders>
+          </w:tcPr>
+          <w:p>
+            <w:pPr>
+              <w:spacing w:before="0" w:after="60"/>
+              <w:keepNext/>
+              <w:jc w:val="start"/>
+            </w:pPr>
+            <w:r>
+              <w:rPr>
+                <w:rFonts w:ascii="Calibri" w:hAnsi="Calibri"/>
+                <w:sz w:val="20"/>
+              </w:rPr>
+              <w:t xml:space="default">M7_fqcy</w:t>
+            </w:r>
+          </w:p>
+        </w:tc>
+        <w:tc>
+          <w:tcPr>
+            <w:tcBorders>
+              <w:top w:val="single" w:space="0" w:color="D3D3D3"/>
+              <w:bottom w:val="single" w:space="0" w:color="D3D3D3"/>
+              <w:start w:val="single" w:space="0" w:color="D3D3D3"/>
+              <w:end w:val="single" w:space="0" w:color="D3D3D3"/>
+            </w:tcBorders>
+          </w:tcPr>
+          <w:p>
+            <w:pPr>
+              <w:spacing w:before="0" w:after="60"/>
+              <w:keepNext/>
+              <w:jc w:val="start"/>
+            </w:pPr>
+            <w:r>
+              <w:rPr>
+                <w:rFonts w:ascii="Calibri" w:hAnsi="Calibri"/>
+                <w:sz w:val="20"/>
+              </w:rPr>
+              <w:t xml:space="default">Thermal</w:t>
+            </w:r>
+          </w:p>
+        </w:tc>
+        <w:tc>
+          <w:tcPr>
+            <w:tcBorders>
+              <w:top w:val="single" w:space="0" w:color="D3D3D3"/>
+              <w:bottom w:val="single" w:space="0" w:color="D3D3D3"/>
+              <w:start w:val="single" w:space="0" w:color="D3D3D3"/>
+              <w:end w:val="single" w:space="0" w:color="D3D3D3"/>
+            </w:tcBorders>
+          </w:tcPr>
+          <w:p>
+            <w:pPr>
+              <w:spacing w:before="0" w:after="60"/>
+              <w:keepNext/>
+              <w:jc w:val="start"/>
+            </w:pPr>
+            <w:r>
+              <w:rPr>
+                <w:rFonts w:ascii="Calibri" w:hAnsi="Calibri"/>
+                <w:sz w:val="20"/>
+              </w:rPr>
+              <w:t xml:space="default">0.047</w:t>
+            </w:r>
+          </w:p>
+        </w:tc>
+        <w:tc>
+          <w:tcPr>
+            <w:tcBorders>
+              <w:top w:val="single" w:space="0" w:color="D3D3D3"/>
+              <w:bottom w:val="single" w:space="0" w:color="D3D3D3"/>
+              <w:start w:val="single" w:space="0" w:color="D3D3D3"/>
+              <w:end w:val="single" w:space="0" w:color="D3D3D3"/>
+            </w:tcBorders>
+          </w:tcPr>
+          <w:p>
+            <w:pPr>
+              <w:spacing w:before="0" w:after="60"/>
+              <w:keepNext/>
+              <w:jc w:val="end"/>
+            </w:pPr>
+            <w:r>
+              <w:rPr>
+                <w:rFonts w:ascii="Calibri" w:hAnsi="Calibri"/>
+                <w:sz w:val="20"/>
+              </w:rPr>
+              <w:t xml:space="default">0.11</w:t>
+            </w:r>
+          </w:p>
+        </w:tc>
+        <w:tc>
+          <w:tcPr>
+            <w:tcBorders>
+              <w:top w:val="single" w:space="0" w:color="D3D3D3"/>
+              <w:bottom w:val="single" w:space="0" w:color="D3D3D3"/>
+              <w:start w:val="single" w:space="0" w:color="D3D3D3"/>
+              <w:end w:val="single" w:space="0" w:color="D3D3D3"/>
+            </w:tcBorders>
+          </w:tcPr>
+          <w:p>
+            <w:pPr>
+              <w:spacing w:before="0" w:after="60"/>
+              <w:keepNext/>
+              <w:jc w:val="end"/>
+            </w:pPr>
+            <w:r>
+              <w:rPr>
+                <w:rFonts w:ascii="Calibri" w:hAnsi="Calibri"/>
+                <w:sz w:val="20"/>
+              </w:rPr>
+              <w:t xml:space="default">4.4</w:t>
+            </w:r>
+          </w:p>
+        </w:tc>
+        <w:tc>
+          <w:tcPr>
+            <w:tcBorders>
+              <w:top w:val="single" w:space="0" w:color="D3D3D3"/>
+              <w:bottom w:val="single" w:space="0" w:color="D3D3D3"/>
+              <w:start w:val="single" w:space="0" w:color="D3D3D3"/>
+              <w:end w:val="single" w:space="0" w:color="D3D3D3"/>
+            </w:tcBorders>
+          </w:tcPr>
+          <w:p>
+            <w:pPr>
+              <w:spacing w:before="0" w:after="60"/>
+              <w:keepNext/>
+              <w:jc w:val="end"/>
+            </w:pPr>
+            <w:r>
+              <w:rPr>
+                <w:rFonts w:ascii="Calibri" w:hAnsi="Calibri"/>
+                <w:sz w:val="20"/>
+              </w:rPr>
+              <w:t xml:space="default">38</w:t>
             </w:r>
           </w:p>
         </w:tc>
@@ -2454,151 +2595,151 @@
                 <w:rFonts w:ascii="Calibri" w:hAnsi="Calibri"/>
                 <w:sz w:val="20"/>
               </w:rPr>
-              <w:t xml:space="default">Marginal</w:t>
-            </w:r>
-          </w:p>
-        </w:tc>
-        <w:tc>
-          <w:tcPr>
-            <w:tcBorders>
-              <w:top w:val="single" w:space="0" w:color="D3D3D3"/>
-              <w:bottom w:val="single" w:space="0" w:color="D3D3D3"/>
-              <w:start w:val="single" w:space="0" w:color="D3D3D3"/>
-              <w:end w:val="single" w:space="0" w:color="D3D3D3"/>
-            </w:tcBorders>
-          </w:tcPr>
-          <w:p>
-            <w:pPr>
-              <w:spacing w:before="0" w:after="60"/>
-              <w:keepNext/>
-              <w:jc w:val="start"/>
-            </w:pPr>
-            <w:r>
-              <w:rPr>
-                <w:rFonts w:ascii="Calibri" w:hAnsi="Calibri"/>
-                <w:sz w:val="20"/>
-              </w:rPr>
-              <w:t xml:space="default">M_dt</w:t>
-            </w:r>
-          </w:p>
-        </w:tc>
-        <w:tc>
-          <w:tcPr>
-            <w:tcBorders>
-              <w:top w:val="single" w:space="0" w:color="D3D3D3"/>
-              <w:bottom w:val="single" w:space="0" w:color="D3D3D3"/>
-              <w:start w:val="single" w:space="0" w:color="D3D3D3"/>
-              <w:end w:val="single" w:space="0" w:color="D3D3D3"/>
-            </w:tcBorders>
-          </w:tcPr>
-          <w:p>
-            <w:pPr>
-              <w:spacing w:before="0" w:after="60"/>
-              <w:keepNext/>
-              <w:jc w:val="start"/>
-            </w:pPr>
-            <w:r>
-              <w:rPr>
-                <w:rFonts w:ascii="Calibri" w:hAnsi="Calibri"/>
-                <w:sz w:val="20"/>
-              </w:rPr>
-              <w:t xml:space="default">s(dT_raw)</w:t>
-            </w:r>
-          </w:p>
-        </w:tc>
-        <w:tc>
-          <w:tcPr>
-            <w:tcBorders>
-              <w:top w:val="single" w:space="0" w:color="D3D3D3"/>
-              <w:bottom w:val="single" w:space="0" w:color="D3D3D3"/>
-              <w:start w:val="single" w:space="0" w:color="D3D3D3"/>
-              <w:end w:val="single" w:space="0" w:color="D3D3D3"/>
-            </w:tcBorders>
-          </w:tcPr>
-          <w:p>
-            <w:pPr>
-              <w:spacing w:before="0" w:after="60"/>
-              <w:keepNext/>
-              <w:jc w:val="start"/>
-            </w:pPr>
-            <w:r>
-              <w:rPr>
-                <w:rFonts w:ascii="Calibri" w:hAnsi="Calibri"/>
-                <w:sz w:val="20"/>
-              </w:rPr>
-              <w:t xml:space="default">0.21</w:t>
-            </w:r>
-          </w:p>
-        </w:tc>
-        <w:tc>
-          <w:tcPr>
-            <w:tcBorders>
-              <w:top w:val="single" w:space="0" w:color="D3D3D3"/>
-              <w:bottom w:val="single" w:space="0" w:color="D3D3D3"/>
-              <w:start w:val="single" w:space="0" w:color="D3D3D3"/>
-              <w:end w:val="single" w:space="0" w:color="D3D3D3"/>
-            </w:tcBorders>
-          </w:tcPr>
-          <w:p>
-            <w:pPr>
-              <w:spacing w:before="0" w:after="60"/>
-              <w:keepNext/>
-              <w:jc w:val="end"/>
-            </w:pPr>
-            <w:r>
-              <w:rPr>
-                <w:rFonts w:ascii="Calibri" w:hAnsi="Calibri"/>
-                <w:sz w:val="20"/>
-              </w:rPr>
-              <w:t xml:space="default">0.34</w:t>
-            </w:r>
-          </w:p>
-        </w:tc>
-        <w:tc>
-          <w:tcPr>
-            <w:tcBorders>
-              <w:top w:val="single" w:space="0" w:color="D3D3D3"/>
-              <w:bottom w:val="single" w:space="0" w:color="D3D3D3"/>
-              <w:start w:val="single" w:space="0" w:color="D3D3D3"/>
-              <w:end w:val="single" w:space="0" w:color="D3D3D3"/>
-            </w:tcBorders>
-          </w:tcPr>
-          <w:p>
-            <w:pPr>
-              <w:spacing w:before="0" w:after="60"/>
-              <w:keepNext/>
-              <w:jc w:val="end"/>
-            </w:pPr>
-            <w:r>
-              <w:rPr>
-                <w:rFonts w:ascii="Calibri" w:hAnsi="Calibri"/>
-                <w:sz w:val="20"/>
-              </w:rPr>
-              <w:t xml:space="default">0.7</w:t>
-            </w:r>
-          </w:p>
-        </w:tc>
-        <w:tc>
-          <w:tcPr>
-            <w:tcBorders>
-              <w:top w:val="single" w:space="0" w:color="D3D3D3"/>
-              <w:bottom w:val="single" w:space="0" w:color="D3D3D3"/>
-              <w:start w:val="single" w:space="0" w:color="D3D3D3"/>
-              <w:end w:val="single" w:space="0" w:color="D3D3D3"/>
-            </w:tcBorders>
-          </w:tcPr>
-          <w:p>
-            <w:pPr>
-              <w:spacing w:before="0" w:after="60"/>
-              <w:keepNext/>
-              <w:jc w:val="end"/>
-            </w:pPr>
-            <w:r>
-              <w:rPr>
-                <w:rFonts w:ascii="Calibri" w:hAnsi="Calibri"/>
-                <w:sz w:val="20"/>
-              </w:rPr>
-              <w:t xml:space="default">5</w:t>
+              <w:t xml:space="default">Combined</w:t>
+            </w:r>
+          </w:p>
+        </w:tc>
+        <w:tc>
+          <w:tcPr>
+            <w:tcBorders>
+              <w:top w:val="single" w:space="0" w:color="D3D3D3"/>
+              <w:bottom w:val="single" w:space="0" w:color="D3D3D3"/>
+              <w:start w:val="single" w:space="0" w:color="D3D3D3"/>
+              <w:end w:val="single" w:space="0" w:color="D3D3D3"/>
+            </w:tcBorders>
+          </w:tcPr>
+          <w:p>
+            <w:pPr>
+              <w:spacing w:before="0" w:after="60"/>
+              <w:keepNext/>
+              <w:jc w:val="start"/>
+            </w:pPr>
+            <w:r>
+              <w:rPr>
+                <w:rFonts w:ascii="Calibri" w:hAnsi="Calibri"/>
+                <w:sz w:val="20"/>
+              </w:rPr>
+              <w:t xml:space="default">M7_fqcy</w:t>
+            </w:r>
+          </w:p>
+        </w:tc>
+        <w:tc>
+          <w:tcPr>
+            <w:tcBorders>
+              <w:top w:val="single" w:space="0" w:color="D3D3D3"/>
+              <w:bottom w:val="single" w:space="0" w:color="D3D3D3"/>
+              <w:start w:val="single" w:space="0" w:color="D3D3D3"/>
+              <w:end w:val="single" w:space="0" w:color="D3D3D3"/>
+            </w:tcBorders>
+          </w:tcPr>
+          <w:p>
+            <w:pPr>
+              <w:spacing w:before="0" w:after="60"/>
+              <w:keepNext/>
+              <w:jc w:val="start"/>
+            </w:pPr>
+            <w:r>
+              <w:rPr>
+                <w:rFonts w:ascii="Calibri" w:hAnsi="Calibri"/>
+                <w:sz w:val="20"/>
+              </w:rPr>
+              <w:t xml:space="default">Hurricane</w:t>
+            </w:r>
+          </w:p>
+        </w:tc>
+        <w:tc>
+          <w:tcPr>
+            <w:tcBorders>
+              <w:top w:val="single" w:space="0" w:color="D3D3D3"/>
+              <w:bottom w:val="single" w:space="0" w:color="D3D3D3"/>
+              <w:start w:val="single" w:space="0" w:color="D3D3D3"/>
+              <w:end w:val="single" w:space="0" w:color="D3D3D3"/>
+            </w:tcBorders>
+          </w:tcPr>
+          <w:p>
+            <w:pPr>
+              <w:spacing w:before="0" w:after="60"/>
+              <w:keepNext/>
+              <w:jc w:val="start"/>
+            </w:pPr>
+            <w:r>
+              <w:rPr>
+                <w:rFonts w:ascii="Calibri" w:hAnsi="Calibri"/>
+                <w:sz w:val="20"/>
+              </w:rPr>
+              <w:t xml:space="default">0.015</w:t>
+            </w:r>
+          </w:p>
+        </w:tc>
+        <w:tc>
+          <w:tcPr>
+            <w:tcBorders>
+              <w:top w:val="single" w:space="0" w:color="D3D3D3"/>
+              <w:bottom w:val="single" w:space="0" w:color="D3D3D3"/>
+              <w:start w:val="single" w:space="0" w:color="D3D3D3"/>
+              <w:end w:val="single" w:space="0" w:color="D3D3D3"/>
+            </w:tcBorders>
+          </w:tcPr>
+          <w:p>
+            <w:pPr>
+              <w:spacing w:before="0" w:after="60"/>
+              <w:keepNext/>
+              <w:jc w:val="end"/>
+            </w:pPr>
+            <w:r>
+              <w:rPr>
+                <w:rFonts w:ascii="Calibri" w:hAnsi="Calibri"/>
+                <w:sz w:val="20"/>
+              </w:rPr>
+              <w:t xml:space="default">0.12</w:t>
+            </w:r>
+          </w:p>
+        </w:tc>
+        <w:tc>
+          <w:tcPr>
+            <w:tcBorders>
+              <w:top w:val="single" w:space="0" w:color="D3D3D3"/>
+              <w:bottom w:val="single" w:space="0" w:color="D3D3D3"/>
+              <w:start w:val="single" w:space="0" w:color="D3D3D3"/>
+              <w:end w:val="single" w:space="0" w:color="D3D3D3"/>
+            </w:tcBorders>
+          </w:tcPr>
+          <w:p>
+            <w:pPr>
+              <w:spacing w:before="0" w:after="60"/>
+              <w:keepNext/>
+              <w:jc w:val="end"/>
+            </w:pPr>
+            <w:r>
+              <w:rPr>
+                <w:rFonts w:ascii="Calibri" w:hAnsi="Calibri"/>
+                <w:sz w:val="20"/>
+              </w:rPr>
+              <w:t xml:space="default">0.4</w:t>
+            </w:r>
+          </w:p>
+        </w:tc>
+        <w:tc>
+          <w:tcPr>
+            <w:tcBorders>
+              <w:top w:val="single" w:space="0" w:color="D3D3D3"/>
+              <w:bottom w:val="single" w:space="0" w:color="D3D3D3"/>
+              <w:start w:val="single" w:space="0" w:color="D3D3D3"/>
+              <w:end w:val="single" w:space="0" w:color="D3D3D3"/>
+            </w:tcBorders>
+          </w:tcPr>
+          <w:p>
+            <w:pPr>
+              <w:spacing w:before="0" w:after="60"/>
+              <w:keepNext/>
+              <w:jc w:val="end"/>
+            </w:pPr>
+            <w:r>
+              <w:rPr>
+                <w:rFonts w:ascii="Calibri" w:hAnsi="Calibri"/>
+                <w:sz w:val="20"/>
+              </w:rPr>
+              <w:t xml:space="default">90</w:t>
             </w:r>
           </w:p>
         </w:tc>
@@ -2651,7 +2792,7 @@
                 <w:rFonts w:ascii="Calibri" w:hAnsi="Calibri"/>
                 <w:sz w:val="20"/>
               </w:rPr>
-              <w:t xml:space="default">M3</w:t>
+              <w:t xml:space="default">M7_fqcy</w:t>
             </w:r>
           </w:p>
         </w:tc>
@@ -2699,79 +2840,79 @@
                 <w:rFonts w:ascii="Calibri" w:hAnsi="Calibri"/>
                 <w:sz w:val="20"/>
               </w:rPr>
-              <w:t xml:space="default">0.076</w:t>
-            </w:r>
-          </w:p>
-        </w:tc>
-        <w:tc>
-          <w:tcPr>
-            <w:tcBorders>
-              <w:top w:val="single" w:space="0" w:color="D3D3D3"/>
-              <w:bottom w:val="single" w:space="0" w:color="D3D3D3"/>
-              <w:start w:val="single" w:space="0" w:color="D3D3D3"/>
-              <w:end w:val="single" w:space="0" w:color="D3D3D3"/>
-            </w:tcBorders>
-          </w:tcPr>
-          <w:p>
-            <w:pPr>
-              <w:spacing w:before="0" w:after="60"/>
-              <w:keepNext/>
-              <w:jc w:val="end"/>
-            </w:pPr>
-            <w:r>
-              <w:rPr>
-                <w:rFonts w:ascii="Calibri" w:hAnsi="Calibri"/>
-                <w:sz w:val="20"/>
-              </w:rPr>
-              <w:t xml:space="default">0.76</w:t>
-            </w:r>
-          </w:p>
-        </w:tc>
-        <w:tc>
-          <w:tcPr>
-            <w:tcBorders>
-              <w:top w:val="single" w:space="0" w:color="D3D3D3"/>
-              <w:bottom w:val="single" w:space="0" w:color="D3D3D3"/>
-              <w:start w:val="single" w:space="0" w:color="D3D3D3"/>
-              <w:end w:val="single" w:space="0" w:color="D3D3D3"/>
-            </w:tcBorders>
-          </w:tcPr>
-          <w:p>
-            <w:pPr>
-              <w:spacing w:before="0" w:after="60"/>
-              <w:keepNext/>
-              <w:jc w:val="end"/>
-            </w:pPr>
-            <w:r>
-              <w:rPr>
-                <w:rFonts w:ascii="Calibri" w:hAnsi="Calibri"/>
-                <w:sz w:val="20"/>
-              </w:rPr>
-              <w:t xml:space="default">5.9</w:t>
-            </w:r>
-          </w:p>
-        </w:tc>
-        <w:tc>
-          <w:tcPr>
-            <w:tcBorders>
-              <w:top w:val="single" w:space="0" w:color="D3D3D3"/>
-              <w:bottom w:val="single" w:space="0" w:color="D3D3D3"/>
-              <w:start w:val="single" w:space="0" w:color="D3D3D3"/>
-              <w:end w:val="single" w:space="0" w:color="D3D3D3"/>
-            </w:tcBorders>
-          </w:tcPr>
-          <w:p>
-            <w:pPr>
-              <w:spacing w:before="0" w:after="60"/>
-              <w:keepNext/>
-              <w:jc w:val="end"/>
-            </w:pPr>
-            <w:r>
-              <w:rPr>
-                <w:rFonts w:ascii="Calibri" w:hAnsi="Calibri"/>
-                <w:sz w:val="20"/>
-              </w:rPr>
-              <w:t xml:space="default">5</w:t>
+              <w:t xml:space="default">0.018</w:t>
+            </w:r>
+          </w:p>
+        </w:tc>
+        <w:tc>
+          <w:tcPr>
+            <w:tcBorders>
+              <w:top w:val="single" w:space="0" w:color="D3D3D3"/>
+              <w:bottom w:val="single" w:space="0" w:color="D3D3D3"/>
+              <w:start w:val="single" w:space="0" w:color="D3D3D3"/>
+              <w:end w:val="single" w:space="0" w:color="D3D3D3"/>
+            </w:tcBorders>
+          </w:tcPr>
+          <w:p>
+            <w:pPr>
+              <w:spacing w:before="0" w:after="60"/>
+              <w:keepNext/>
+              <w:jc w:val="end"/>
+            </w:pPr>
+            <w:r>
+              <w:rPr>
+                <w:rFonts w:ascii="Calibri" w:hAnsi="Calibri"/>
+                <w:sz w:val="20"/>
+              </w:rPr>
+              <w:t xml:space="default">0.72</w:t>
+            </w:r>
+          </w:p>
+        </w:tc>
+        <w:tc>
+          <w:tcPr>
+            <w:tcBorders>
+              <w:top w:val="single" w:space="0" w:color="D3D3D3"/>
+              <w:bottom w:val="single" w:space="0" w:color="D3D3D3"/>
+              <w:start w:val="single" w:space="0" w:color="D3D3D3"/>
+              <w:end w:val="single" w:space="0" w:color="D3D3D3"/>
+            </w:tcBorders>
+          </w:tcPr>
+          <w:p>
+            <w:pPr>
+              <w:spacing w:before="0" w:after="60"/>
+              <w:keepNext/>
+              <w:jc w:val="end"/>
+            </w:pPr>
+            <w:r>
+              <w:rPr>
+                <w:rFonts w:ascii="Calibri" w:hAnsi="Calibri"/>
+                <w:sz w:val="20"/>
+              </w:rPr>
+              <w:t xml:space="default">4.9</w:t>
+            </w:r>
+          </w:p>
+        </w:tc>
+        <w:tc>
+          <w:tcPr>
+            <w:tcBorders>
+              <w:top w:val="single" w:space="0" w:color="D3D3D3"/>
+              <w:bottom w:val="single" w:space="0" w:color="D3D3D3"/>
+              <w:start w:val="single" w:space="0" w:color="D3D3D3"/>
+              <w:end w:val="single" w:space="0" w:color="D3D3D3"/>
+            </w:tcBorders>
+          </w:tcPr>
+          <w:p>
+            <w:pPr>
+              <w:spacing w:before="0" w:after="60"/>
+              <w:keepNext/>
+              <w:jc w:val="end"/>
+            </w:pPr>
+            <w:r>
+              <w:rPr>
+                <w:rFonts w:ascii="Calibri" w:hAnsi="Calibri"/>
+                <w:sz w:val="20"/>
+              </w:rPr>
+              <w:t xml:space="default">57</w:t>
             </w:r>
           </w:p>
         </w:tc>
@@ -2824,7 +2965,7 @@
                 <w:rFonts w:ascii="Calibri" w:hAnsi="Calibri"/>
                 <w:sz w:val="20"/>
               </w:rPr>
-              <w:t xml:space="default">M3</w:t>
+              <w:t xml:space="default">M7_fqcy</w:t>
             </w:r>
           </w:p>
         </w:tc>
@@ -2872,79 +3013,79 @@
                 <w:rFonts w:ascii="Calibri" w:hAnsi="Calibri"/>
                 <w:sz w:val="20"/>
               </w:rPr>
-              <w:t xml:space="default">0.051</w:t>
-            </w:r>
-          </w:p>
-        </w:tc>
-        <w:tc>
-          <w:tcPr>
-            <w:tcBorders>
-              <w:top w:val="single" w:space="0" w:color="D3D3D3"/>
-              <w:bottom w:val="single" w:space="0" w:color="D3D3D3"/>
-              <w:start w:val="single" w:space="0" w:color="D3D3D3"/>
-              <w:end w:val="single" w:space="0" w:color="D3D3D3"/>
-            </w:tcBorders>
-          </w:tcPr>
-          <w:p>
-            <w:pPr>
-              <w:spacing w:before="0" w:after="60"/>
-              <w:keepNext/>
-              <w:jc w:val="end"/>
-            </w:pPr>
-            <w:r>
-              <w:rPr>
-                <w:rFonts w:ascii="Calibri" w:hAnsi="Calibri"/>
-                <w:sz w:val="20"/>
-              </w:rPr>
-              <w:t xml:space="default">0.5</w:t>
-            </w:r>
-          </w:p>
-        </w:tc>
-        <w:tc>
-          <w:tcPr>
-            <w:tcBorders>
-              <w:top w:val="single" w:space="0" w:color="D3D3D3"/>
-              <w:bottom w:val="single" w:space="0" w:color="D3D3D3"/>
-              <w:start w:val="single" w:space="0" w:color="D3D3D3"/>
-              <w:end w:val="single" w:space="0" w:color="D3D3D3"/>
-            </w:tcBorders>
-          </w:tcPr>
-          <w:p>
-            <w:pPr>
-              <w:spacing w:before="0" w:after="60"/>
-              <w:keepNext/>
-              <w:jc w:val="end"/>
-            </w:pPr>
-            <w:r>
-              <w:rPr>
-                <w:rFonts w:ascii="Calibri" w:hAnsi="Calibri"/>
-                <w:sz w:val="20"/>
-              </w:rPr>
-              <w:t xml:space="default">0.1</w:t>
-            </w:r>
-          </w:p>
-        </w:tc>
-        <w:tc>
-          <w:tcPr>
-            <w:tcBorders>
-              <w:top w:val="single" w:space="0" w:color="D3D3D3"/>
-              <w:bottom w:val="single" w:space="0" w:color="D3D3D3"/>
-              <w:start w:val="single" w:space="0" w:color="D3D3D3"/>
-              <w:end w:val="single" w:space="0" w:color="D3D3D3"/>
-            </w:tcBorders>
-          </w:tcPr>
-          <w:p>
-            <w:pPr>
-              <w:spacing w:before="0" w:after="60"/>
-              <w:keepNext/>
-              <w:jc w:val="end"/>
-            </w:pPr>
-            <w:r>
-              <w:rPr>
-                <w:rFonts w:ascii="Calibri" w:hAnsi="Calibri"/>
-                <w:sz w:val="20"/>
-              </w:rPr>
-              <w:t xml:space="default">37</w:t>
+              <w:t xml:space="default">0.0011</w:t>
+            </w:r>
+          </w:p>
+        </w:tc>
+        <w:tc>
+          <w:tcPr>
+            <w:tcBorders>
+              <w:top w:val="single" w:space="0" w:color="D3D3D3"/>
+              <w:bottom w:val="single" w:space="0" w:color="D3D3D3"/>
+              <w:start w:val="single" w:space="0" w:color="D3D3D3"/>
+              <w:end w:val="single" w:space="0" w:color="D3D3D3"/>
+            </w:tcBorders>
+          </w:tcPr>
+          <w:p>
+            <w:pPr>
+              <w:spacing w:before="0" w:after="60"/>
+              <w:keepNext/>
+              <w:jc w:val="end"/>
+            </w:pPr>
+            <w:r>
+              <w:rPr>
+                <w:rFonts w:ascii="Calibri" w:hAnsi="Calibri"/>
+                <w:sz w:val="20"/>
+              </w:rPr>
+              <w:t xml:space="default">0.084</w:t>
+            </w:r>
+          </w:p>
+        </w:tc>
+        <w:tc>
+          <w:tcPr>
+            <w:tcBorders>
+              <w:top w:val="single" w:space="0" w:color="D3D3D3"/>
+              <w:bottom w:val="single" w:space="0" w:color="D3D3D3"/>
+              <w:start w:val="single" w:space="0" w:color="D3D3D3"/>
+              <w:end w:val="single" w:space="0" w:color="D3D3D3"/>
+            </w:tcBorders>
+          </w:tcPr>
+          <w:p>
+            <w:pPr>
+              <w:spacing w:before="0" w:after="60"/>
+              <w:keepNext/>
+              <w:jc w:val="end"/>
+            </w:pPr>
+            <w:r>
+              <w:rPr>
+                <w:rFonts w:ascii="Calibri" w:hAnsi="Calibri"/>
+                <w:sz w:val="20"/>
+              </w:rPr>
+              <w:t xml:space="default">4.9</w:t>
+            </w:r>
+          </w:p>
+        </w:tc>
+        <w:tc>
+          <w:tcPr>
+            <w:tcBorders>
+              <w:top w:val="single" w:space="0" w:color="D3D3D3"/>
+              <w:bottom w:val="single" w:space="0" w:color="D3D3D3"/>
+              <w:start w:val="single" w:space="0" w:color="D3D3D3"/>
+              <w:end w:val="single" w:space="0" w:color="D3D3D3"/>
+            </w:tcBorders>
+          </w:tcPr>
+          <w:p>
+            <w:pPr>
+              <w:spacing w:before="0" w:after="60"/>
+              <w:keepNext/>
+              <w:jc w:val="end"/>
+            </w:pPr>
+            <w:r>
+              <w:rPr>
+                <w:rFonts w:ascii="Calibri" w:hAnsi="Calibri"/>
+                <w:sz w:val="20"/>
+              </w:rPr>
+              <w:t xml:space="default">95</w:t>
             </w:r>
           </w:p>
         </w:tc>
@@ -2956,27 +3097,168 @@
         <w:tc>
           <w:tcPr>
             <w:tcBorders>
-              <w:top w:val="single" w:sz="16" w:space="0" w:color="D3D3D3"/>
-              <w:bottom w:val="single" w:sz="16" w:space="0" w:color="D3D3D3"/>
-              <w:start w:val="single" w:space="0" w:color="D3D3D3"/>
-              <w:end w:val="single" w:space="0" w:color="D3D3D3"/>
-            </w:tcBorders>
-            <w:tcMar>
-              <w:top w:w="25" w:type="dxa"/>
-            </w:tcMar>
-            <w:gridSpan w:val="7"/>
-          </w:tcPr>
-          <w:p>
-            <w:pPr>
-              <w:spacing w:before="0" w:after="60"/>
-              <w:keepNext/>
-            </w:pPr>
-            <w:r>
-              <w:rPr>
-                <w:rFonts w:ascii="Calibri" w:hAnsi="Calibri"/>
-                <w:sz w:val="20"/>
-              </w:rPr>
-              <w:t xml:space="default">Regional</w:t>
+              <w:top w:val="single" w:space="0" w:color="D3D3D3"/>
+              <w:bottom w:val="single" w:space="0" w:color="D3D3D3"/>
+              <w:start w:val="single" w:space="0" w:color="D3D3D3"/>
+              <w:end w:val="single" w:space="0" w:color="D3D3D3"/>
+            </w:tcBorders>
+          </w:tcPr>
+          <w:p>
+            <w:pPr>
+              <w:spacing w:before="0" w:after="60"/>
+              <w:keepNext/>
+              <w:jc w:val="center"/>
+            </w:pPr>
+            <w:r>
+              <w:rPr>
+                <w:rFonts w:ascii="Calibri" w:hAnsi="Calibri"/>
+                <w:sz w:val="20"/>
+              </w:rPr>
+              <w:t xml:space="default">Combined</w:t>
+            </w:r>
+          </w:p>
+        </w:tc>
+        <w:tc>
+          <w:tcPr>
+            <w:tcBorders>
+              <w:top w:val="single" w:space="0" w:color="D3D3D3"/>
+              <w:bottom w:val="single" w:space="0" w:color="D3D3D3"/>
+              <w:start w:val="single" w:space="0" w:color="D3D3D3"/>
+              <w:end w:val="single" w:space="0" w:color="D3D3D3"/>
+            </w:tcBorders>
+          </w:tcPr>
+          <w:p>
+            <w:pPr>
+              <w:spacing w:before="0" w:after="60"/>
+              <w:keepNext/>
+              <w:jc w:val="start"/>
+            </w:pPr>
+            <w:r>
+              <w:rPr>
+                <w:rFonts w:ascii="Calibri" w:hAnsi="Calibri"/>
+                <w:sz w:val="20"/>
+              </w:rPr>
+              <w:t xml:space="default">M7_fqcy</w:t>
+            </w:r>
+          </w:p>
+        </w:tc>
+        <w:tc>
+          <w:tcPr>
+            <w:tcBorders>
+              <w:top w:val="single" w:space="0" w:color="D3D3D3"/>
+              <w:bottom w:val="single" w:space="0" w:color="D3D3D3"/>
+              <w:start w:val="single" w:space="0" w:color="D3D3D3"/>
+              <w:end w:val="single" w:space="0" w:color="D3D3D3"/>
+            </w:tcBorders>
+          </w:tcPr>
+          <w:p>
+            <w:pPr>
+              <w:spacing w:before="0" w:after="60"/>
+              <w:keepNext/>
+              <w:jc w:val="start"/>
+            </w:pPr>
+            <w:r>
+              <w:rPr>
+                <w:rFonts w:ascii="Calibri" w:hAnsi="Calibri"/>
+                <w:sz w:val="20"/>
+              </w:rPr>
+              <w:t xml:space="default">s(Hur100_fqcy)</w:t>
+            </w:r>
+          </w:p>
+        </w:tc>
+        <w:tc>
+          <w:tcPr>
+            <w:tcBorders>
+              <w:top w:val="single" w:space="0" w:color="D3D3D3"/>
+              <w:bottom w:val="single" w:space="0" w:color="D3D3D3"/>
+              <w:start w:val="single" w:space="0" w:color="D3D3D3"/>
+              <w:end w:val="single" w:space="0" w:color="D3D3D3"/>
+            </w:tcBorders>
+          </w:tcPr>
+          <w:p>
+            <w:pPr>
+              <w:spacing w:before="0" w:after="60"/>
+              <w:keepNext/>
+              <w:jc w:val="start"/>
+            </w:pPr>
+            <w:r>
+              <w:rPr>
+                <w:rFonts w:ascii="Calibri" w:hAnsi="Calibri"/>
+                <w:sz w:val="20"/>
+              </w:rPr>
+              <w:t xml:space="default">0.12</w:t>
+            </w:r>
+          </w:p>
+        </w:tc>
+        <w:tc>
+          <w:tcPr>
+            <w:tcBorders>
+              <w:top w:val="single" w:space="0" w:color="D3D3D3"/>
+              <w:bottom w:val="single" w:space="0" w:color="D3D3D3"/>
+              <w:start w:val="single" w:space="0" w:color="D3D3D3"/>
+              <w:end w:val="single" w:space="0" w:color="D3D3D3"/>
+            </w:tcBorders>
+          </w:tcPr>
+          <w:p>
+            <w:pPr>
+              <w:spacing w:before="0" w:after="60"/>
+              <w:keepNext/>
+              <w:jc w:val="end"/>
+            </w:pPr>
+            <w:r>
+              <w:rPr>
+                <w:rFonts w:ascii="Calibri" w:hAnsi="Calibri"/>
+                <w:sz w:val="20"/>
+              </w:rPr>
+              <w:t xml:space="default">0.77</w:t>
+            </w:r>
+          </w:p>
+        </w:tc>
+        <w:tc>
+          <w:tcPr>
+            <w:tcBorders>
+              <w:top w:val="single" w:space="0" w:color="D3D3D3"/>
+              <w:bottom w:val="single" w:space="0" w:color="D3D3D3"/>
+              <w:start w:val="single" w:space="0" w:color="D3D3D3"/>
+              <w:end w:val="single" w:space="0" w:color="D3D3D3"/>
+            </w:tcBorders>
+          </w:tcPr>
+          <w:p>
+            <w:pPr>
+              <w:spacing w:before="0" w:after="60"/>
+              <w:keepNext/>
+              <w:jc w:val="end"/>
+            </w:pPr>
+            <w:r>
+              <w:rPr>
+                <w:rFonts w:ascii="Calibri" w:hAnsi="Calibri"/>
+                <w:sz w:val="20"/>
+              </w:rPr>
+              <w:t xml:space="default">5.5</w:t>
+            </w:r>
+          </w:p>
+        </w:tc>
+        <w:tc>
+          <w:tcPr>
+            <w:tcBorders>
+              <w:top w:val="single" w:space="0" w:color="D3D3D3"/>
+              <w:bottom w:val="single" w:space="0" w:color="D3D3D3"/>
+              <w:start w:val="single" w:space="0" w:color="D3D3D3"/>
+              <w:end w:val="single" w:space="0" w:color="D3D3D3"/>
+            </w:tcBorders>
+          </w:tcPr>
+          <w:p>
+            <w:pPr>
+              <w:spacing w:before="0" w:after="60"/>
+              <w:keepNext/>
+              <w:jc w:val="end"/>
+            </w:pPr>
+            <w:r>
+              <w:rPr>
+                <w:rFonts w:ascii="Calibri" w:hAnsi="Calibri"/>
+                <w:sz w:val="20"/>
+              </w:rPr>
+              <w:t xml:space="default">10</w:t>
             </w:r>
           </w:p>
         </w:tc>
@@ -2988,168 +3270,27 @@
         <w:tc>
           <w:tcPr>
             <w:tcBorders>
-              <w:top w:val="single" w:space="0" w:color="D3D3D3"/>
-              <w:bottom w:val="single" w:space="0" w:color="D3D3D3"/>
-              <w:start w:val="single" w:space="0" w:color="D3D3D3"/>
-              <w:end w:val="single" w:space="0" w:color="D3D3D3"/>
-            </w:tcBorders>
-          </w:tcPr>
-          <w:p>
-            <w:pPr>
-              <w:spacing w:before="0" w:after="60"/>
-              <w:keepNext/>
-              <w:jc w:val="center"/>
-            </w:pPr>
-            <w:r>
-              <w:rPr>
-                <w:rFonts w:ascii="Calibri" w:hAnsi="Calibri"/>
-                <w:sz w:val="20"/>
-              </w:rPr>
-              <w:t xml:space="default">Marginal</w:t>
-            </w:r>
-          </w:p>
-        </w:tc>
-        <w:tc>
-          <w:tcPr>
-            <w:tcBorders>
-              <w:top w:val="single" w:space="0" w:color="D3D3D3"/>
-              <w:bottom w:val="single" w:space="0" w:color="D3D3D3"/>
-              <w:start w:val="single" w:space="0" w:color="D3D3D3"/>
-              <w:end w:val="single" w:space="0" w:color="D3D3D3"/>
-            </w:tcBorders>
-          </w:tcPr>
-          <w:p>
-            <w:pPr>
-              <w:spacing w:before="0" w:after="60"/>
-              <w:keepNext/>
-              <w:jc w:val="start"/>
-            </w:pPr>
-            <w:r>
-              <w:rPr>
-                <w:rFonts w:ascii="Calibri" w:hAnsi="Calibri"/>
-                <w:sz w:val="20"/>
-              </w:rPr>
-              <w:t xml:space="default">M_hav</w:t>
-            </w:r>
-          </w:p>
-        </w:tc>
-        <w:tc>
-          <w:tcPr>
-            <w:tcBorders>
-              <w:top w:val="single" w:space="0" w:color="D3D3D3"/>
-              <w:bottom w:val="single" w:space="0" w:color="D3D3D3"/>
-              <w:start w:val="single" w:space="0" w:color="D3D3D3"/>
-              <w:end w:val="single" w:space="0" w:color="D3D3D3"/>
-            </w:tcBorders>
-          </w:tcPr>
-          <w:p>
-            <w:pPr>
-              <w:spacing w:before="0" w:after="60"/>
-              <w:keepNext/>
-              <w:jc w:val="start"/>
-            </w:pPr>
-            <w:r>
-              <w:rPr>
-                <w:rFonts w:ascii="Calibri" w:hAnsi="Calibri"/>
-                <w:sz w:val="20"/>
-              </w:rPr>
-              <w:t xml:space="default">s(Hur100_av)</w:t>
-            </w:r>
-          </w:p>
-        </w:tc>
-        <w:tc>
-          <w:tcPr>
-            <w:tcBorders>
-              <w:top w:val="single" w:space="0" w:color="D3D3D3"/>
-              <w:bottom w:val="single" w:space="0" w:color="D3D3D3"/>
-              <w:start w:val="single" w:space="0" w:color="D3D3D3"/>
-              <w:end w:val="single" w:space="0" w:color="D3D3D3"/>
-            </w:tcBorders>
-          </w:tcPr>
-          <w:p>
-            <w:pPr>
-              <w:spacing w:before="0" w:after="60"/>
-              <w:keepNext/>
-              <w:jc w:val="start"/>
-            </w:pPr>
-            <w:r>
-              <w:rPr>
-                <w:rFonts w:ascii="Calibri" w:hAnsi="Calibri"/>
-                <w:sz w:val="20"/>
-              </w:rPr>
-              <w:t xml:space="default">&lt;1e-04</w:t>
-            </w:r>
-          </w:p>
-        </w:tc>
-        <w:tc>
-          <w:tcPr>
-            <w:tcBorders>
-              <w:top w:val="single" w:space="0" w:color="D3D3D3"/>
-              <w:bottom w:val="single" w:space="0" w:color="D3D3D3"/>
-              <w:start w:val="single" w:space="0" w:color="D3D3D3"/>
-              <w:end w:val="single" w:space="0" w:color="D3D3D3"/>
-            </w:tcBorders>
-          </w:tcPr>
-          <w:p>
-            <w:pPr>
-              <w:spacing w:before="0" w:after="60"/>
-              <w:keepNext/>
-              <w:jc w:val="end"/>
-            </w:pPr>
-            <w:r>
-              <w:rPr>
-                <w:rFonts w:ascii="Calibri" w:hAnsi="Calibri"/>
-                <w:sz w:val="20"/>
-              </w:rPr>
-              <w:t xml:space="default">0.073</w:t>
-            </w:r>
-          </w:p>
-        </w:tc>
-        <w:tc>
-          <w:tcPr>
-            <w:tcBorders>
-              <w:top w:val="single" w:space="0" w:color="D3D3D3"/>
-              <w:bottom w:val="single" w:space="0" w:color="D3D3D3"/>
-              <w:start w:val="single" w:space="0" w:color="D3D3D3"/>
-              <w:end w:val="single" w:space="0" w:color="D3D3D3"/>
-            </w:tcBorders>
-          </w:tcPr>
-          <w:p>
-            <w:pPr>
-              <w:spacing w:before="0" w:after="60"/>
-              <w:keepNext/>
-              <w:jc w:val="end"/>
-            </w:pPr>
-            <w:r>
-              <w:rPr>
-                <w:rFonts w:ascii="Calibri" w:hAnsi="Calibri"/>
-                <w:sz w:val="20"/>
-              </w:rPr>
-              <w:t xml:space="default">0.1</w:t>
-            </w:r>
-          </w:p>
-        </w:tc>
-        <w:tc>
-          <w:tcPr>
-            <w:tcBorders>
-              <w:top w:val="single" w:space="0" w:color="D3D3D3"/>
-              <w:bottom w:val="single" w:space="0" w:color="D3D3D3"/>
-              <w:start w:val="single" w:space="0" w:color="D3D3D3"/>
-              <w:end w:val="single" w:space="0" w:color="D3D3D3"/>
-            </w:tcBorders>
-          </w:tcPr>
-          <w:p>
-            <w:pPr>
-              <w:spacing w:before="0" w:after="60"/>
-              <w:keepNext/>
-              <w:jc w:val="end"/>
-            </w:pPr>
-            <w:r>
-              <w:rPr>
-                <w:rFonts w:ascii="Calibri" w:hAnsi="Calibri"/>
-                <w:sz w:val="20"/>
-              </w:rPr>
-              <w:t xml:space="default">98</w:t>
+              <w:top w:val="single" w:sz="16" w:space="0" w:color="D3D3D3"/>
+              <w:bottom w:val="single" w:sz="16" w:space="0" w:color="D3D3D3"/>
+              <w:start w:val="single" w:space="0" w:color="D3D3D3"/>
+              <w:end w:val="single" w:space="0" w:color="D3D3D3"/>
+            </w:tcBorders>
+            <w:tcMar>
+              <w:top w:w="25" w:type="dxa"/>
+            </w:tcMar>
+            <w:gridSpan w:val="7"/>
+          </w:tcPr>
+          <w:p>
+            <w:pPr>
+              <w:spacing w:before="0" w:after="60"/>
+              <w:keepNext/>
+            </w:pPr>
+            <w:r>
+              <w:rPr>
+                <w:rFonts w:ascii="Calibri" w:hAnsi="Calibri"/>
+                <w:sz w:val="20"/>
+              </w:rPr>
+              <w:t xml:space="default">Saint Croix</w:t>
             </w:r>
           </w:p>
         </w:tc>
@@ -3178,151 +3319,151 @@
                 <w:rFonts w:ascii="Calibri" w:hAnsi="Calibri"/>
                 <w:sz w:val="20"/>
               </w:rPr>
-              <w:t xml:space="default">Combined</w:t>
-            </w:r>
-          </w:p>
-        </w:tc>
-        <w:tc>
-          <w:tcPr>
-            <w:tcBorders>
-              <w:top w:val="single" w:space="0" w:color="D3D3D3"/>
-              <w:bottom w:val="single" w:space="0" w:color="D3D3D3"/>
-              <w:start w:val="single" w:space="0" w:color="D3D3D3"/>
-              <w:end w:val="single" w:space="0" w:color="D3D3D3"/>
-            </w:tcBorders>
-          </w:tcPr>
-          <w:p>
-            <w:pPr>
-              <w:spacing w:before="0" w:after="60"/>
-              <w:keepNext/>
-              <w:jc w:val="start"/>
-            </w:pPr>
-            <w:r>
-              <w:rPr>
-                <w:rFonts w:ascii="Calibri" w:hAnsi="Calibri"/>
-                <w:sz w:val="20"/>
-              </w:rPr>
-              <w:t xml:space="default">M4_av</w:t>
-            </w:r>
-          </w:p>
-        </w:tc>
-        <w:tc>
-          <w:tcPr>
-            <w:tcBorders>
-              <w:top w:val="single" w:space="0" w:color="D3D3D3"/>
-              <w:bottom w:val="single" w:space="0" w:color="D3D3D3"/>
-              <w:start w:val="single" w:space="0" w:color="D3D3D3"/>
-              <w:end w:val="single" w:space="0" w:color="D3D3D3"/>
-            </w:tcBorders>
-          </w:tcPr>
-          <w:p>
-            <w:pPr>
-              <w:spacing w:before="0" w:after="60"/>
-              <w:keepNext/>
-              <w:jc w:val="start"/>
-            </w:pPr>
-            <w:r>
-              <w:rPr>
-                <w:rFonts w:ascii="Calibri" w:hAnsi="Calibri"/>
-                <w:sz w:val="20"/>
-              </w:rPr>
-              <w:t xml:space="default">s(GMHT_CPS0_30N)</w:t>
-            </w:r>
-          </w:p>
-        </w:tc>
-        <w:tc>
-          <w:tcPr>
-            <w:tcBorders>
-              <w:top w:val="single" w:space="0" w:color="D3D3D3"/>
-              <w:bottom w:val="single" w:space="0" w:color="D3D3D3"/>
-              <w:start w:val="single" w:space="0" w:color="D3D3D3"/>
-              <w:end w:val="single" w:space="0" w:color="D3D3D3"/>
-            </w:tcBorders>
-          </w:tcPr>
-          <w:p>
-            <w:pPr>
-              <w:spacing w:before="0" w:after="60"/>
-              <w:keepNext/>
-              <w:jc w:val="start"/>
-            </w:pPr>
-            <w:r>
-              <w:rPr>
-                <w:rFonts w:ascii="Calibri" w:hAnsi="Calibri"/>
-                <w:sz w:val="20"/>
-              </w:rPr>
-              <w:t xml:space="default">0.2</w:t>
-            </w:r>
-          </w:p>
-        </w:tc>
-        <w:tc>
-          <w:tcPr>
-            <w:tcBorders>
-              <w:top w:val="single" w:space="0" w:color="D3D3D3"/>
-              <w:bottom w:val="single" w:space="0" w:color="D3D3D3"/>
-              <w:start w:val="single" w:space="0" w:color="D3D3D3"/>
-              <w:end w:val="single" w:space="0" w:color="D3D3D3"/>
-            </w:tcBorders>
-          </w:tcPr>
-          <w:p>
-            <w:pPr>
-              <w:spacing w:before="0" w:after="60"/>
-              <w:keepNext/>
-              <w:jc w:val="end"/>
-            </w:pPr>
-            <w:r>
-              <w:rPr>
-                <w:rFonts w:ascii="Calibri" w:hAnsi="Calibri"/>
-                <w:sz w:val="20"/>
-              </w:rPr>
-              <w:t xml:space="default">0.53</w:t>
-            </w:r>
-          </w:p>
-        </w:tc>
-        <w:tc>
-          <w:tcPr>
-            <w:tcBorders>
-              <w:top w:val="single" w:space="0" w:color="D3D3D3"/>
-              <w:bottom w:val="single" w:space="0" w:color="D3D3D3"/>
-              <w:start w:val="single" w:space="0" w:color="D3D3D3"/>
-              <w:end w:val="single" w:space="0" w:color="D3D3D3"/>
-            </w:tcBorders>
-          </w:tcPr>
-          <w:p>
-            <w:pPr>
-              <w:spacing w:before="0" w:after="60"/>
-              <w:keepNext/>
-              <w:jc w:val="end"/>
-            </w:pPr>
-            <w:r>
-              <w:rPr>
-                <w:rFonts w:ascii="Calibri" w:hAnsi="Calibri"/>
-                <w:sz w:val="20"/>
-              </w:rPr>
-              <w:t xml:space="default">3.9</w:t>
-            </w:r>
-          </w:p>
-        </w:tc>
-        <w:tc>
-          <w:tcPr>
-            <w:tcBorders>
-              <w:top w:val="single" w:space="0" w:color="D3D3D3"/>
-              <w:bottom w:val="single" w:space="0" w:color="D3D3D3"/>
-              <w:start w:val="single" w:space="0" w:color="D3D3D3"/>
-              <w:end w:val="single" w:space="0" w:color="D3D3D3"/>
-            </w:tcBorders>
-          </w:tcPr>
-          <w:p>
-            <w:pPr>
-              <w:spacing w:before="0" w:after="60"/>
-              <w:keepNext/>
-              <w:jc w:val="end"/>
-            </w:pPr>
-            <w:r>
-              <w:rPr>
-                <w:rFonts w:ascii="Calibri" w:hAnsi="Calibri"/>
-                <w:sz w:val="20"/>
-              </w:rPr>
-              <w:t xml:space="default">0</w:t>
+              <w:t xml:space="default">Marginal</w:t>
+            </w:r>
+          </w:p>
+        </w:tc>
+        <w:tc>
+          <w:tcPr>
+            <w:tcBorders>
+              <w:top w:val="single" w:space="0" w:color="D3D3D3"/>
+              <w:bottom w:val="single" w:space="0" w:color="D3D3D3"/>
+              <w:start w:val="single" w:space="0" w:color="D3D3D3"/>
+              <w:end w:val="single" w:space="0" w:color="D3D3D3"/>
+            </w:tcBorders>
+          </w:tcPr>
+          <w:p>
+            <w:pPr>
+              <w:spacing w:before="0" w:after="60"/>
+              <w:keepNext/>
+              <w:jc w:val="start"/>
+            </w:pPr>
+            <w:r>
+              <w:rPr>
+                <w:rFonts w:ascii="Calibri" w:hAnsi="Calibri"/>
+                <w:sz w:val="20"/>
+              </w:rPr>
+              <w:t xml:space="default">M_hav</w:t>
+            </w:r>
+          </w:p>
+        </w:tc>
+        <w:tc>
+          <w:tcPr>
+            <w:tcBorders>
+              <w:top w:val="single" w:space="0" w:color="D3D3D3"/>
+              <w:bottom w:val="single" w:space="0" w:color="D3D3D3"/>
+              <w:start w:val="single" w:space="0" w:color="D3D3D3"/>
+              <w:end w:val="single" w:space="0" w:color="D3D3D3"/>
+            </w:tcBorders>
+          </w:tcPr>
+          <w:p>
+            <w:pPr>
+              <w:spacing w:before="0" w:after="60"/>
+              <w:keepNext/>
+              <w:jc w:val="start"/>
+            </w:pPr>
+            <w:r>
+              <w:rPr>
+                <w:rFonts w:ascii="Calibri" w:hAnsi="Calibri"/>
+                <w:sz w:val="20"/>
+              </w:rPr>
+              <w:t xml:space="default">s(Hur100_av)</w:t>
+            </w:r>
+          </w:p>
+        </w:tc>
+        <w:tc>
+          <w:tcPr>
+            <w:tcBorders>
+              <w:top w:val="single" w:space="0" w:color="D3D3D3"/>
+              <w:bottom w:val="single" w:space="0" w:color="D3D3D3"/>
+              <w:start w:val="single" w:space="0" w:color="D3D3D3"/>
+              <w:end w:val="single" w:space="0" w:color="D3D3D3"/>
+            </w:tcBorders>
+          </w:tcPr>
+          <w:p>
+            <w:pPr>
+              <w:spacing w:before="0" w:after="60"/>
+              <w:keepNext/>
+              <w:jc w:val="start"/>
+            </w:pPr>
+            <w:r>
+              <w:rPr>
+                <w:rFonts w:ascii="Calibri" w:hAnsi="Calibri"/>
+                <w:sz w:val="20"/>
+              </w:rPr>
+              <w:t xml:space="default">0.076</w:t>
+            </w:r>
+          </w:p>
+        </w:tc>
+        <w:tc>
+          <w:tcPr>
+            <w:tcBorders>
+              <w:top w:val="single" w:space="0" w:color="D3D3D3"/>
+              <w:bottom w:val="single" w:space="0" w:color="D3D3D3"/>
+              <w:start w:val="single" w:space="0" w:color="D3D3D3"/>
+              <w:end w:val="single" w:space="0" w:color="D3D3D3"/>
+            </w:tcBorders>
+          </w:tcPr>
+          <w:p>
+            <w:pPr>
+              <w:spacing w:before="0" w:after="60"/>
+              <w:keepNext/>
+              <w:jc w:val="end"/>
+            </w:pPr>
+            <w:r>
+              <w:rPr>
+                <w:rFonts w:ascii="Calibri" w:hAnsi="Calibri"/>
+                <w:sz w:val="20"/>
+              </w:rPr>
+              <w:t xml:space="default">0.19</w:t>
+            </w:r>
+          </w:p>
+        </w:tc>
+        <w:tc>
+          <w:tcPr>
+            <w:tcBorders>
+              <w:top w:val="single" w:space="0" w:color="D3D3D3"/>
+              <w:bottom w:val="single" w:space="0" w:color="D3D3D3"/>
+              <w:start w:val="single" w:space="0" w:color="D3D3D3"/>
+              <w:end w:val="single" w:space="0" w:color="D3D3D3"/>
+            </w:tcBorders>
+          </w:tcPr>
+          <w:p>
+            <w:pPr>
+              <w:spacing w:before="0" w:after="60"/>
+              <w:keepNext/>
+              <w:jc w:val="end"/>
+            </w:pPr>
+            <w:r>
+              <w:rPr>
+                <w:rFonts w:ascii="Calibri" w:hAnsi="Calibri"/>
+                <w:sz w:val="20"/>
+              </w:rPr>
+              <w:t xml:space="default">0.7</w:t>
+            </w:r>
+          </w:p>
+        </w:tc>
+        <w:tc>
+          <w:tcPr>
+            <w:tcBorders>
+              <w:top w:val="single" w:space="0" w:color="D3D3D3"/>
+              <w:bottom w:val="single" w:space="0" w:color="D3D3D3"/>
+              <w:start w:val="single" w:space="0" w:color="D3D3D3"/>
+              <w:end w:val="single" w:space="0" w:color="D3D3D3"/>
+            </w:tcBorders>
+          </w:tcPr>
+          <w:p>
+            <w:pPr>
+              <w:spacing w:before="0" w:after="60"/>
+              <w:keepNext/>
+              <w:jc w:val="end"/>
+            </w:pPr>
+            <w:r>
+              <w:rPr>
+                <w:rFonts w:ascii="Calibri" w:hAnsi="Calibri"/>
+                <w:sz w:val="20"/>
+              </w:rPr>
+              <w:t xml:space="default">16</w:t>
             </w:r>
           </w:p>
         </w:tc>
@@ -3399,103 +3540,103 @@
                 <w:rFonts w:ascii="Calibri" w:hAnsi="Calibri"/>
                 <w:sz w:val="20"/>
               </w:rPr>
-              <w:t xml:space="default">s(dT_raw)</w:t>
-            </w:r>
-          </w:p>
-        </w:tc>
-        <w:tc>
-          <w:tcPr>
-            <w:tcBorders>
-              <w:top w:val="single" w:space="0" w:color="D3D3D3"/>
-              <w:bottom w:val="single" w:space="0" w:color="D3D3D3"/>
-              <w:start w:val="single" w:space="0" w:color="D3D3D3"/>
-              <w:end w:val="single" w:space="0" w:color="D3D3D3"/>
-            </w:tcBorders>
-          </w:tcPr>
-          <w:p>
-            <w:pPr>
-              <w:spacing w:before="0" w:after="60"/>
-              <w:keepNext/>
-              <w:jc w:val="start"/>
-            </w:pPr>
-            <w:r>
-              <w:rPr>
-                <w:rFonts w:ascii="Calibri" w:hAnsi="Calibri"/>
-                <w:sz w:val="20"/>
-              </w:rPr>
-              <w:t xml:space="default">0.79</w:t>
-            </w:r>
-          </w:p>
-        </w:tc>
-        <w:tc>
-          <w:tcPr>
-            <w:tcBorders>
-              <w:top w:val="single" w:space="0" w:color="D3D3D3"/>
-              <w:bottom w:val="single" w:space="0" w:color="D3D3D3"/>
-              <w:start w:val="single" w:space="0" w:color="D3D3D3"/>
-              <w:end w:val="single" w:space="0" w:color="D3D3D3"/>
-            </w:tcBorders>
-          </w:tcPr>
-          <w:p>
-            <w:pPr>
-              <w:spacing w:before="0" w:after="60"/>
-              <w:keepNext/>
-              <w:jc w:val="end"/>
-            </w:pPr>
-            <w:r>
-              <w:rPr>
-                <w:rFonts w:ascii="Calibri" w:hAnsi="Calibri"/>
-                <w:sz w:val="20"/>
-              </w:rPr>
-              <w:t xml:space="default">0.96</w:t>
-            </w:r>
-          </w:p>
-        </w:tc>
-        <w:tc>
-          <w:tcPr>
-            <w:tcBorders>
-              <w:top w:val="single" w:space="0" w:color="D3D3D3"/>
-              <w:bottom w:val="single" w:space="0" w:color="D3D3D3"/>
-              <w:start w:val="single" w:space="0" w:color="D3D3D3"/>
-              <w:end w:val="single" w:space="0" w:color="D3D3D3"/>
-            </w:tcBorders>
-          </w:tcPr>
-          <w:p>
-            <w:pPr>
-              <w:spacing w:before="0" w:after="60"/>
-              <w:keepNext/>
-              <w:jc w:val="end"/>
-            </w:pPr>
-            <w:r>
-              <w:rPr>
-                <w:rFonts w:ascii="Calibri" w:hAnsi="Calibri"/>
-                <w:sz w:val="20"/>
-              </w:rPr>
-              <w:t xml:space="default">3.9</w:t>
-            </w:r>
-          </w:p>
-        </w:tc>
-        <w:tc>
-          <w:tcPr>
-            <w:tcBorders>
-              <w:top w:val="single" w:space="0" w:color="D3D3D3"/>
-              <w:bottom w:val="single" w:space="0" w:color="D3D3D3"/>
-              <w:start w:val="single" w:space="0" w:color="D3D3D3"/>
-              <w:end w:val="single" w:space="0" w:color="D3D3D3"/>
-            </w:tcBorders>
-          </w:tcPr>
-          <w:p>
-            <w:pPr>
-              <w:spacing w:before="0" w:after="60"/>
-              <w:keepNext/>
-              <w:jc w:val="end"/>
-            </w:pPr>
-            <w:r>
-              <w:rPr>
-                <w:rFonts w:ascii="Calibri" w:hAnsi="Calibri"/>
-                <w:sz w:val="20"/>
-              </w:rPr>
-              <w:t xml:space="default">0</w:t>
+              <w:t xml:space="default">s(GMHT_CPS0_30N)</w:t>
+            </w:r>
+          </w:p>
+        </w:tc>
+        <w:tc>
+          <w:tcPr>
+            <w:tcBorders>
+              <w:top w:val="single" w:space="0" w:color="D3D3D3"/>
+              <w:bottom w:val="single" w:space="0" w:color="D3D3D3"/>
+              <w:start w:val="single" w:space="0" w:color="D3D3D3"/>
+              <w:end w:val="single" w:space="0" w:color="D3D3D3"/>
+            </w:tcBorders>
+          </w:tcPr>
+          <w:p>
+            <w:pPr>
+              <w:spacing w:before="0" w:after="60"/>
+              <w:keepNext/>
+              <w:jc w:val="start"/>
+            </w:pPr>
+            <w:r>
+              <w:rPr>
+                <w:rFonts w:ascii="Calibri" w:hAnsi="Calibri"/>
+                <w:sz w:val="20"/>
+              </w:rPr>
+              <w:t xml:space="default">0.068</w:t>
+            </w:r>
+          </w:p>
+        </w:tc>
+        <w:tc>
+          <w:tcPr>
+            <w:tcBorders>
+              <w:top w:val="single" w:space="0" w:color="D3D3D3"/>
+              <w:bottom w:val="single" w:space="0" w:color="D3D3D3"/>
+              <w:start w:val="single" w:space="0" w:color="D3D3D3"/>
+              <w:end w:val="single" w:space="0" w:color="D3D3D3"/>
+            </w:tcBorders>
+          </w:tcPr>
+          <w:p>
+            <w:pPr>
+              <w:spacing w:before="0" w:after="60"/>
+              <w:keepNext/>
+              <w:jc w:val="end"/>
+            </w:pPr>
+            <w:r>
+              <w:rPr>
+                <w:rFonts w:ascii="Calibri" w:hAnsi="Calibri"/>
+                <w:sz w:val="20"/>
+              </w:rPr>
+              <w:t xml:space="default">0.49</w:t>
+            </w:r>
+          </w:p>
+        </w:tc>
+        <w:tc>
+          <w:tcPr>
+            <w:tcBorders>
+              <w:top w:val="single" w:space="0" w:color="D3D3D3"/>
+              <w:bottom w:val="single" w:space="0" w:color="D3D3D3"/>
+              <w:start w:val="single" w:space="0" w:color="D3D3D3"/>
+              <w:end w:val="single" w:space="0" w:color="D3D3D3"/>
+            </w:tcBorders>
+          </w:tcPr>
+          <w:p>
+            <w:pPr>
+              <w:spacing w:before="0" w:after="60"/>
+              <w:keepNext/>
+              <w:jc w:val="end"/>
+            </w:pPr>
+            <w:r>
+              <w:rPr>
+                <w:rFonts w:ascii="Calibri" w:hAnsi="Calibri"/>
+                <w:sz w:val="20"/>
+              </w:rPr>
+              <w:t xml:space="default">0.7</w:t>
+            </w:r>
+          </w:p>
+        </w:tc>
+        <w:tc>
+          <w:tcPr>
+            <w:tcBorders>
+              <w:top w:val="single" w:space="0" w:color="D3D3D3"/>
+              <w:bottom w:val="single" w:space="0" w:color="D3D3D3"/>
+              <w:start w:val="single" w:space="0" w:color="D3D3D3"/>
+              <w:end w:val="single" w:space="0" w:color="D3D3D3"/>
+            </w:tcBorders>
+          </w:tcPr>
+          <w:p>
+            <w:pPr>
+              <w:spacing w:before="0" w:after="60"/>
+              <w:keepNext/>
+              <w:jc w:val="end"/>
+            </w:pPr>
+            <w:r>
+              <w:rPr>
+                <w:rFonts w:ascii="Calibri" w:hAnsi="Calibri"/>
+                <w:sz w:val="20"/>
+              </w:rPr>
+              <w:t xml:space="default">26</w:t>
             </w:r>
           </w:p>
         </w:tc>
@@ -3572,6 +3713,179 @@
                 <w:rFonts w:ascii="Calibri" w:hAnsi="Calibri"/>
                 <w:sz w:val="20"/>
               </w:rPr>
+              <w:t xml:space="default">s(dT_raw)</w:t>
+            </w:r>
+          </w:p>
+        </w:tc>
+        <w:tc>
+          <w:tcPr>
+            <w:tcBorders>
+              <w:top w:val="single" w:space="0" w:color="D3D3D3"/>
+              <w:bottom w:val="single" w:space="0" w:color="D3D3D3"/>
+              <w:start w:val="single" w:space="0" w:color="D3D3D3"/>
+              <w:end w:val="single" w:space="0" w:color="D3D3D3"/>
+            </w:tcBorders>
+          </w:tcPr>
+          <w:p>
+            <w:pPr>
+              <w:spacing w:before="0" w:after="60"/>
+              <w:keepNext/>
+              <w:jc w:val="start"/>
+            </w:pPr>
+            <w:r>
+              <w:rPr>
+                <w:rFonts w:ascii="Calibri" w:hAnsi="Calibri"/>
+                <w:sz w:val="20"/>
+              </w:rPr>
+              <w:t xml:space="default">0.042</w:t>
+            </w:r>
+          </w:p>
+        </w:tc>
+        <w:tc>
+          <w:tcPr>
+            <w:tcBorders>
+              <w:top w:val="single" w:space="0" w:color="D3D3D3"/>
+              <w:bottom w:val="single" w:space="0" w:color="D3D3D3"/>
+              <w:start w:val="single" w:space="0" w:color="D3D3D3"/>
+              <w:end w:val="single" w:space="0" w:color="D3D3D3"/>
+            </w:tcBorders>
+          </w:tcPr>
+          <w:p>
+            <w:pPr>
+              <w:spacing w:before="0" w:after="60"/>
+              <w:keepNext/>
+              <w:jc w:val="end"/>
+            </w:pPr>
+            <w:r>
+              <w:rPr>
+                <w:rFonts w:ascii="Calibri" w:hAnsi="Calibri"/>
+                <w:sz w:val="20"/>
+              </w:rPr>
+              <w:t xml:space="default">0.73</w:t>
+            </w:r>
+          </w:p>
+        </w:tc>
+        <w:tc>
+          <w:tcPr>
+            <w:tcBorders>
+              <w:top w:val="single" w:space="0" w:color="D3D3D3"/>
+              <w:bottom w:val="single" w:space="0" w:color="D3D3D3"/>
+              <w:start w:val="single" w:space="0" w:color="D3D3D3"/>
+              <w:end w:val="single" w:space="0" w:color="D3D3D3"/>
+            </w:tcBorders>
+          </w:tcPr>
+          <w:p>
+            <w:pPr>
+              <w:spacing w:before="0" w:after="60"/>
+              <w:keepNext/>
+              <w:jc w:val="end"/>
+            </w:pPr>
+            <w:r>
+              <w:rPr>
+                <w:rFonts w:ascii="Calibri" w:hAnsi="Calibri"/>
+                <w:sz w:val="20"/>
+              </w:rPr>
+              <w:t xml:space="default">5.7</w:t>
+            </w:r>
+          </w:p>
+        </w:tc>
+        <w:tc>
+          <w:tcPr>
+            <w:tcBorders>
+              <w:top w:val="single" w:space="0" w:color="D3D3D3"/>
+              <w:bottom w:val="single" w:space="0" w:color="D3D3D3"/>
+              <w:start w:val="single" w:space="0" w:color="D3D3D3"/>
+              <w:end w:val="single" w:space="0" w:color="D3D3D3"/>
+            </w:tcBorders>
+          </w:tcPr>
+          <w:p>
+            <w:pPr>
+              <w:spacing w:before="0" w:after="60"/>
+              <w:keepNext/>
+              <w:jc w:val="end"/>
+            </w:pPr>
+            <w:r>
+              <w:rPr>
+                <w:rFonts w:ascii="Calibri" w:hAnsi="Calibri"/>
+                <w:sz w:val="20"/>
+              </w:rPr>
+              <w:t xml:space="default">32</w:t>
+            </w:r>
+          </w:p>
+        </w:tc>
+      </w:tr>
+      <w:tr>
+        <w:trPr>
+          <w:cantSplit/>
+        </w:trPr>
+        <w:tc>
+          <w:tcPr>
+            <w:tcBorders>
+              <w:top w:val="single" w:space="0" w:color="D3D3D3"/>
+              <w:bottom w:val="single" w:space="0" w:color="D3D3D3"/>
+              <w:start w:val="single" w:space="0" w:color="D3D3D3"/>
+              <w:end w:val="single" w:space="0" w:color="D3D3D3"/>
+            </w:tcBorders>
+          </w:tcPr>
+          <w:p>
+            <w:pPr>
+              <w:spacing w:before="0" w:after="60"/>
+              <w:keepNext/>
+              <w:jc w:val="center"/>
+            </w:pPr>
+            <w:r>
+              <w:rPr>
+                <w:rFonts w:ascii="Calibri" w:hAnsi="Calibri"/>
+                <w:sz w:val="20"/>
+              </w:rPr>
+              <w:t xml:space="default">Combined</w:t>
+            </w:r>
+          </w:p>
+        </w:tc>
+        <w:tc>
+          <w:tcPr>
+            <w:tcBorders>
+              <w:top w:val="single" w:space="0" w:color="D3D3D3"/>
+              <w:bottom w:val="single" w:space="0" w:color="D3D3D3"/>
+              <w:start w:val="single" w:space="0" w:color="D3D3D3"/>
+              <w:end w:val="single" w:space="0" w:color="D3D3D3"/>
+            </w:tcBorders>
+          </w:tcPr>
+          <w:p>
+            <w:pPr>
+              <w:spacing w:before="0" w:after="60"/>
+              <w:keepNext/>
+              <w:jc w:val="start"/>
+            </w:pPr>
+            <w:r>
+              <w:rPr>
+                <w:rFonts w:ascii="Calibri" w:hAnsi="Calibri"/>
+                <w:sz w:val="20"/>
+              </w:rPr>
+              <w:t xml:space="default">M4_av</w:t>
+            </w:r>
+          </w:p>
+        </w:tc>
+        <w:tc>
+          <w:tcPr>
+            <w:tcBorders>
+              <w:top w:val="single" w:space="0" w:color="D3D3D3"/>
+              <w:bottom w:val="single" w:space="0" w:color="D3D3D3"/>
+              <w:start w:val="single" w:space="0" w:color="D3D3D3"/>
+              <w:end w:val="single" w:space="0" w:color="D3D3D3"/>
+            </w:tcBorders>
+          </w:tcPr>
+          <w:p>
+            <w:pPr>
+              <w:spacing w:before="0" w:after="60"/>
+              <w:keepNext/>
+              <w:jc w:val="start"/>
+            </w:pPr>
+            <w:r>
+              <w:rPr>
+                <w:rFonts w:ascii="Calibri" w:hAnsi="Calibri"/>
+                <w:sz w:val="20"/>
+              </w:rPr>
               <w:t xml:space="default">s(Hur100_av)</w:t>
             </w:r>
           </w:p>
@@ -3596,31 +3910,7 @@
                 <w:rFonts w:ascii="Calibri" w:hAnsi="Calibri"/>
                 <w:sz w:val="20"/>
               </w:rPr>
-              <w:t xml:space="default">&lt;1e-04</w:t>
-            </w:r>
-          </w:p>
-        </w:tc>
-        <w:tc>
-          <w:tcPr>
-            <w:tcBorders>
-              <w:top w:val="single" w:space="0" w:color="D3D3D3"/>
-              <w:bottom w:val="single" w:space="0" w:color="D3D3D3"/>
-              <w:start w:val="single" w:space="0" w:color="D3D3D3"/>
-              <w:end w:val="single" w:space="0" w:color="D3D3D3"/>
-            </w:tcBorders>
-          </w:tcPr>
-          <w:p>
-            <w:pPr>
-              <w:spacing w:before="0" w:after="60"/>
-              <w:keepNext/>
-              <w:jc w:val="end"/>
-            </w:pPr>
-            <w:r>
-              <w:rPr>
-                <w:rFonts w:ascii="Calibri" w:hAnsi="Calibri"/>
-                <w:sz w:val="20"/>
-              </w:rPr>
-              <w:t xml:space="default">0.034</w:t>
+              <w:t xml:space="default">0.036</w:t>
             </w:r>
           </w:p>
         </w:tc>
@@ -3668,7 +3958,1101 @@
                 <w:rFonts w:ascii="Calibri" w:hAnsi="Calibri"/>
                 <w:sz w:val="20"/>
               </w:rPr>
-              <w:t xml:space="default">100</w:t>
+              <w:t xml:space="default">0.1</w:t>
+            </w:r>
+          </w:p>
+        </w:tc>
+        <w:tc>
+          <w:tcPr>
+            <w:tcBorders>
+              <w:top w:val="single" w:space="0" w:color="D3D3D3"/>
+              <w:bottom w:val="single" w:space="0" w:color="D3D3D3"/>
+              <w:start w:val="single" w:space="0" w:color="D3D3D3"/>
+              <w:end w:val="single" w:space="0" w:color="D3D3D3"/>
+            </w:tcBorders>
+          </w:tcPr>
+          <w:p>
+            <w:pPr>
+              <w:spacing w:before="0" w:after="60"/>
+              <w:keepNext/>
+              <w:jc w:val="end"/>
+            </w:pPr>
+            <w:r>
+              <w:rPr>
+                <w:rFonts w:ascii="Calibri" w:hAnsi="Calibri"/>
+                <w:sz w:val="20"/>
+              </w:rPr>
+              <w:t xml:space="default">79</w:t>
+            </w:r>
+          </w:p>
+        </w:tc>
+      </w:tr>
+      <w:tr>
+        <w:trPr>
+          <w:cantSplit/>
+        </w:trPr>
+        <w:tc>
+          <w:tcPr>
+            <w:tcBorders>
+              <w:top w:val="single" w:sz="16" w:space="0" w:color="D3D3D3"/>
+              <w:bottom w:val="single" w:sz="16" w:space="0" w:color="D3D3D3"/>
+              <w:start w:val="single" w:space="0" w:color="D3D3D3"/>
+              <w:end w:val="single" w:space="0" w:color="D3D3D3"/>
+            </w:tcBorders>
+            <w:tcMar>
+              <w:top w:w="25" w:type="dxa"/>
+            </w:tcMar>
+            <w:gridSpan w:val="7"/>
+          </w:tcPr>
+          <w:p>
+            <w:pPr>
+              <w:spacing w:before="0" w:after="60"/>
+              <w:keepNext/>
+            </w:pPr>
+            <w:r>
+              <w:rPr>
+                <w:rFonts w:ascii="Calibri" w:hAnsi="Calibri"/>
+                <w:sz w:val="20"/>
+              </w:rPr>
+              <w:t xml:space="default">Regional</w:t>
+            </w:r>
+          </w:p>
+        </w:tc>
+      </w:tr>
+      <w:tr>
+        <w:trPr>
+          <w:cantSplit/>
+        </w:trPr>
+        <w:tc>
+          <w:tcPr>
+            <w:tcBorders>
+              <w:top w:val="single" w:space="0" w:color="D3D3D3"/>
+              <w:bottom w:val="single" w:space="0" w:color="D3D3D3"/>
+              <w:start w:val="single" w:space="0" w:color="D3D3D3"/>
+              <w:end w:val="single" w:space="0" w:color="D3D3D3"/>
+            </w:tcBorders>
+          </w:tcPr>
+          <w:p>
+            <w:pPr>
+              <w:spacing w:before="0" w:after="60"/>
+              <w:keepNext/>
+              <w:jc w:val="center"/>
+            </w:pPr>
+            <w:r>
+              <w:rPr>
+                <w:rFonts w:ascii="Calibri" w:hAnsi="Calibri"/>
+                <w:sz w:val="20"/>
+              </w:rPr>
+              <w:t xml:space="default">Marginal</w:t>
+            </w:r>
+          </w:p>
+        </w:tc>
+        <w:tc>
+          <w:tcPr>
+            <w:tcBorders>
+              <w:top w:val="single" w:space="0" w:color="D3D3D3"/>
+              <w:bottom w:val="single" w:space="0" w:color="D3D3D3"/>
+              <w:start w:val="single" w:space="0" w:color="D3D3D3"/>
+              <w:end w:val="single" w:space="0" w:color="D3D3D3"/>
+            </w:tcBorders>
+          </w:tcPr>
+          <w:p>
+            <w:pPr>
+              <w:spacing w:before="0" w:after="60"/>
+              <w:keepNext/>
+              <w:jc w:val="start"/>
+            </w:pPr>
+            <w:r>
+              <w:rPr>
+                <w:rFonts w:ascii="Calibri" w:hAnsi="Calibri"/>
+                <w:sz w:val="20"/>
+              </w:rPr>
+              <w:t xml:space="default">M_hur</w:t>
+            </w:r>
+          </w:p>
+        </w:tc>
+        <w:tc>
+          <w:tcPr>
+            <w:tcBorders>
+              <w:top w:val="single" w:space="0" w:color="D3D3D3"/>
+              <w:bottom w:val="single" w:space="0" w:color="D3D3D3"/>
+              <w:start w:val="single" w:space="0" w:color="D3D3D3"/>
+              <w:end w:val="single" w:space="0" w:color="D3D3D3"/>
+            </w:tcBorders>
+          </w:tcPr>
+          <w:p>
+            <w:pPr>
+              <w:spacing w:before="0" w:after="60"/>
+              <w:keepNext/>
+              <w:jc w:val="start"/>
+            </w:pPr>
+            <w:r>
+              <w:rPr>
+                <w:rFonts w:ascii="Calibri" w:hAnsi="Calibri"/>
+                <w:sz w:val="20"/>
+              </w:rPr>
+              <w:t xml:space="default">Hurricane</w:t>
+            </w:r>
+          </w:p>
+        </w:tc>
+        <w:tc>
+          <w:tcPr>
+            <w:tcBorders>
+              <w:top w:val="single" w:space="0" w:color="D3D3D3"/>
+              <w:bottom w:val="single" w:space="0" w:color="D3D3D3"/>
+              <w:start w:val="single" w:space="0" w:color="D3D3D3"/>
+              <w:end w:val="single" w:space="0" w:color="D3D3D3"/>
+            </w:tcBorders>
+          </w:tcPr>
+          <w:p>
+            <w:pPr>
+              <w:spacing w:before="0" w:after="60"/>
+              <w:keepNext/>
+              <w:jc w:val="start"/>
+            </w:pPr>
+            <w:r>
+              <w:rPr>
+                <w:rFonts w:ascii="Calibri" w:hAnsi="Calibri"/>
+                <w:sz w:val="20"/>
+              </w:rPr>
+              <w:t xml:space="default">0.00023</w:t>
+            </w:r>
+          </w:p>
+        </w:tc>
+        <w:tc>
+          <w:tcPr>
+            <w:tcBorders>
+              <w:top w:val="single" w:space="0" w:color="D3D3D3"/>
+              <w:bottom w:val="single" w:space="0" w:color="D3D3D3"/>
+              <w:start w:val="single" w:space="0" w:color="D3D3D3"/>
+              <w:end w:val="single" w:space="0" w:color="D3D3D3"/>
+            </w:tcBorders>
+          </w:tcPr>
+          <w:p>
+            <w:pPr>
+              <w:spacing w:before="0" w:after="60"/>
+              <w:keepNext/>
+              <w:jc w:val="end"/>
+            </w:pPr>
+            <w:r>
+              <w:rPr>
+                <w:rFonts w:ascii="Calibri" w:hAnsi="Calibri"/>
+                <w:sz w:val="20"/>
+              </w:rPr>
+              <w:t xml:space="default">0.065</w:t>
+            </w:r>
+          </w:p>
+        </w:tc>
+        <w:tc>
+          <w:tcPr>
+            <w:tcBorders>
+              <w:top w:val="single" w:space="0" w:color="D3D3D3"/>
+              <w:bottom w:val="single" w:space="0" w:color="D3D3D3"/>
+              <w:start w:val="single" w:space="0" w:color="D3D3D3"/>
+              <w:end w:val="single" w:space="0" w:color="D3D3D3"/>
+            </w:tcBorders>
+          </w:tcPr>
+          <w:p>
+            <w:pPr>
+              <w:spacing w:before="0" w:after="60"/>
+              <w:keepNext/>
+              <w:jc w:val="end"/>
+            </w:pPr>
+            <w:r>
+              <w:rPr>
+                <w:rFonts w:ascii="Calibri" w:hAnsi="Calibri"/>
+                <w:sz w:val="20"/>
+              </w:rPr>
+              <w:t xml:space="default">0.1</w:t>
+            </w:r>
+          </w:p>
+        </w:tc>
+        <w:tc>
+          <w:tcPr>
+            <w:tcBorders>
+              <w:top w:val="single" w:space="0" w:color="D3D3D3"/>
+              <w:bottom w:val="single" w:space="0" w:color="D3D3D3"/>
+              <w:start w:val="single" w:space="0" w:color="D3D3D3"/>
+              <w:end w:val="single" w:space="0" w:color="D3D3D3"/>
+            </w:tcBorders>
+          </w:tcPr>
+          <w:p>
+            <w:pPr>
+              <w:spacing w:before="0" w:after="60"/>
+              <w:keepNext/>
+              <w:jc w:val="end"/>
+            </w:pPr>
+            <w:r>
+              <w:rPr>
+                <w:rFonts w:ascii="Calibri" w:hAnsi="Calibri"/>
+                <w:sz w:val="20"/>
+              </w:rPr>
+              <w:t xml:space="default">98</w:t>
+            </w:r>
+          </w:p>
+        </w:tc>
+      </w:tr>
+      <w:tr>
+        <w:trPr>
+          <w:cantSplit/>
+        </w:trPr>
+        <w:tc>
+          <w:tcPr>
+            <w:tcBorders>
+              <w:top w:val="single" w:space="0" w:color="D3D3D3"/>
+              <w:bottom w:val="single" w:space="0" w:color="D3D3D3"/>
+              <w:start w:val="single" w:space="0" w:color="D3D3D3"/>
+              <w:end w:val="single" w:space="0" w:color="D3D3D3"/>
+            </w:tcBorders>
+          </w:tcPr>
+          <w:p>
+            <w:pPr>
+              <w:spacing w:before="0" w:after="60"/>
+              <w:keepNext/>
+              <w:jc w:val="center"/>
+            </w:pPr>
+            <w:r>
+              <w:rPr>
+                <w:rFonts w:ascii="Calibri" w:hAnsi="Calibri"/>
+                <w:sz w:val="20"/>
+              </w:rPr>
+              <w:t xml:space="default">Combined</w:t>
+            </w:r>
+          </w:p>
+        </w:tc>
+        <w:tc>
+          <w:tcPr>
+            <w:tcBorders>
+              <w:top w:val="single" w:space="0" w:color="D3D3D3"/>
+              <w:bottom w:val="single" w:space="0" w:color="D3D3D3"/>
+              <w:start w:val="single" w:space="0" w:color="D3D3D3"/>
+              <w:end w:val="single" w:space="0" w:color="D3D3D3"/>
+            </w:tcBorders>
+          </w:tcPr>
+          <w:p>
+            <w:pPr>
+              <w:spacing w:before="0" w:after="60"/>
+              <w:keepNext/>
+              <w:jc w:val="start"/>
+            </w:pPr>
+            <w:r>
+              <w:rPr>
+                <w:rFonts w:ascii="Calibri" w:hAnsi="Calibri"/>
+                <w:sz w:val="20"/>
+              </w:rPr>
+              <w:t xml:space="default">M7_av</w:t>
+            </w:r>
+          </w:p>
+        </w:tc>
+        <w:tc>
+          <w:tcPr>
+            <w:tcBorders>
+              <w:top w:val="single" w:space="0" w:color="D3D3D3"/>
+              <w:bottom w:val="single" w:space="0" w:color="D3D3D3"/>
+              <w:start w:val="single" w:space="0" w:color="D3D3D3"/>
+              <w:end w:val="single" w:space="0" w:color="D3D3D3"/>
+            </w:tcBorders>
+          </w:tcPr>
+          <w:p>
+            <w:pPr>
+              <w:spacing w:before="0" w:after="60"/>
+              <w:keepNext/>
+              <w:jc w:val="start"/>
+            </w:pPr>
+            <w:r>
+              <w:rPr>
+                <w:rFonts w:ascii="Calibri" w:hAnsi="Calibri"/>
+                <w:sz w:val="20"/>
+              </w:rPr>
+              <w:t xml:space="default">Thermal</w:t>
+            </w:r>
+          </w:p>
+        </w:tc>
+        <w:tc>
+          <w:tcPr>
+            <w:tcBorders>
+              <w:top w:val="single" w:space="0" w:color="D3D3D3"/>
+              <w:bottom w:val="single" w:space="0" w:color="D3D3D3"/>
+              <w:start w:val="single" w:space="0" w:color="D3D3D3"/>
+              <w:end w:val="single" w:space="0" w:color="D3D3D3"/>
+            </w:tcBorders>
+          </w:tcPr>
+          <w:p>
+            <w:pPr>
+              <w:spacing w:before="0" w:after="60"/>
+              <w:keepNext/>
+              <w:jc w:val="start"/>
+            </w:pPr>
+            <w:r>
+              <w:rPr>
+                <w:rFonts w:ascii="Calibri" w:hAnsi="Calibri"/>
+                <w:sz w:val="20"/>
+              </w:rPr>
+              <w:t xml:space="default">0.08</w:t>
+            </w:r>
+          </w:p>
+        </w:tc>
+        <w:tc>
+          <w:tcPr>
+            <w:tcBorders>
+              <w:top w:val="single" w:space="0" w:color="D3D3D3"/>
+              <w:bottom w:val="single" w:space="0" w:color="D3D3D3"/>
+              <w:start w:val="single" w:space="0" w:color="D3D3D3"/>
+              <w:end w:val="single" w:space="0" w:color="D3D3D3"/>
+            </w:tcBorders>
+          </w:tcPr>
+          <w:p>
+            <w:pPr>
+              <w:spacing w:before="0" w:after="60"/>
+              <w:keepNext/>
+              <w:jc w:val="end"/>
+            </w:pPr>
+            <w:r>
+              <w:rPr>
+                <w:rFonts w:ascii="Calibri" w:hAnsi="Calibri"/>
+                <w:sz w:val="20"/>
+              </w:rPr>
+              <w:t xml:space="default">0.22</w:t>
+            </w:r>
+          </w:p>
+        </w:tc>
+        <w:tc>
+          <w:tcPr>
+            <w:tcBorders>
+              <w:top w:val="single" w:space="0" w:color="D3D3D3"/>
+              <w:bottom w:val="single" w:space="0" w:color="D3D3D3"/>
+              <w:start w:val="single" w:space="0" w:color="D3D3D3"/>
+              <w:end w:val="single" w:space="0" w:color="D3D3D3"/>
+            </w:tcBorders>
+          </w:tcPr>
+          <w:p>
+            <w:pPr>
+              <w:spacing w:before="0" w:after="60"/>
+              <w:keepNext/>
+              <w:jc w:val="end"/>
+            </w:pPr>
+            <w:r>
+              <w:rPr>
+                <w:rFonts w:ascii="Calibri" w:hAnsi="Calibri"/>
+                <w:sz w:val="20"/>
+              </w:rPr>
+              <w:t xml:space="default">0.1</w:t>
+            </w:r>
+          </w:p>
+        </w:tc>
+        <w:tc>
+          <w:tcPr>
+            <w:tcBorders>
+              <w:top w:val="single" w:space="0" w:color="D3D3D3"/>
+              <w:bottom w:val="single" w:space="0" w:color="D3D3D3"/>
+              <w:start w:val="single" w:space="0" w:color="D3D3D3"/>
+              <w:end w:val="single" w:space="0" w:color="D3D3D3"/>
+            </w:tcBorders>
+          </w:tcPr>
+          <w:p>
+            <w:pPr>
+              <w:spacing w:before="0" w:after="60"/>
+              <w:keepNext/>
+              <w:jc w:val="end"/>
+            </w:pPr>
+            <w:r>
+              <w:rPr>
+                <w:rFonts w:ascii="Calibri" w:hAnsi="Calibri"/>
+                <w:sz w:val="20"/>
+              </w:rPr>
+              <w:t xml:space="default">5</w:t>
+            </w:r>
+          </w:p>
+        </w:tc>
+      </w:tr>
+      <w:tr>
+        <w:trPr>
+          <w:cantSplit/>
+        </w:trPr>
+        <w:tc>
+          <w:tcPr>
+            <w:tcBorders>
+              <w:top w:val="single" w:space="0" w:color="D3D3D3"/>
+              <w:bottom w:val="single" w:space="0" w:color="D3D3D3"/>
+              <w:start w:val="single" w:space="0" w:color="D3D3D3"/>
+              <w:end w:val="single" w:space="0" w:color="D3D3D3"/>
+            </w:tcBorders>
+          </w:tcPr>
+          <w:p>
+            <w:pPr>
+              <w:spacing w:before="0" w:after="60"/>
+              <w:keepNext/>
+              <w:jc w:val="center"/>
+            </w:pPr>
+            <w:r>
+              <w:rPr>
+                <w:rFonts w:ascii="Calibri" w:hAnsi="Calibri"/>
+                <w:sz w:val="20"/>
+              </w:rPr>
+              <w:t xml:space="default">Combined</w:t>
+            </w:r>
+          </w:p>
+        </w:tc>
+        <w:tc>
+          <w:tcPr>
+            <w:tcBorders>
+              <w:top w:val="single" w:space="0" w:color="D3D3D3"/>
+              <w:bottom w:val="single" w:space="0" w:color="D3D3D3"/>
+              <w:start w:val="single" w:space="0" w:color="D3D3D3"/>
+              <w:end w:val="single" w:space="0" w:color="D3D3D3"/>
+            </w:tcBorders>
+          </w:tcPr>
+          <w:p>
+            <w:pPr>
+              <w:spacing w:before="0" w:after="60"/>
+              <w:keepNext/>
+              <w:jc w:val="start"/>
+            </w:pPr>
+            <w:r>
+              <w:rPr>
+                <w:rFonts w:ascii="Calibri" w:hAnsi="Calibri"/>
+                <w:sz w:val="20"/>
+              </w:rPr>
+              <w:t xml:space="default">M7_av</w:t>
+            </w:r>
+          </w:p>
+        </w:tc>
+        <w:tc>
+          <w:tcPr>
+            <w:tcBorders>
+              <w:top w:val="single" w:space="0" w:color="D3D3D3"/>
+              <w:bottom w:val="single" w:space="0" w:color="D3D3D3"/>
+              <w:start w:val="single" w:space="0" w:color="D3D3D3"/>
+              <w:end w:val="single" w:space="0" w:color="D3D3D3"/>
+            </w:tcBorders>
+          </w:tcPr>
+          <w:p>
+            <w:pPr>
+              <w:spacing w:before="0" w:after="60"/>
+              <w:keepNext/>
+              <w:jc w:val="start"/>
+            </w:pPr>
+            <w:r>
+              <w:rPr>
+                <w:rFonts w:ascii="Calibri" w:hAnsi="Calibri"/>
+                <w:sz w:val="20"/>
+              </w:rPr>
+              <w:t xml:space="default">Hurricane</w:t>
+            </w:r>
+          </w:p>
+        </w:tc>
+        <w:tc>
+          <w:tcPr>
+            <w:tcBorders>
+              <w:top w:val="single" w:space="0" w:color="D3D3D3"/>
+              <w:bottom w:val="single" w:space="0" w:color="D3D3D3"/>
+              <w:start w:val="single" w:space="0" w:color="D3D3D3"/>
+              <w:end w:val="single" w:space="0" w:color="D3D3D3"/>
+            </w:tcBorders>
+          </w:tcPr>
+          <w:p>
+            <w:pPr>
+              <w:spacing w:before="0" w:after="60"/>
+              <w:keepNext/>
+              <w:jc w:val="start"/>
+            </w:pPr>
+            <w:r>
+              <w:rPr>
+                <w:rFonts w:ascii="Calibri" w:hAnsi="Calibri"/>
+                <w:sz w:val="20"/>
+              </w:rPr>
+              <w:t xml:space="default">0.00024</w:t>
+            </w:r>
+          </w:p>
+        </w:tc>
+        <w:tc>
+          <w:tcPr>
+            <w:tcBorders>
+              <w:top w:val="single" w:space="0" w:color="D3D3D3"/>
+              <w:bottom w:val="single" w:space="0" w:color="D3D3D3"/>
+              <w:start w:val="single" w:space="0" w:color="D3D3D3"/>
+              <w:end w:val="single" w:space="0" w:color="D3D3D3"/>
+            </w:tcBorders>
+          </w:tcPr>
+          <w:p>
+            <w:pPr>
+              <w:spacing w:before="0" w:after="60"/>
+              <w:keepNext/>
+              <w:jc w:val="end"/>
+            </w:pPr>
+            <w:r>
+              <w:rPr>
+                <w:rFonts w:ascii="Calibri" w:hAnsi="Calibri"/>
+                <w:sz w:val="20"/>
+              </w:rPr>
+              <w:t xml:space="default">0.083</w:t>
+            </w:r>
+          </w:p>
+        </w:tc>
+        <w:tc>
+          <w:tcPr>
+            <w:tcBorders>
+              <w:top w:val="single" w:space="0" w:color="D3D3D3"/>
+              <w:bottom w:val="single" w:space="0" w:color="D3D3D3"/>
+              <w:start w:val="single" w:space="0" w:color="D3D3D3"/>
+              <w:end w:val="single" w:space="0" w:color="D3D3D3"/>
+            </w:tcBorders>
+          </w:tcPr>
+          <w:p>
+            <w:pPr>
+              <w:spacing w:before="0" w:after="60"/>
+              <w:keepNext/>
+              <w:jc w:val="end"/>
+            </w:pPr>
+            <w:r>
+              <w:rPr>
+                <w:rFonts w:ascii="Calibri" w:hAnsi="Calibri"/>
+                <w:sz w:val="20"/>
+              </w:rPr>
+              <w:t xml:space="default">0.1</w:t>
+            </w:r>
+          </w:p>
+        </w:tc>
+        <w:tc>
+          <w:tcPr>
+            <w:tcBorders>
+              <w:top w:val="single" w:space="0" w:color="D3D3D3"/>
+              <w:bottom w:val="single" w:space="0" w:color="D3D3D3"/>
+              <w:start w:val="single" w:space="0" w:color="D3D3D3"/>
+              <w:end w:val="single" w:space="0" w:color="D3D3D3"/>
+            </w:tcBorders>
+          </w:tcPr>
+          <w:p>
+            <w:pPr>
+              <w:spacing w:before="0" w:after="60"/>
+              <w:keepNext/>
+              <w:jc w:val="end"/>
+            </w:pPr>
+            <w:r>
+              <w:rPr>
+                <w:rFonts w:ascii="Calibri" w:hAnsi="Calibri"/>
+                <w:sz w:val="20"/>
+              </w:rPr>
+              <w:t xml:space="default">98</w:t>
+            </w:r>
+          </w:p>
+        </w:tc>
+      </w:tr>
+      <w:tr>
+        <w:trPr>
+          <w:cantSplit/>
+        </w:trPr>
+        <w:tc>
+          <w:tcPr>
+            <w:tcBorders>
+              <w:top w:val="single" w:space="0" w:color="D3D3D3"/>
+              <w:bottom w:val="single" w:space="0" w:color="D3D3D3"/>
+              <w:start w:val="single" w:space="0" w:color="D3D3D3"/>
+              <w:end w:val="single" w:space="0" w:color="D3D3D3"/>
+            </w:tcBorders>
+          </w:tcPr>
+          <w:p>
+            <w:pPr>
+              <w:spacing w:before="0" w:after="60"/>
+              <w:keepNext/>
+              <w:jc w:val="center"/>
+            </w:pPr>
+            <w:r>
+              <w:rPr>
+                <w:rFonts w:ascii="Calibri" w:hAnsi="Calibri"/>
+                <w:sz w:val="20"/>
+              </w:rPr>
+              <w:t xml:space="default">Combined</w:t>
+            </w:r>
+          </w:p>
+        </w:tc>
+        <w:tc>
+          <w:tcPr>
+            <w:tcBorders>
+              <w:top w:val="single" w:space="0" w:color="D3D3D3"/>
+              <w:bottom w:val="single" w:space="0" w:color="D3D3D3"/>
+              <w:start w:val="single" w:space="0" w:color="D3D3D3"/>
+              <w:end w:val="single" w:space="0" w:color="D3D3D3"/>
+            </w:tcBorders>
+          </w:tcPr>
+          <w:p>
+            <w:pPr>
+              <w:spacing w:before="0" w:after="60"/>
+              <w:keepNext/>
+              <w:jc w:val="start"/>
+            </w:pPr>
+            <w:r>
+              <w:rPr>
+                <w:rFonts w:ascii="Calibri" w:hAnsi="Calibri"/>
+                <w:sz w:val="20"/>
+              </w:rPr>
+              <w:t xml:space="default">M7_av</w:t>
+            </w:r>
+          </w:p>
+        </w:tc>
+        <w:tc>
+          <w:tcPr>
+            <w:tcBorders>
+              <w:top w:val="single" w:space="0" w:color="D3D3D3"/>
+              <w:bottom w:val="single" w:space="0" w:color="D3D3D3"/>
+              <w:start w:val="single" w:space="0" w:color="D3D3D3"/>
+              <w:end w:val="single" w:space="0" w:color="D3D3D3"/>
+            </w:tcBorders>
+          </w:tcPr>
+          <w:p>
+            <w:pPr>
+              <w:spacing w:before="0" w:after="60"/>
+              <w:keepNext/>
+              <w:jc w:val="start"/>
+            </w:pPr>
+            <w:r>
+              <w:rPr>
+                <w:rFonts w:ascii="Calibri" w:hAnsi="Calibri"/>
+                <w:sz w:val="20"/>
+              </w:rPr>
+              <w:t xml:space="default">s(GMHT_CPS0_30N)</w:t>
+            </w:r>
+          </w:p>
+        </w:tc>
+        <w:tc>
+          <w:tcPr>
+            <w:tcBorders>
+              <w:top w:val="single" w:space="0" w:color="D3D3D3"/>
+              <w:bottom w:val="single" w:space="0" w:color="D3D3D3"/>
+              <w:start w:val="single" w:space="0" w:color="D3D3D3"/>
+              <w:end w:val="single" w:space="0" w:color="D3D3D3"/>
+            </w:tcBorders>
+          </w:tcPr>
+          <w:p>
+            <w:pPr>
+              <w:spacing w:before="0" w:after="60"/>
+              <w:keepNext/>
+              <w:jc w:val="start"/>
+            </w:pPr>
+            <w:r>
+              <w:rPr>
+                <w:rFonts w:ascii="Calibri" w:hAnsi="Calibri"/>
+                <w:sz w:val="20"/>
+              </w:rPr>
+              <w:t xml:space="default">0.58</w:t>
+            </w:r>
+          </w:p>
+        </w:tc>
+        <w:tc>
+          <w:tcPr>
+            <w:tcBorders>
+              <w:top w:val="single" w:space="0" w:color="D3D3D3"/>
+              <w:bottom w:val="single" w:space="0" w:color="D3D3D3"/>
+              <w:start w:val="single" w:space="0" w:color="D3D3D3"/>
+              <w:end w:val="single" w:space="0" w:color="D3D3D3"/>
+            </w:tcBorders>
+          </w:tcPr>
+          <w:p>
+            <w:pPr>
+              <w:spacing w:before="0" w:after="60"/>
+              <w:keepNext/>
+              <w:jc w:val="end"/>
+            </w:pPr>
+            <w:r>
+              <w:rPr>
+                <w:rFonts w:ascii="Calibri" w:hAnsi="Calibri"/>
+                <w:sz w:val="20"/>
+              </w:rPr>
+              <w:t xml:space="default">0.69</w:t>
+            </w:r>
+          </w:p>
+        </w:tc>
+        <w:tc>
+          <w:tcPr>
+            <w:tcBorders>
+              <w:top w:val="single" w:space="0" w:color="D3D3D3"/>
+              <w:bottom w:val="single" w:space="0" w:color="D3D3D3"/>
+              <w:start w:val="single" w:space="0" w:color="D3D3D3"/>
+              <w:end w:val="single" w:space="0" w:color="D3D3D3"/>
+            </w:tcBorders>
+          </w:tcPr>
+          <w:p>
+            <w:pPr>
+              <w:spacing w:before="0" w:after="60"/>
+              <w:keepNext/>
+              <w:jc w:val="end"/>
+            </w:pPr>
+            <w:r>
+              <w:rPr>
+                <w:rFonts w:ascii="Calibri" w:hAnsi="Calibri"/>
+                <w:sz w:val="20"/>
+              </w:rPr>
+              <w:t xml:space="default">3.9</w:t>
+            </w:r>
+          </w:p>
+        </w:tc>
+        <w:tc>
+          <w:tcPr>
+            <w:tcBorders>
+              <w:top w:val="single" w:space="0" w:color="D3D3D3"/>
+              <w:bottom w:val="single" w:space="0" w:color="D3D3D3"/>
+              <w:start w:val="single" w:space="0" w:color="D3D3D3"/>
+              <w:end w:val="single" w:space="0" w:color="D3D3D3"/>
+            </w:tcBorders>
+          </w:tcPr>
+          <w:p>
+            <w:pPr>
+              <w:spacing w:before="0" w:after="60"/>
+              <w:keepNext/>
+              <w:jc w:val="end"/>
+            </w:pPr>
+            <w:r>
+              <w:rPr>
+                <w:rFonts w:ascii="Calibri" w:hAnsi="Calibri"/>
+                <w:sz w:val="20"/>
+              </w:rPr>
+              <w:t xml:space="default">0</w:t>
+            </w:r>
+          </w:p>
+        </w:tc>
+      </w:tr>
+      <w:tr>
+        <w:trPr>
+          <w:cantSplit/>
+        </w:trPr>
+        <w:tc>
+          <w:tcPr>
+            <w:tcBorders>
+              <w:top w:val="single" w:space="0" w:color="D3D3D3"/>
+              <w:bottom w:val="single" w:space="0" w:color="D3D3D3"/>
+              <w:start w:val="single" w:space="0" w:color="D3D3D3"/>
+              <w:end w:val="single" w:space="0" w:color="D3D3D3"/>
+            </w:tcBorders>
+          </w:tcPr>
+          <w:p>
+            <w:pPr>
+              <w:spacing w:before="0" w:after="60"/>
+              <w:keepNext/>
+              <w:jc w:val="center"/>
+            </w:pPr>
+            <w:r>
+              <w:rPr>
+                <w:rFonts w:ascii="Calibri" w:hAnsi="Calibri"/>
+                <w:sz w:val="20"/>
+              </w:rPr>
+              <w:t xml:space="default">Combined</w:t>
+            </w:r>
+          </w:p>
+        </w:tc>
+        <w:tc>
+          <w:tcPr>
+            <w:tcBorders>
+              <w:top w:val="single" w:space="0" w:color="D3D3D3"/>
+              <w:bottom w:val="single" w:space="0" w:color="D3D3D3"/>
+              <w:start w:val="single" w:space="0" w:color="D3D3D3"/>
+              <w:end w:val="single" w:space="0" w:color="D3D3D3"/>
+            </w:tcBorders>
+          </w:tcPr>
+          <w:p>
+            <w:pPr>
+              <w:spacing w:before="0" w:after="60"/>
+              <w:keepNext/>
+              <w:jc w:val="start"/>
+            </w:pPr>
+            <w:r>
+              <w:rPr>
+                <w:rFonts w:ascii="Calibri" w:hAnsi="Calibri"/>
+                <w:sz w:val="20"/>
+              </w:rPr>
+              <w:t xml:space="default">M7_av</w:t>
+            </w:r>
+          </w:p>
+        </w:tc>
+        <w:tc>
+          <w:tcPr>
+            <w:tcBorders>
+              <w:top w:val="single" w:space="0" w:color="D3D3D3"/>
+              <w:bottom w:val="single" w:space="0" w:color="D3D3D3"/>
+              <w:start w:val="single" w:space="0" w:color="D3D3D3"/>
+              <w:end w:val="single" w:space="0" w:color="D3D3D3"/>
+            </w:tcBorders>
+          </w:tcPr>
+          <w:p>
+            <w:pPr>
+              <w:spacing w:before="0" w:after="60"/>
+              <w:keepNext/>
+              <w:jc w:val="start"/>
+            </w:pPr>
+            <w:r>
+              <w:rPr>
+                <w:rFonts w:ascii="Calibri" w:hAnsi="Calibri"/>
+                <w:sz w:val="20"/>
+              </w:rPr>
+              <w:t xml:space="default">s(dT_raw)</w:t>
+            </w:r>
+          </w:p>
+        </w:tc>
+        <w:tc>
+          <w:tcPr>
+            <w:tcBorders>
+              <w:top w:val="single" w:space="0" w:color="D3D3D3"/>
+              <w:bottom w:val="single" w:space="0" w:color="D3D3D3"/>
+              <w:start w:val="single" w:space="0" w:color="D3D3D3"/>
+              <w:end w:val="single" w:space="0" w:color="D3D3D3"/>
+            </w:tcBorders>
+          </w:tcPr>
+          <w:p>
+            <w:pPr>
+              <w:spacing w:before="0" w:after="60"/>
+              <w:keepNext/>
+              <w:jc w:val="start"/>
+            </w:pPr>
+            <w:r>
+              <w:rPr>
+                <w:rFonts w:ascii="Calibri" w:hAnsi="Calibri"/>
+                <w:sz w:val="20"/>
+              </w:rPr>
+              <w:t xml:space="default">0.96</w:t>
+            </w:r>
+          </w:p>
+        </w:tc>
+        <w:tc>
+          <w:tcPr>
+            <w:tcBorders>
+              <w:top w:val="single" w:space="0" w:color="D3D3D3"/>
+              <w:bottom w:val="single" w:space="0" w:color="D3D3D3"/>
+              <w:start w:val="single" w:space="0" w:color="D3D3D3"/>
+              <w:end w:val="single" w:space="0" w:color="D3D3D3"/>
+            </w:tcBorders>
+          </w:tcPr>
+          <w:p>
+            <w:pPr>
+              <w:spacing w:before="0" w:after="60"/>
+              <w:keepNext/>
+              <w:jc w:val="end"/>
+            </w:pPr>
+            <w:r>
+              <w:rPr>
+                <w:rFonts w:ascii="Calibri" w:hAnsi="Calibri"/>
+                <w:sz w:val="20"/>
+              </w:rPr>
+              <w:t xml:space="default">0.99</w:t>
+            </w:r>
+          </w:p>
+        </w:tc>
+        <w:tc>
+          <w:tcPr>
+            <w:tcBorders>
+              <w:top w:val="single" w:space="0" w:color="D3D3D3"/>
+              <w:bottom w:val="single" w:space="0" w:color="D3D3D3"/>
+              <w:start w:val="single" w:space="0" w:color="D3D3D3"/>
+              <w:end w:val="single" w:space="0" w:color="D3D3D3"/>
+            </w:tcBorders>
+          </w:tcPr>
+          <w:p>
+            <w:pPr>
+              <w:spacing w:before="0" w:after="60"/>
+              <w:keepNext/>
+              <w:jc w:val="end"/>
+            </w:pPr>
+            <w:r>
+              <w:rPr>
+                <w:rFonts w:ascii="Calibri" w:hAnsi="Calibri"/>
+                <w:sz w:val="20"/>
+              </w:rPr>
+              <w:t xml:space="default">3.9</w:t>
+            </w:r>
+          </w:p>
+        </w:tc>
+        <w:tc>
+          <w:tcPr>
+            <w:tcBorders>
+              <w:top w:val="single" w:space="0" w:color="D3D3D3"/>
+              <w:bottom w:val="single" w:space="0" w:color="D3D3D3"/>
+              <w:start w:val="single" w:space="0" w:color="D3D3D3"/>
+              <w:end w:val="single" w:space="0" w:color="D3D3D3"/>
+            </w:tcBorders>
+          </w:tcPr>
+          <w:p>
+            <w:pPr>
+              <w:spacing w:before="0" w:after="60"/>
+              <w:keepNext/>
+              <w:jc w:val="end"/>
+            </w:pPr>
+            <w:r>
+              <w:rPr>
+                <w:rFonts w:ascii="Calibri" w:hAnsi="Calibri"/>
+                <w:sz w:val="20"/>
+              </w:rPr>
+              <w:t xml:space="default">0</w:t>
+            </w:r>
+          </w:p>
+        </w:tc>
+      </w:tr>
+      <w:tr>
+        <w:trPr>
+          <w:cantSplit/>
+        </w:trPr>
+        <w:tc>
+          <w:tcPr>
+            <w:tcBorders>
+              <w:top w:val="single" w:space="0" w:color="D3D3D3"/>
+              <w:bottom w:val="single" w:space="0" w:color="D3D3D3"/>
+              <w:start w:val="single" w:space="0" w:color="D3D3D3"/>
+              <w:end w:val="single" w:space="0" w:color="D3D3D3"/>
+            </w:tcBorders>
+          </w:tcPr>
+          <w:p>
+            <w:pPr>
+              <w:spacing w:before="0" w:after="60"/>
+              <w:keepNext/>
+              <w:jc w:val="center"/>
+            </w:pPr>
+            <w:r>
+              <w:rPr>
+                <w:rFonts w:ascii="Calibri" w:hAnsi="Calibri"/>
+                <w:sz w:val="20"/>
+              </w:rPr>
+              <w:t xml:space="default">Combined</w:t>
+            </w:r>
+          </w:p>
+        </w:tc>
+        <w:tc>
+          <w:tcPr>
+            <w:tcBorders>
+              <w:top w:val="single" w:space="0" w:color="D3D3D3"/>
+              <w:bottom w:val="single" w:space="0" w:color="D3D3D3"/>
+              <w:start w:val="single" w:space="0" w:color="D3D3D3"/>
+              <w:end w:val="single" w:space="0" w:color="D3D3D3"/>
+            </w:tcBorders>
+          </w:tcPr>
+          <w:p>
+            <w:pPr>
+              <w:spacing w:before="0" w:after="60"/>
+              <w:keepNext/>
+              <w:jc w:val="start"/>
+            </w:pPr>
+            <w:r>
+              <w:rPr>
+                <w:rFonts w:ascii="Calibri" w:hAnsi="Calibri"/>
+                <w:sz w:val="20"/>
+              </w:rPr>
+              <w:t xml:space="default">M7_av</w:t>
+            </w:r>
+          </w:p>
+        </w:tc>
+        <w:tc>
+          <w:tcPr>
+            <w:tcBorders>
+              <w:top w:val="single" w:space="0" w:color="D3D3D3"/>
+              <w:bottom w:val="single" w:space="0" w:color="D3D3D3"/>
+              <w:start w:val="single" w:space="0" w:color="D3D3D3"/>
+              <w:end w:val="single" w:space="0" w:color="D3D3D3"/>
+            </w:tcBorders>
+          </w:tcPr>
+          <w:p>
+            <w:pPr>
+              <w:spacing w:before="0" w:after="60"/>
+              <w:keepNext/>
+              <w:jc w:val="start"/>
+            </w:pPr>
+            <w:r>
+              <w:rPr>
+                <w:rFonts w:ascii="Calibri" w:hAnsi="Calibri"/>
+                <w:sz w:val="20"/>
+              </w:rPr>
+              <w:t xml:space="default">s(Hur100_av)</w:t>
+            </w:r>
+          </w:p>
+        </w:tc>
+        <w:tc>
+          <w:tcPr>
+            <w:tcBorders>
+              <w:top w:val="single" w:space="0" w:color="D3D3D3"/>
+              <w:bottom w:val="single" w:space="0" w:color="D3D3D3"/>
+              <w:start w:val="single" w:space="0" w:color="D3D3D3"/>
+              <w:end w:val="single" w:space="0" w:color="D3D3D3"/>
+            </w:tcBorders>
+          </w:tcPr>
+          <w:p>
+            <w:pPr>
+              <w:spacing w:before="0" w:after="60"/>
+              <w:keepNext/>
+              <w:jc w:val="start"/>
+            </w:pPr>
+            <w:r>
+              <w:rPr>
+                <w:rFonts w:ascii="Calibri" w:hAnsi="Calibri"/>
+                <w:sz w:val="20"/>
+              </w:rPr>
+              <w:t xml:space="default">0.53</w:t>
+            </w:r>
+          </w:p>
+        </w:tc>
+        <w:tc>
+          <w:tcPr>
+            <w:tcBorders>
+              <w:top w:val="single" w:space="0" w:color="D3D3D3"/>
+              <w:bottom w:val="single" w:space="0" w:color="D3D3D3"/>
+              <w:start w:val="single" w:space="0" w:color="D3D3D3"/>
+              <w:end w:val="single" w:space="0" w:color="D3D3D3"/>
+            </w:tcBorders>
+          </w:tcPr>
+          <w:p>
+            <w:pPr>
+              <w:spacing w:before="0" w:after="60"/>
+              <w:keepNext/>
+              <w:jc w:val="end"/>
+            </w:pPr>
+            <w:r>
+              <w:rPr>
+                <w:rFonts w:ascii="Calibri" w:hAnsi="Calibri"/>
+                <w:sz w:val="20"/>
+              </w:rPr>
+              <w:t xml:space="default">0.69</w:t>
+            </w:r>
+          </w:p>
+        </w:tc>
+        <w:tc>
+          <w:tcPr>
+            <w:tcBorders>
+              <w:top w:val="single" w:space="0" w:color="D3D3D3"/>
+              <w:bottom w:val="single" w:space="0" w:color="D3D3D3"/>
+              <w:start w:val="single" w:space="0" w:color="D3D3D3"/>
+              <w:end w:val="single" w:space="0" w:color="D3D3D3"/>
+            </w:tcBorders>
+          </w:tcPr>
+          <w:p>
+            <w:pPr>
+              <w:spacing w:before="0" w:after="60"/>
+              <w:keepNext/>
+              <w:jc w:val="end"/>
+            </w:pPr>
+            <w:r>
+              <w:rPr>
+                <w:rFonts w:ascii="Calibri" w:hAnsi="Calibri"/>
+                <w:sz w:val="20"/>
+              </w:rPr>
+              <w:t xml:space="default">3.2</w:t>
+            </w:r>
+          </w:p>
+        </w:tc>
+        <w:tc>
+          <w:tcPr>
+            <w:tcBorders>
+              <w:top w:val="single" w:space="0" w:color="D3D3D3"/>
+              <w:bottom w:val="single" w:space="0" w:color="D3D3D3"/>
+              <w:start w:val="single" w:space="0" w:color="D3D3D3"/>
+              <w:end w:val="single" w:space="0" w:color="D3D3D3"/>
+            </w:tcBorders>
+          </w:tcPr>
+          <w:p>
+            <w:pPr>
+              <w:spacing w:before="0" w:after="60"/>
+              <w:keepNext/>
+              <w:jc w:val="end"/>
+            </w:pPr>
+            <w:r>
+              <w:rPr>
+                <w:rFonts w:ascii="Calibri" w:hAnsi="Calibri"/>
+                <w:sz w:val="20"/>
+              </w:rPr>
+              <w:t xml:space="default">0</w:t>
             </w:r>
           </w:p>
         </w:tc>
